--- a/WebContent/docx/消化道肿瘤50基因检测-阿克曼-单样本.docx
+++ b/WebContent/docx/消化道肿瘤50基因检测-阿克曼-单样本.docx
@@ -511,8 +511,6 @@
           <w:docGrid w:linePitch="0" w:charSpace="0"/>
         </w:sectPr>
       </w:pPr>
-      <w:bookmarkStart w:id="155" w:name="_GoBack"/>
-      <w:bookmarkEnd w:id="155"/>
       <w:r>
         <w:rPr>
           <w:lang w:eastAsia="zh-CN"/>
@@ -3754,16 +3752,16 @@
           </w14:shadow>
         </w:rPr>
       </w:pPr>
-      <w:bookmarkStart w:id="2" w:name="_Toc21009_WPSOffice_Level1"/>
-      <w:bookmarkStart w:id="3" w:name="_Toc30143_WPSOffice_Level1"/>
-      <w:bookmarkStart w:id="4" w:name="_Toc24397"/>
-      <w:bookmarkStart w:id="5" w:name="_Toc10446"/>
-      <w:bookmarkStart w:id="6" w:name="_Toc24178_WPSOffice_Level1"/>
-      <w:bookmarkStart w:id="7" w:name="_Toc21669"/>
-      <w:bookmarkStart w:id="8" w:name="_Toc32054"/>
+      <w:bookmarkStart w:id="2" w:name="_Toc10446"/>
+      <w:bookmarkStart w:id="3" w:name="_Toc24178_WPSOffice_Level1"/>
+      <w:bookmarkStart w:id="4" w:name="_Toc21009_WPSOffice_Level1"/>
+      <w:bookmarkStart w:id="5" w:name="_Toc24397"/>
+      <w:bookmarkStart w:id="6" w:name="_Toc21669"/>
+      <w:bookmarkStart w:id="7" w:name="_Toc32054"/>
+      <w:bookmarkStart w:id="8" w:name="_Toc30143_WPSOffice_Level1"/>
       <w:bookmarkStart w:id="9" w:name="_Toc4788"/>
-      <w:bookmarkStart w:id="10" w:name="_Toc27500"/>
-      <w:bookmarkStart w:id="11" w:name="_Toc13806"/>
+      <w:bookmarkStart w:id="10" w:name="_Toc13806"/>
+      <w:bookmarkStart w:id="11" w:name="_Toc27500"/>
       <w:r>
         <w:rPr>
           <w:rFonts w:ascii="Times New Roman" w:hAnsi="Times New Roman"/>
@@ -4637,10 +4635,10 @@
           </w14:shadow>
         </w:rPr>
       </w:pPr>
-      <w:bookmarkStart w:id="12" w:name="_Toc10518"/>
-      <w:bookmarkStart w:id="13" w:name="_Toc17451"/>
+      <w:bookmarkStart w:id="12" w:name="_Toc19594"/>
+      <w:bookmarkStart w:id="13" w:name="_Toc10518"/>
       <w:bookmarkStart w:id="14" w:name="_Toc18062_WPSOffice_Level1"/>
-      <w:bookmarkStart w:id="15" w:name="_Toc19594"/>
+      <w:bookmarkStart w:id="15" w:name="_Toc17451"/>
       <w:bookmarkStart w:id="16" w:name="_Toc7021_WPSOffice_Level1"/>
       <w:bookmarkStart w:id="17" w:name="_Toc13931"/>
       <w:bookmarkStart w:id="18" w:name="_Toc25718"/>
@@ -4784,9 +4782,9 @@
       <w:bookmarkStart w:id="25" w:name="_Toc6221_WPSOffice_Level1"/>
       <w:bookmarkStart w:id="26" w:name="_Toc23369_WPSOffice_Level1"/>
       <w:bookmarkStart w:id="27" w:name="_Toc4088"/>
-      <w:bookmarkStart w:id="28" w:name="_Toc1410"/>
-      <w:bookmarkStart w:id="29" w:name="_Toc3871"/>
-      <w:bookmarkStart w:id="30" w:name="_Toc18058"/>
+      <w:bookmarkStart w:id="28" w:name="_Toc3871"/>
+      <w:bookmarkStart w:id="29" w:name="_Toc18058"/>
+      <w:bookmarkStart w:id="30" w:name="_Toc1410"/>
       <w:bookmarkStart w:id="31" w:name="_Toc6095"/>
       <w:r>
         <w:rPr>
@@ -4858,10 +4856,10 @@
         </w:rPr>
       </w:pPr>
       <w:bookmarkStart w:id="32" w:name="_Toc13550"/>
-      <w:bookmarkStart w:id="33" w:name="_Toc149837254"/>
-      <w:bookmarkStart w:id="34" w:name="_Toc26045"/>
-      <w:bookmarkStart w:id="35" w:name="_Toc32407"/>
-      <w:bookmarkStart w:id="36" w:name="_Toc15649"/>
+      <w:bookmarkStart w:id="33" w:name="_Toc15649"/>
+      <w:bookmarkStart w:id="34" w:name="_Toc32407"/>
+      <w:bookmarkStart w:id="35" w:name="_Toc26045"/>
+      <w:bookmarkStart w:id="36" w:name="_Toc149837254"/>
       <w:r>
         <w:rPr>
           <w:rFonts w:hint="eastAsia" w:ascii="Times New Roman" w:hAnsi="Times New Roman"/>
@@ -9872,12 +9870,30 @@
         <w:ind w:left="0" w:leftChars="0" w:firstLine="0"/>
         <w:textAlignment w:val="auto"/>
         <w:rPr>
+          <w:rFonts w:hint="default" w:ascii="微软雅黑" w:hAnsi="微软雅黑" w:eastAsia="微软雅黑" w:cs="微软雅黑"/>
+          <w:sz w:val="18"/>
+          <w:szCs w:val="18"/>
+          <w:lang w:val="en-US" w:eastAsia="zh-CN" w:bidi="ar"/>
+        </w:rPr>
+      </w:pPr>
+      <w:r>
+        <w:rPr>
           <w:rFonts w:ascii="微软雅黑" w:hAnsi="微软雅黑" w:eastAsia="微软雅黑" w:cs="微软雅黑"/>
           <w:sz w:val="18"/>
           <w:szCs w:val="18"/>
           <w:lang w:eastAsia="zh-CN" w:bidi="ar"/>
         </w:rPr>
-      </w:pPr>
+        <w:t>本报告只对本次采集样本负责，如有疑问，请在7个工作日内与我们联系。</w:t>
+      </w:r>
+      <w:r>
+        <w:rPr>
+          <w:rFonts w:hint="eastAsia" w:ascii="微软雅黑" w:hAnsi="微软雅黑" w:eastAsia="微软雅黑" w:cs="微软雅黑"/>
+          <w:sz w:val="18"/>
+          <w:szCs w:val="18"/>
+          <w:lang w:eastAsia="zh-CN" w:bidi="ar"/>
+        </w:rPr>
+        <w:t xml:space="preserve">{% if testedby == </w:t>
+      </w:r>
       <w:r>
         <w:rPr>
           <w:rFonts w:ascii="微软雅黑" w:hAnsi="微软雅黑" w:eastAsia="微软雅黑" w:cs="微软雅黑"/>
@@ -9885,50 +9901,32 @@
           <w:szCs w:val="18"/>
           <w:lang w:eastAsia="zh-CN" w:bidi="ar"/>
         </w:rPr>
-        <w:t>本报告只对本次采集样本负责，如有疑问，请在7个工作日内与我们联系。</w:t>
-      </w:r>
-      <w:r>
-        <w:rPr>
-          <w:rFonts w:hint="eastAsia" w:ascii="Times New Roman" w:hAnsi="Times New Roman" w:eastAsia="微软雅黑" w:cs="Times New Roman"/>
-          <w:sz w:val="24"/>
-          <w:szCs w:val="24"/>
-          <w:lang w:eastAsia="zh-CN"/>
-        </w:rPr>
-        <w:t xml:space="preserve">{% if testedby == </w:t>
-      </w:r>
-      <w:r>
-        <w:rPr>
-          <w:rFonts w:ascii="Times New Roman" w:hAnsi="Times New Roman" w:eastAsia="微软雅黑" w:cs="Times New Roman"/>
-          <w:sz w:val="24"/>
-          <w:szCs w:val="24"/>
-          <w:lang w:eastAsia="zh-CN"/>
-        </w:rPr>
         <w:t>“</w:t>
       </w:r>
       <w:r>
         <w:rPr>
-          <w:rFonts w:hint="eastAsia" w:ascii="Times New Roman" w:hAnsi="Times New Roman" w:eastAsia="微软雅黑" w:cs="Times New Roman"/>
-          <w:sz w:val="24"/>
-          <w:szCs w:val="24"/>
-          <w:lang w:eastAsia="zh-CN"/>
+          <w:rFonts w:hint="eastAsia" w:ascii="微软雅黑" w:hAnsi="微软雅黑" w:eastAsia="微软雅黑" w:cs="微软雅黑"/>
+          <w:sz w:val="18"/>
+          <w:szCs w:val="18"/>
+          <w:lang w:eastAsia="zh-CN" w:bidi="ar"/>
         </w:rPr>
         <w:t>1</w:t>
       </w:r>
       <w:r>
         <w:rPr>
-          <w:rFonts w:ascii="Times New Roman" w:hAnsi="Times New Roman" w:eastAsia="微软雅黑" w:cs="Times New Roman"/>
-          <w:sz w:val="24"/>
-          <w:szCs w:val="24"/>
-          <w:lang w:eastAsia="zh-CN"/>
+          <w:rFonts w:ascii="微软雅黑" w:hAnsi="微软雅黑" w:eastAsia="微软雅黑" w:cs="微软雅黑"/>
+          <w:sz w:val="18"/>
+          <w:szCs w:val="18"/>
+          <w:lang w:eastAsia="zh-CN" w:bidi="ar"/>
         </w:rPr>
         <w:t>”</w:t>
       </w:r>
       <w:r>
         <w:rPr>
-          <w:rFonts w:hint="eastAsia" w:ascii="Times New Roman" w:hAnsi="Times New Roman" w:eastAsia="微软雅黑" w:cs="Times New Roman"/>
-          <w:sz w:val="24"/>
-          <w:szCs w:val="24"/>
-          <w:lang w:eastAsia="zh-CN"/>
+          <w:rFonts w:hint="eastAsia" w:ascii="微软雅黑" w:hAnsi="微软雅黑" w:eastAsia="微软雅黑" w:cs="微软雅黑"/>
+          <w:sz w:val="18"/>
+          <w:szCs w:val="18"/>
+          <w:lang w:eastAsia="zh-CN" w:bidi="ar"/>
         </w:rPr>
         <w:t xml:space="preserve"> %}</w:t>
       </w:r>
@@ -9946,6 +9944,8 @@
           <w:lang w:eastAsia="zh-CN"/>
         </w:rPr>
       </w:pPr>
+      <w:bookmarkStart w:id="155" w:name="_GoBack"/>
+      <w:bookmarkEnd w:id="155"/>
       <w:r>
         <w:rPr>
           <w:sz w:val="22"/>
@@ -9956,15 +9956,15 @@
               <wp:anchor distT="0" distB="0" distL="114300" distR="114300" simplePos="0" relativeHeight="251663360" behindDoc="0" locked="0" layoutInCell="1" allowOverlap="1">
                 <wp:simplePos x="0" y="0"/>
                 <wp:positionH relativeFrom="column">
-                  <wp:posOffset>2806700</wp:posOffset>
+                  <wp:posOffset>2775585</wp:posOffset>
                 </wp:positionH>
                 <wp:positionV relativeFrom="paragraph">
-                  <wp:posOffset>33020</wp:posOffset>
+                  <wp:posOffset>80010</wp:posOffset>
                 </wp:positionV>
-                <wp:extent cx="2906395" cy="466090"/>
-                <wp:effectExtent l="0" t="0" r="4445" b="6985"/>
+                <wp:extent cx="2571115" cy="410210"/>
+                <wp:effectExtent l="0" t="0" r="4445" b="1270"/>
                 <wp:wrapNone/>
-                <wp:docPr id="53" name="组合 6"/>
+                <wp:docPr id="35" name="组合 16"/>
                 <wp:cNvGraphicFramePr/>
                 <a:graphic xmlns:a="http://schemas.openxmlformats.org/drawingml/2006/main">
                   <a:graphicData uri="http://schemas.microsoft.com/office/word/2010/wordprocessingGroup">
@@ -9972,15 +9972,15 @@
                       <wpg:cNvGrpSpPr/>
                       <wpg:grpSpPr>
                         <a:xfrm rot="0">
-                          <a:off x="3454400" y="1047750"/>
-                          <a:ext cx="2906395" cy="466090"/>
-                          <a:chOff x="10964" y="4438"/>
-                          <a:chExt cx="4577" cy="734"/>
+                          <a:off x="3423285" y="2708910"/>
+                          <a:ext cx="2571115" cy="410210"/>
+                          <a:chOff x="17956" y="38313"/>
+                          <a:chExt cx="4049" cy="646"/>
                         </a:xfrm>
                       </wpg:grpSpPr>
                       <pic:pic xmlns:pic="http://schemas.openxmlformats.org/drawingml/2006/picture">
                         <pic:nvPicPr>
-                          <pic:cNvPr id="30" name="图片 30" descr="微信图片_20220215110121"/>
+                          <pic:cNvPr id="3" name="图片 29" descr="IMG_256"/>
                           <pic:cNvPicPr>
                             <a:picLocks noChangeAspect="1"/>
                           </pic:cNvPicPr>
@@ -9989,18 +9989,17 @@
                           <a:blip r:embed="rId11">
                             <a:clrChange>
                               <a:clrFrom>
-                                <a:srgbClr val="A09D98">
+                                <a:srgbClr val="FFFFFF">
                                   <a:alpha val="100000"/>
                                 </a:srgbClr>
                               </a:clrFrom>
                               <a:clrTo>
-                                <a:srgbClr val="A09D98">
+                                <a:srgbClr val="FFFFFF">
                                   <a:alpha val="100000"/>
                                   <a:alpha val="0"/>
                                 </a:srgbClr>
                               </a:clrTo>
                             </a:clrChange>
-                            <a:biLevel thresh="50000"/>
                           </a:blip>
                           <a:stretch>
                             <a:fillRect/>
@@ -10008,51 +10007,40 @@
                         </pic:blipFill>
                         <pic:spPr>
                           <a:xfrm>
-                            <a:off x="10964" y="4458"/>
-                            <a:ext cx="1234" cy="715"/>
+                            <a:off x="21031" y="38313"/>
+                            <a:ext cx="975" cy="570"/>
                           </a:xfrm>
                           <a:prstGeom prst="rect">
                             <a:avLst/>
                           </a:prstGeom>
+                          <a:noFill/>
+                          <a:ln w="9525">
+                            <a:noFill/>
+                          </a:ln>
                         </pic:spPr>
                       </pic:pic>
                       <pic:pic xmlns:pic="http://schemas.openxmlformats.org/drawingml/2006/picture">
                         <pic:nvPicPr>
-                          <pic:cNvPr id="21" name="图片 34" descr="晓敏"/>
+                          <pic:cNvPr id="15" name="图片 15" descr="c9514d16fd70679bf0495aeebb03c72d_compress"/>
                           <pic:cNvPicPr>
                             <a:picLocks noChangeAspect="1"/>
                           </pic:cNvPicPr>
                         </pic:nvPicPr>
                         <pic:blipFill>
-                          <a:blip r:embed="rId12">
-                            <a:clrChange>
-                              <a:clrFrom>
-                                <a:srgbClr val="949FA1"/>
-                              </a:clrFrom>
-                              <a:clrTo>
-                                <a:srgbClr val="949FA1">
-                                  <a:alpha val="0"/>
-                                </a:srgbClr>
-                              </a:clrTo>
-                            </a:clrChange>
-                          </a:blip>
-                          <a:srcRect l="34062" t="26445" r="34097" b="9325"/>
+                          <a:blip r:embed="rId12"/>
+                          <a:srcRect l="21003" t="56913" r="27176" b="26386"/>
                           <a:stretch>
                             <a:fillRect/>
                           </a:stretch>
                         </pic:blipFill>
                         <pic:spPr>
-                          <a:xfrm rot="16200000">
-                            <a:off x="14524" y="3981"/>
-                            <a:ext cx="560" cy="1475"/>
+                          <a:xfrm>
+                            <a:off x="17956" y="38485"/>
+                            <a:ext cx="1550" cy="475"/>
                           </a:xfrm>
                           <a:prstGeom prst="rect">
                             <a:avLst/>
                           </a:prstGeom>
-                          <a:noFill/>
-                          <a:ln>
-                            <a:noFill/>
-                          </a:ln>
                         </pic:spPr>
                       </pic:pic>
                     </wpg:wgp>
@@ -10063,18 +10051,18 @@
           </mc:Choice>
           <mc:Fallback>
             <w:pict>
-              <v:group id="组合 6" o:spid="_x0000_s1026" o:spt="203" style="position:absolute;left:0pt;margin-left:221pt;margin-top:2.6pt;height:36.7pt;width:228.85pt;z-index:251663360;mso-width-relative:page;mso-height-relative:page;" coordorigin="10964,4438" coordsize="4577,734" o:gfxdata="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">
+              <v:group id="组合 16" o:spid="_x0000_s1026" o:spt="203" style="position:absolute;left:0pt;margin-left:218.55pt;margin-top:6.3pt;height:32.3pt;width:202.45pt;z-index:251663360;mso-width-relative:page;mso-height-relative:page;" coordorigin="17956,38313" coordsize="4049,646" o:gfxdata="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">
                 <o:lock v:ext="edit" aspectratio="f"/>
-                <v:shape id="_x0000_s1026" o:spid="_x0000_s1026" o:spt="75" alt="微信图片_20220215110121" type="#_x0000_t75" style="position:absolute;left:10964;top:4458;height:715;width:1234;" filled="f" o:preferrelative="t" stroked="f" coordsize="21600,21600" o:gfxdata="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">
+                <v:shape id="图片 29" o:spid="_x0000_s1026" o:spt="75" alt="IMG_256" type="#_x0000_t75" style="position:absolute;left:21031;top:38313;height:570;width:975;" filled="f" o:preferrelative="t" stroked="f" coordsize="21600,21600" o:gfxdata="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">
                   <v:fill on="f" focussize="0,0"/>
                   <v:stroke on="f"/>
-                  <v:imagedata r:id="rId11" grayscale="t" bilevel="t" chromakey="#A09D98" o:title=""/>
+                  <v:imagedata r:id="rId11" chromakey="#FFFFFF" o:title=""/>
                   <o:lock v:ext="edit" aspectratio="t"/>
                 </v:shape>
-                <v:shape id="图片 34" o:spid="_x0000_s1026" o:spt="75" alt="晓敏" type="#_x0000_t75" style="position:absolute;left:14524;top:3981;height:1475;width:560;rotation:-5898240f;" filled="f" o:preferrelative="t" stroked="f" coordsize="21600,21600" o:gfxdata="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">
+                <v:shape id="_x0000_s1026" o:spid="_x0000_s1026" o:spt="75" alt="c9514d16fd70679bf0495aeebb03c72d_compress" type="#_x0000_t75" style="position:absolute;left:17956;top:38485;height:475;width:1550;" filled="f" o:preferrelative="t" stroked="f" coordsize="21600,21600" o:gfxdata="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">
                   <v:fill on="f" focussize="0,0"/>
                   <v:stroke on="f"/>
-                  <v:imagedata r:id="rId12" cropleft="22323f" croptop="17331f" cropright="22346f" cropbottom="6111f" chromakey="#949FA1" o:title=""/>
+                  <v:imagedata r:id="rId12" cropleft="13765f" croptop="37299f" cropright="17810f" cropbottom="17292f" o:title=""/>
                   <o:lock v:ext="edit" aspectratio="t"/>
                 </v:shape>
               </v:group>
@@ -10447,8 +10435,9 @@
     <w:p>
       <w:pPr>
         <w:rPr>
+          <w:rFonts w:hint="default"/>
           <w:sz w:val="24"/>
-          <w:lang w:eastAsia="zh-CN"/>
+          <w:lang w:val="en-US" w:eastAsia="zh-CN"/>
         </w:rPr>
       </w:pPr>
     </w:p>
@@ -10469,15 +10458,15 @@
               <wp:anchor distT="0" distB="0" distL="114300" distR="114300" simplePos="0" relativeHeight="251664384" behindDoc="0" locked="0" layoutInCell="1" allowOverlap="1">
                 <wp:simplePos x="0" y="0"/>
                 <wp:positionH relativeFrom="column">
-                  <wp:posOffset>2767330</wp:posOffset>
+                  <wp:posOffset>2775585</wp:posOffset>
                 </wp:positionH>
                 <wp:positionV relativeFrom="paragraph">
-                  <wp:posOffset>26035</wp:posOffset>
+                  <wp:posOffset>89535</wp:posOffset>
                 </wp:positionV>
-                <wp:extent cx="2779395" cy="453390"/>
-                <wp:effectExtent l="0" t="0" r="9525" b="3810"/>
+                <wp:extent cx="2675255" cy="361950"/>
+                <wp:effectExtent l="0" t="0" r="0" b="3810"/>
                 <wp:wrapNone/>
-                <wp:docPr id="56" name="组合 1"/>
+                <wp:docPr id="37" name="组合 30"/>
                 <wp:cNvGraphicFramePr/>
                 <a:graphic xmlns:a="http://schemas.openxmlformats.org/drawingml/2006/main">
                   <a:graphicData uri="http://schemas.microsoft.com/office/word/2010/wordprocessingGroup">
@@ -10485,54 +10474,39 @@
                       <wpg:cNvGrpSpPr/>
                       <wpg:grpSpPr>
                         <a:xfrm rot="0">
-                          <a:off x="3415030" y="2164715"/>
-                          <a:ext cx="2779395" cy="453390"/>
-                          <a:chOff x="7101" y="6197"/>
-                          <a:chExt cx="4377" cy="714"/>
+                          <a:off x="3423285" y="3842385"/>
+                          <a:ext cx="2675255" cy="361950"/>
+                          <a:chOff x="17956" y="40098"/>
+                          <a:chExt cx="4213" cy="570"/>
                         </a:xfrm>
                       </wpg:grpSpPr>
                       <pic:pic xmlns:pic="http://schemas.openxmlformats.org/drawingml/2006/picture">
                         <pic:nvPicPr>
-                          <pic:cNvPr id="59" name="图片 34" descr="晓敏"/>
+                          <pic:cNvPr id="4" name="图片 1" descr="24f613a0-66be-430b-9e80-270d3393fac5"/>
                           <pic:cNvPicPr>
                             <a:picLocks noChangeAspect="1"/>
                           </pic:cNvPicPr>
                         </pic:nvPicPr>
                         <pic:blipFill>
-                          <a:blip r:embed="rId12">
-                            <a:clrChange>
-                              <a:clrFrom>
-                                <a:srgbClr val="949FA1"/>
-                              </a:clrFrom>
-                              <a:clrTo>
-                                <a:srgbClr val="949FA1">
-                                  <a:alpha val="0"/>
-                                </a:srgbClr>
-                              </a:clrTo>
-                            </a:clrChange>
-                          </a:blip>
-                          <a:srcRect l="34062" t="26445" r="34097" b="9325"/>
+                          <a:blip r:embed="rId13"/>
+                          <a:srcRect l="43292" t="26660" r="21693" b="24394"/>
                           <a:stretch>
                             <a:fillRect/>
                           </a:stretch>
                         </pic:blipFill>
                         <pic:spPr>
                           <a:xfrm rot="16200000">
-                            <a:off x="7558" y="5850"/>
-                            <a:ext cx="560" cy="1475"/>
+                            <a:off x="18366" y="39740"/>
+                            <a:ext cx="506" cy="1327"/>
                           </a:xfrm>
                           <a:prstGeom prst="rect">
                             <a:avLst/>
                           </a:prstGeom>
-                          <a:noFill/>
-                          <a:ln>
-                            <a:noFill/>
-                          </a:ln>
                         </pic:spPr>
                       </pic:pic>
                       <pic:pic xmlns:pic="http://schemas.openxmlformats.org/drawingml/2006/picture">
                         <pic:nvPicPr>
-                          <pic:cNvPr id="45" name="图片 45" descr="微信图片_20220215110121"/>
+                          <pic:cNvPr id="29" name="图片 29" descr="IMG_256"/>
                           <pic:cNvPicPr>
                             <a:picLocks noChangeAspect="1"/>
                           </pic:cNvPicPr>
@@ -10541,18 +10515,17 @@
                           <a:blip r:embed="rId11">
                             <a:clrChange>
                               <a:clrFrom>
-                                <a:srgbClr val="A09D98">
+                                <a:srgbClr val="FFFFFF">
                                   <a:alpha val="100000"/>
                                 </a:srgbClr>
                               </a:clrFrom>
                               <a:clrTo>
-                                <a:srgbClr val="A09D98">
+                                <a:srgbClr val="FFFFFF">
                                   <a:alpha val="100000"/>
                                   <a:alpha val="0"/>
                                 </a:srgbClr>
                               </a:clrTo>
                             </a:clrChange>
-                            <a:biLevel thresh="50000"/>
                           </a:blip>
                           <a:stretch>
                             <a:fillRect/>
@@ -10560,12 +10533,16 @@
                         </pic:blipFill>
                         <pic:spPr>
                           <a:xfrm>
-                            <a:off x="10244" y="6197"/>
-                            <a:ext cx="1234" cy="715"/>
+                            <a:off x="21195" y="40098"/>
+                            <a:ext cx="975" cy="570"/>
                           </a:xfrm>
                           <a:prstGeom prst="rect">
                             <a:avLst/>
                           </a:prstGeom>
+                          <a:noFill/>
+                          <a:ln w="9525">
+                            <a:noFill/>
+                          </a:ln>
                         </pic:spPr>
                       </pic:pic>
                     </wpg:wgp>
@@ -10576,18 +10553,18 @@
           </mc:Choice>
           <mc:Fallback>
             <w:pict>
-              <v:group id="组合 1" o:spid="_x0000_s1026" o:spt="203" style="position:absolute;left:0pt;margin-left:217.9pt;margin-top:2.05pt;height:35.7pt;width:218.85pt;z-index:251664384;mso-width-relative:page;mso-height-relative:page;" coordorigin="7101,6197" coordsize="4377,714" o:gfxdata="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">
+              <v:group id="组合 30" o:spid="_x0000_s1026" o:spt="203" style="position:absolute;left:0pt;margin-left:218.55pt;margin-top:7.05pt;height:28.5pt;width:210.65pt;z-index:251664384;mso-width-relative:page;mso-height-relative:page;" coordorigin="17956,40098" coordsize="4213,570" o:gfxdata="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">
                 <o:lock v:ext="edit" aspectratio="f"/>
-                <v:shape id="图片 34" o:spid="_x0000_s1026" o:spt="75" alt="晓敏" type="#_x0000_t75" style="position:absolute;left:7558;top:5850;height:1475;width:560;rotation:-5898240f;" filled="f" o:preferrelative="t" stroked="f" coordsize="21600,21600" o:gfxdata="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">
+                <v:shape id="图片 1" o:spid="_x0000_s1026" o:spt="75" alt="24f613a0-66be-430b-9e80-270d3393fac5" type="#_x0000_t75" style="position:absolute;left:18366;top:39740;height:1327;width:506;rotation:-5898240f;" filled="f" o:preferrelative="t" stroked="f" coordsize="21600,21600" o:gfxdata="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">
                   <v:fill on="f" focussize="0,0"/>
                   <v:stroke on="f"/>
-                  <v:imagedata r:id="rId12" cropleft="22323f" croptop="17331f" cropright="22346f" cropbottom="6111f" chromakey="#949FA1" o:title=""/>
+                  <v:imagedata r:id="rId13" cropleft="28372f" croptop="17472f" cropright="14217f" cropbottom="15987f" o:title=""/>
                   <o:lock v:ext="edit" aspectratio="t"/>
                 </v:shape>
-                <v:shape id="_x0000_s1026" o:spid="_x0000_s1026" o:spt="75" alt="微信图片_20220215110121" type="#_x0000_t75" style="position:absolute;left:10244;top:6197;height:715;width:1234;" filled="f" o:preferrelative="t" stroked="f" coordsize="21600,21600" o:gfxdata="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">
+                <v:shape id="_x0000_s1026" o:spid="_x0000_s1026" o:spt="75" alt="IMG_256" type="#_x0000_t75" style="position:absolute;left:21195;top:40098;height:570;width:975;" filled="f" o:preferrelative="t" stroked="f" coordsize="21600,21600" o:gfxdata="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">
                   <v:fill on="f" focussize="0,0"/>
                   <v:stroke on="f"/>
-                  <v:imagedata r:id="rId11" grayscale="t" bilevel="t" chromakey="#A09D98" o:title=""/>
+                  <v:imagedata r:id="rId11" chromakey="#FFFFFF" o:title=""/>
                   <o:lock v:ext="edit" aspectratio="t"/>
                 </v:shape>
               </v:group>
@@ -10970,7 +10947,6 @@
     <w:p>
       <w:pPr>
         <w:rPr>
-          <w:rFonts w:hint="eastAsia"/>
           <w:sz w:val="24"/>
           <w:lang w:eastAsia="zh-CN"/>
         </w:rPr>
@@ -10985,15 +10961,15 @@
               <wp:anchor distT="0" distB="0" distL="114300" distR="114300" simplePos="0" relativeHeight="251665408" behindDoc="0" locked="0" layoutInCell="1" allowOverlap="1">
                 <wp:simplePos x="0" y="0"/>
                 <wp:positionH relativeFrom="column">
-                  <wp:posOffset>2727325</wp:posOffset>
+                  <wp:posOffset>2715895</wp:posOffset>
                 </wp:positionH>
                 <wp:positionV relativeFrom="paragraph">
-                  <wp:posOffset>59055</wp:posOffset>
+                  <wp:posOffset>78740</wp:posOffset>
                 </wp:positionV>
-                <wp:extent cx="2872105" cy="453390"/>
-                <wp:effectExtent l="0" t="0" r="8255" b="3810"/>
+                <wp:extent cx="2672080" cy="414020"/>
+                <wp:effectExtent l="0" t="0" r="10160" b="12700"/>
                 <wp:wrapNone/>
-                <wp:docPr id="11" name="组合 15"/>
+                <wp:docPr id="39" name="组合 23"/>
                 <wp:cNvGraphicFramePr/>
                 <a:graphic xmlns:a="http://schemas.openxmlformats.org/drawingml/2006/main">
                   <a:graphicData uri="http://schemas.microsoft.com/office/word/2010/wordprocessingGroup">
@@ -11001,21 +10977,21 @@
                       <wpg:cNvGrpSpPr/>
                       <wpg:grpSpPr>
                         <a:xfrm rot="0">
-                          <a:off x="0" y="0"/>
-                          <a:ext cx="2872105" cy="453390"/>
-                          <a:chOff x="12357" y="7666"/>
-                          <a:chExt cx="4523" cy="714"/>
+                          <a:off x="3363595" y="4950460"/>
+                          <a:ext cx="2672080" cy="414020"/>
+                          <a:chOff x="17862" y="41843"/>
+                          <a:chExt cx="4208" cy="652"/>
                         </a:xfrm>
                       </wpg:grpSpPr>
                       <pic:pic xmlns:pic="http://schemas.openxmlformats.org/drawingml/2006/picture">
                         <pic:nvPicPr>
-                          <pic:cNvPr id="9" name="图片 59" descr="图片1"/>
+                          <pic:cNvPr id="22" name="图片 59" descr="图片1"/>
                           <pic:cNvPicPr>
                             <a:picLocks noChangeAspect="1"/>
                           </pic:cNvPicPr>
                         </pic:nvPicPr>
                         <pic:blipFill>
-                          <a:blip r:embed="rId13">
+                          <a:blip r:embed="rId14">
                             <a:biLevel thresh="50000"/>
                           </a:blip>
                           <a:srcRect l="7865" t="11797" r="5322" b="19074"/>
@@ -11025,7 +11001,7 @@
                         </pic:blipFill>
                         <pic:spPr>
                           <a:xfrm>
-                            <a:off x="12357" y="7738"/>
+                            <a:off x="17862" y="41869"/>
                             <a:ext cx="1468" cy="627"/>
                           </a:xfrm>
                           <a:prstGeom prst="rect">
@@ -11036,7 +11012,7 @@
                       </pic:pic>
                       <pic:pic xmlns:pic="http://schemas.openxmlformats.org/drawingml/2006/picture">
                         <pic:nvPicPr>
-                          <pic:cNvPr id="10" name="图片 14" descr="微信图片_20220215110121"/>
+                          <pic:cNvPr id="21" name="图片 29" descr="IMG_256"/>
                           <pic:cNvPicPr>
                             <a:picLocks noChangeAspect="1"/>
                           </pic:cNvPicPr>
@@ -11045,18 +11021,17 @@
                           <a:blip r:embed="rId11">
                             <a:clrChange>
                               <a:clrFrom>
-                                <a:srgbClr val="A09D98">
+                                <a:srgbClr val="FFFFFF">
                                   <a:alpha val="100000"/>
                                 </a:srgbClr>
                               </a:clrFrom>
                               <a:clrTo>
-                                <a:srgbClr val="A09D98">
+                                <a:srgbClr val="FFFFFF">
                                   <a:alpha val="100000"/>
                                   <a:alpha val="0"/>
                                 </a:srgbClr>
                               </a:clrTo>
                             </a:clrChange>
-                            <a:biLevel thresh="50000"/>
                           </a:blip>
                           <a:stretch>
                             <a:fillRect/>
@@ -11064,12 +11039,16 @@
                         </pic:blipFill>
                         <pic:spPr>
                           <a:xfrm>
-                            <a:off x="15646" y="7666"/>
-                            <a:ext cx="1234" cy="715"/>
+                            <a:off x="21096" y="41843"/>
+                            <a:ext cx="975" cy="570"/>
                           </a:xfrm>
                           <a:prstGeom prst="rect">
                             <a:avLst/>
                           </a:prstGeom>
+                          <a:noFill/>
+                          <a:ln w="9525">
+                            <a:noFill/>
+                          </a:ln>
                         </pic:spPr>
                       </pic:pic>
                     </wpg:wgp>
@@ -11080,18 +11059,18 @@
           </mc:Choice>
           <mc:Fallback>
             <w:pict>
-              <v:group id="组合 15" o:spid="_x0000_s1026" o:spt="203" style="position:absolute;left:0pt;margin-left:214.75pt;margin-top:4.65pt;height:35.7pt;width:226.15pt;z-index:251665408;mso-width-relative:page;mso-height-relative:page;" coordorigin="12357,7666" coordsize="4523,714" o:gfxdata="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">
+              <v:group id="组合 23" o:spid="_x0000_s1026" o:spt="203" style="position:absolute;left:0pt;margin-left:213.85pt;margin-top:6.2pt;height:32.6pt;width:210.4pt;z-index:251665408;mso-width-relative:page;mso-height-relative:page;" coordorigin="17862,41843" coordsize="4208,652" o:gfxdata="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">
                 <o:lock v:ext="edit" aspectratio="f"/>
-                <v:shape id="图片 59" o:spid="_x0000_s1026" o:spt="75" alt="图片1" type="#_x0000_t75" style="position:absolute;left:12357;top:7738;height:627;width:1468;" filled="f" o:preferrelative="t" stroked="f" coordsize="21600,21600" o:gfxdata="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">
+                <v:shape id="图片 59" o:spid="_x0000_s1026" o:spt="75" alt="图片1" type="#_x0000_t75" style="position:absolute;left:17862;top:41869;height:627;width:1468;" filled="f" o:preferrelative="t" stroked="f" coordsize="21600,21600" o:gfxdata="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">
                   <v:fill on="f" focussize="0,0"/>
                   <v:stroke on="f"/>
-                  <v:imagedata r:id="rId13" cropleft="5154f" croptop="7731f" cropright="3488f" cropbottom="12500f" grayscale="t" bilevel="t" o:title=""/>
+                  <v:imagedata r:id="rId14" cropleft="5154f" croptop="7731f" cropright="3488f" cropbottom="12500f" grayscale="t" bilevel="t" o:title=""/>
                   <o:lock v:ext="edit" aspectratio="t"/>
                 </v:shape>
-                <v:shape id="图片 14" o:spid="_x0000_s1026" o:spt="75" alt="微信图片_20220215110121" type="#_x0000_t75" style="position:absolute;left:15646;top:7666;height:715;width:1234;" filled="f" o:preferrelative="t" stroked="f" coordsize="21600,21600" o:gfxdata="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">
+                <v:shape id="图片 29" o:spid="_x0000_s1026" o:spt="75" alt="IMG_256" type="#_x0000_t75" style="position:absolute;left:21096;top:41843;height:570;width:975;" filled="f" o:preferrelative="t" stroked="f" coordsize="21600,21600" o:gfxdata="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">
                   <v:fill on="f" focussize="0,0"/>
                   <v:stroke on="f"/>
-                  <v:imagedata r:id="rId11" grayscale="t" bilevel="t" chromakey="#A09D98" o:title=""/>
+                  <v:imagedata r:id="rId11" chromakey="#FFFFFF" o:title=""/>
                   <o:lock v:ext="edit" aspectratio="t"/>
                 </v:shape>
               </v:group>
@@ -11490,15 +11469,15 @@
               <wp:anchor distT="0" distB="0" distL="114300" distR="114300" simplePos="0" relativeHeight="251666432" behindDoc="0" locked="0" layoutInCell="1" allowOverlap="1">
                 <wp:simplePos x="0" y="0"/>
                 <wp:positionH relativeFrom="column">
-                  <wp:posOffset>2750185</wp:posOffset>
+                  <wp:posOffset>2788285</wp:posOffset>
                 </wp:positionH>
                 <wp:positionV relativeFrom="paragraph">
-                  <wp:posOffset>30480</wp:posOffset>
+                  <wp:posOffset>85090</wp:posOffset>
                 </wp:positionV>
-                <wp:extent cx="2803525" cy="453390"/>
-                <wp:effectExtent l="0" t="0" r="635" b="3810"/>
+                <wp:extent cx="2889885" cy="397510"/>
+                <wp:effectExtent l="0" t="0" r="5715" b="13970"/>
                 <wp:wrapNone/>
-                <wp:docPr id="12" name="组合 22"/>
+                <wp:docPr id="41" name="组合 27"/>
                 <wp:cNvGraphicFramePr/>
                 <a:graphic xmlns:a="http://schemas.openxmlformats.org/drawingml/2006/main">
                   <a:graphicData uri="http://schemas.microsoft.com/office/word/2010/wordprocessingGroup">
@@ -11506,21 +11485,21 @@
                       <wpg:cNvGrpSpPr/>
                       <wpg:grpSpPr>
                         <a:xfrm rot="0">
-                          <a:off x="0" y="0"/>
-                          <a:ext cx="2803525" cy="453390"/>
-                          <a:chOff x="12525" y="9562"/>
-                          <a:chExt cx="4415" cy="714"/>
+                          <a:off x="3435985" y="6075045"/>
+                          <a:ext cx="2889885" cy="397510"/>
+                          <a:chOff x="17976" y="43614"/>
+                          <a:chExt cx="4551" cy="626"/>
                         </a:xfrm>
                       </wpg:grpSpPr>
                       <pic:pic xmlns:pic="http://schemas.openxmlformats.org/drawingml/2006/picture">
                         <pic:nvPicPr>
-                          <pic:cNvPr id="26" name="图片 29" descr="IMG_256"/>
+                          <pic:cNvPr id="6" name="图片 29" descr="IMG_256"/>
                           <pic:cNvPicPr>
                             <a:picLocks noChangeAspect="1"/>
                           </pic:cNvPicPr>
                         </pic:nvPicPr>
                         <pic:blipFill>
-                          <a:blip r:embed="rId14">
+                          <a:blip r:embed="rId11">
                             <a:clrChange>
                               <a:clrFrom>
                                 <a:srgbClr val="FFFFFF">
@@ -11541,7 +11520,7 @@
                         </pic:blipFill>
                         <pic:spPr>
                           <a:xfrm>
-                            <a:off x="12525" y="9698"/>
+                            <a:off x="17976" y="43615"/>
                             <a:ext cx="975" cy="570"/>
                           </a:xfrm>
                           <a:prstGeom prst="rect">
@@ -11555,40 +11534,29 @@
                       </pic:pic>
                       <pic:pic xmlns:pic="http://schemas.openxmlformats.org/drawingml/2006/picture">
                         <pic:nvPicPr>
-                          <pic:cNvPr id="29" name="图片 20" descr="微信图片_20220215110121"/>
+                          <pic:cNvPr id="26" name="图片 59" descr="图片1"/>
                           <pic:cNvPicPr>
                             <a:picLocks noChangeAspect="1"/>
                           </pic:cNvPicPr>
                         </pic:nvPicPr>
                         <pic:blipFill>
-                          <a:blip r:embed="rId11">
-                            <a:clrChange>
-                              <a:clrFrom>
-                                <a:srgbClr val="A09D98">
-                                  <a:alpha val="100000"/>
-                                </a:srgbClr>
-                              </a:clrFrom>
-                              <a:clrTo>
-                                <a:srgbClr val="A09D98">
-                                  <a:alpha val="100000"/>
-                                  <a:alpha val="0"/>
-                                </a:srgbClr>
-                              </a:clrTo>
-                            </a:clrChange>
+                          <a:blip r:embed="rId14">
                             <a:biLevel thresh="50000"/>
                           </a:blip>
+                          <a:srcRect l="7865" t="11797" r="5322" b="19074"/>
                           <a:stretch>
                             <a:fillRect/>
                           </a:stretch>
                         </pic:blipFill>
                         <pic:spPr>
                           <a:xfrm>
-                            <a:off x="15706" y="9562"/>
-                            <a:ext cx="1234" cy="715"/>
+                            <a:off x="21059" y="43614"/>
+                            <a:ext cx="1468" cy="627"/>
                           </a:xfrm>
                           <a:prstGeom prst="rect">
                             <a:avLst/>
                           </a:prstGeom>
+                          <a:noFill/>
                         </pic:spPr>
                       </pic:pic>
                     </wpg:wgp>
@@ -11599,18 +11567,18 @@
           </mc:Choice>
           <mc:Fallback>
             <w:pict>
-              <v:group id="组合 22" o:spid="_x0000_s1026" o:spt="203" style="position:absolute;left:0pt;margin-left:216.55pt;margin-top:2.4pt;height:35.7pt;width:220.75pt;z-index:251666432;mso-width-relative:page;mso-height-relative:page;" coordorigin="12525,9562" coordsize="4415,714" o:gfxdata="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">
+              <v:group id="组合 27" o:spid="_x0000_s1026" o:spt="203" style="position:absolute;left:0pt;margin-left:219.55pt;margin-top:6.7pt;height:31.3pt;width:227.55pt;z-index:251666432;mso-width-relative:page;mso-height-relative:page;" coordorigin="17976,43614" coordsize="4551,626" o:gfxdata="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">
                 <o:lock v:ext="edit" aspectratio="f"/>
-                <v:shape id="图片 29" o:spid="_x0000_s1026" o:spt="75" alt="IMG_256" type="#_x0000_t75" style="position:absolute;left:12525;top:9698;height:570;width:975;" filled="f" o:preferrelative="t" stroked="f" coordsize="21600,21600" o:gfxdata="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">
+                <v:shape id="图片 29" o:spid="_x0000_s1026" o:spt="75" alt="IMG_256" type="#_x0000_t75" style="position:absolute;left:17976;top:43615;height:570;width:975;" filled="f" o:preferrelative="t" stroked="f" coordsize="21600,21600" o:gfxdata="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">
                   <v:fill on="f" focussize="0,0"/>
                   <v:stroke on="f"/>
-                  <v:imagedata r:id="rId14" chromakey="#FFFFFF" o:title=""/>
+                  <v:imagedata r:id="rId11" chromakey="#FFFFFF" o:title=""/>
                   <o:lock v:ext="edit" aspectratio="t"/>
                 </v:shape>
-                <v:shape id="图片 20" o:spid="_x0000_s1026" o:spt="75" alt="微信图片_20220215110121" type="#_x0000_t75" style="position:absolute;left:15706;top:9562;height:715;width:1234;" filled="f" o:preferrelative="t" stroked="f" coordsize="21600,21600" o:gfxdata="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">
+                <v:shape id="图片 59" o:spid="_x0000_s1026" o:spt="75" alt="图片1" type="#_x0000_t75" style="position:absolute;left:21059;top:43614;height:627;width:1468;" filled="f" o:preferrelative="t" stroked="f" coordsize="21600,21600" o:gfxdata="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">
                   <v:fill on="f" focussize="0,0"/>
                   <v:stroke on="f"/>
-                  <v:imagedata r:id="rId11" grayscale="t" bilevel="t" chromakey="#A09D98" o:title=""/>
+                  <v:imagedata r:id="rId14" cropleft="5154f" croptop="7731f" cropright="3488f" cropbottom="12500f" grayscale="t" bilevel="t" o:title=""/>
                   <o:lock v:ext="edit" aspectratio="t"/>
                 </v:shape>
               </v:group>
@@ -11639,16 +11607,8 @@
         <w:gridCol w:w="2294"/>
       </w:tblGrid>
       <w:tr>
-        <w:tblPrEx>
-          <w:tblCellMar>
-            <w:top w:w="0" w:type="dxa"/>
-            <w:left w:w="0" w:type="dxa"/>
-            <w:bottom w:w="0" w:type="dxa"/>
-            <w:right w:w="0" w:type="dxa"/>
-          </w:tblCellMar>
-        </w:tblPrEx>
         <w:trPr>
-          <w:trHeight w:val="429" w:hRule="exact"/>
+          <w:trHeight w:val="441" w:hRule="exact"/>
           <w:jc w:val="right"/>
         </w:trPr>
         <w:tc>
@@ -12364,145 +12324,6 @@
           <w:lang w:eastAsia="zh-CN"/>
         </w:rPr>
       </w:pPr>
-      <w:r>
-        <w:rPr>
-          <w:sz w:val="24"/>
-        </w:rPr>
-        <mc:AlternateContent>
-          <mc:Choice Requires="wpg">
-            <w:drawing>
-              <wp:anchor distT="0" distB="0" distL="114300" distR="114300" simplePos="0" relativeHeight="251667456" behindDoc="0" locked="0" layoutInCell="1" allowOverlap="1">
-                <wp:simplePos x="0" y="0"/>
-                <wp:positionH relativeFrom="column">
-                  <wp:posOffset>2887345</wp:posOffset>
-                </wp:positionH>
-                <wp:positionV relativeFrom="paragraph">
-                  <wp:posOffset>172720</wp:posOffset>
-                </wp:positionV>
-                <wp:extent cx="2757805" cy="627380"/>
-                <wp:effectExtent l="0" t="0" r="635" b="12700"/>
-                <wp:wrapNone/>
-                <wp:docPr id="1" name="组合 34"/>
-                <wp:cNvGraphicFramePr/>
-                <a:graphic xmlns:a="http://schemas.openxmlformats.org/drawingml/2006/main">
-                  <a:graphicData uri="http://schemas.microsoft.com/office/word/2010/wordprocessingGroup">
-                    <wpg:wgp>
-                      <wpg:cNvGrpSpPr/>
-                      <wpg:grpSpPr>
-                        <a:xfrm rot="0">
-                          <a:off x="0" y="0"/>
-                          <a:ext cx="2757805" cy="627380"/>
-                          <a:chOff x="12609" y="13215"/>
-                          <a:chExt cx="4343" cy="988"/>
-                        </a:xfrm>
-                      </wpg:grpSpPr>
-                      <pic:pic xmlns:pic="http://schemas.openxmlformats.org/drawingml/2006/picture">
-                        <pic:nvPicPr>
-                          <pic:cNvPr id="50" name="图片 1" descr="IMG_256"/>
-                          <pic:cNvPicPr>
-                            <a:picLocks noChangeAspect="1"/>
-                          </pic:cNvPicPr>
-                        </pic:nvPicPr>
-                        <pic:blipFill>
-                          <a:blip r:embed="rId15">
-                            <a:clrChange>
-                              <a:clrFrom>
-                                <a:srgbClr val="AAA9A5">
-                                  <a:alpha val="100000"/>
-                                </a:srgbClr>
-                              </a:clrFrom>
-                              <a:clrTo>
-                                <a:srgbClr val="AAA9A5">
-                                  <a:alpha val="100000"/>
-                                  <a:alpha val="0"/>
-                                </a:srgbClr>
-                              </a:clrTo>
-                            </a:clrChange>
-                          </a:blip>
-                          <a:srcRect l="27431" t="30452" r="31962" b="18126"/>
-                          <a:stretch>
-                            <a:fillRect/>
-                          </a:stretch>
-                        </pic:blipFill>
-                        <pic:spPr>
-                          <a:xfrm>
-                            <a:off x="12609" y="13215"/>
-                            <a:ext cx="781" cy="989"/>
-                          </a:xfrm>
-                          <a:prstGeom prst="rect">
-                            <a:avLst/>
-                          </a:prstGeom>
-                          <a:noFill/>
-                          <a:ln w="9525">
-                            <a:noFill/>
-                          </a:ln>
-                        </pic:spPr>
-                      </pic:pic>
-                      <pic:pic xmlns:pic="http://schemas.openxmlformats.org/drawingml/2006/picture">
-                        <pic:nvPicPr>
-                          <pic:cNvPr id="54" name="图片 31" descr="微信图片_20220215110121"/>
-                          <pic:cNvPicPr>
-                            <a:picLocks noChangeAspect="1"/>
-                          </pic:cNvPicPr>
-                        </pic:nvPicPr>
-                        <pic:blipFill>
-                          <a:blip r:embed="rId11">
-                            <a:clrChange>
-                              <a:clrFrom>
-                                <a:srgbClr val="A09D98">
-                                  <a:alpha val="100000"/>
-                                </a:srgbClr>
-                              </a:clrFrom>
-                              <a:clrTo>
-                                <a:srgbClr val="A09D98">
-                                  <a:alpha val="100000"/>
-                                  <a:alpha val="0"/>
-                                </a:srgbClr>
-                              </a:clrTo>
-                            </a:clrChange>
-                            <a:biLevel thresh="50000"/>
-                          </a:blip>
-                          <a:stretch>
-                            <a:fillRect/>
-                          </a:stretch>
-                        </pic:blipFill>
-                        <pic:spPr>
-                          <a:xfrm>
-                            <a:off x="15718" y="13246"/>
-                            <a:ext cx="1234" cy="715"/>
-                          </a:xfrm>
-                          <a:prstGeom prst="rect">
-                            <a:avLst/>
-                          </a:prstGeom>
-                        </pic:spPr>
-                      </pic:pic>
-                    </wpg:wgp>
-                  </a:graphicData>
-                </a:graphic>
-              </wp:anchor>
-            </w:drawing>
-          </mc:Choice>
-          <mc:Fallback>
-            <w:pict>
-              <v:group id="组合 34" o:spid="_x0000_s1026" o:spt="203" style="position:absolute;left:0pt;margin-left:227.35pt;margin-top:13.6pt;height:49.4pt;width:217.15pt;z-index:251667456;mso-width-relative:page;mso-height-relative:page;" coordorigin="12609,13215" coordsize="4343,988" o:gfxdata="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">
-                <o:lock v:ext="edit" aspectratio="f"/>
-                <v:shape id="图片 1" o:spid="_x0000_s1026" o:spt="75" alt="IMG_256" type="#_x0000_t75" style="position:absolute;left:12609;top:13215;height:989;width:781;" filled="f" o:preferrelative="t" stroked="f" coordsize="21600,21600" o:gfxdata="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">
-                  <v:fill on="f" focussize="0,0"/>
-                  <v:stroke on="f"/>
-                  <v:imagedata r:id="rId15" cropleft="17977f" croptop="19957f" cropright="20947f" cropbottom="11879f" chromakey="#AAA9A5" o:title=""/>
-                  <o:lock v:ext="edit" aspectratio="t"/>
-                </v:shape>
-                <v:shape id="图片 31" o:spid="_x0000_s1026" o:spt="75" alt="微信图片_20220215110121" type="#_x0000_t75" style="position:absolute;left:15718;top:13246;height:715;width:1234;" filled="f" o:preferrelative="t" stroked="f" coordsize="21600,21600" o:gfxdata="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">
-                  <v:fill on="f" focussize="0,0"/>
-                  <v:stroke on="f"/>
-                  <v:imagedata r:id="rId11" grayscale="t" bilevel="t" chromakey="#A09D98" o:title=""/>
-                  <o:lock v:ext="edit" aspectratio="t"/>
-                </v:shape>
-              </v:group>
-            </w:pict>
-          </mc:Fallback>
-        </mc:AlternateContent>
-      </w:r>
     </w:p>
     <w:p>
       <w:pPr>
@@ -12887,19 +12708,19 @@
         </w:rPr>
       </w:pPr>
       <w:bookmarkStart w:id="37" w:name="_Toc21059"/>
-      <w:bookmarkStart w:id="38" w:name="_Toc10112"/>
+      <w:bookmarkStart w:id="38" w:name="_Toc6071"/>
       <w:bookmarkStart w:id="39" w:name="_Toc149837255"/>
-      <w:bookmarkStart w:id="40" w:name="_Toc2028"/>
+      <w:bookmarkStart w:id="40" w:name="_Toc10112"/>
       <w:bookmarkStart w:id="41" w:name="_Toc25123"/>
-      <w:bookmarkStart w:id="42" w:name="_Toc6071"/>
-      <w:bookmarkStart w:id="43" w:name="_Toc284"/>
-      <w:bookmarkStart w:id="44" w:name="_Toc2781"/>
-      <w:bookmarkStart w:id="45" w:name="_Toc19898_WPSOffice_Level1"/>
-      <w:bookmarkStart w:id="46" w:name="_Toc19184"/>
-      <w:bookmarkStart w:id="47" w:name="_Toc22132"/>
-      <w:bookmarkStart w:id="48" w:name="_Toc14062"/>
-      <w:bookmarkStart w:id="49" w:name="_Toc20136_WPSOffice_Level1"/>
-      <w:bookmarkStart w:id="50" w:name="_Toc12381"/>
+      <w:bookmarkStart w:id="42" w:name="_Toc2028"/>
+      <w:bookmarkStart w:id="43" w:name="_Toc22132"/>
+      <w:bookmarkStart w:id="44" w:name="_Toc284"/>
+      <w:bookmarkStart w:id="45" w:name="_Toc20136_WPSOffice_Level1"/>
+      <w:bookmarkStart w:id="46" w:name="_Toc19898_WPSOffice_Level1"/>
+      <w:bookmarkStart w:id="47" w:name="_Toc2781"/>
+      <w:bookmarkStart w:id="48" w:name="_Toc19184"/>
+      <w:bookmarkStart w:id="49" w:name="_Toc12381"/>
+      <w:bookmarkStart w:id="50" w:name="_Toc14062"/>
       <w:r>
         <w:rPr>
           <w:rFonts w:hint="eastAsia" w:ascii="Times New Roman" w:hAnsi="Times New Roman"/>
@@ -14612,12 +14433,12 @@
       <w:bookmarkStart w:id="53" w:name="_Toc30265"/>
       <w:bookmarkStart w:id="54" w:name="_Toc11015_WPSOffice_Level2"/>
       <w:bookmarkStart w:id="55" w:name="_Toc22976"/>
-      <w:bookmarkStart w:id="56" w:name="_Toc23375"/>
-      <w:bookmarkStart w:id="57" w:name="_Toc24979"/>
-      <w:bookmarkStart w:id="58" w:name="_Toc18062_WPSOffice_Level2"/>
-      <w:bookmarkStart w:id="59" w:name="_Toc30437"/>
-      <w:bookmarkStart w:id="60" w:name="_Toc9088"/>
-      <w:bookmarkStart w:id="61" w:name="_Toc20643"/>
+      <w:bookmarkStart w:id="56" w:name="_Toc30437"/>
+      <w:bookmarkStart w:id="57" w:name="_Toc23375"/>
+      <w:bookmarkStart w:id="58" w:name="_Toc20643"/>
+      <w:bookmarkStart w:id="59" w:name="_Toc9088"/>
+      <w:bookmarkStart w:id="60" w:name="_Toc24979"/>
+      <w:bookmarkStart w:id="61" w:name="_Toc18062_WPSOffice_Level2"/>
       <w:r>
         <w:rPr>
           <w:rFonts w:hint="eastAsia" w:ascii="Times New Roman" w:hAnsi="Times New Roman"/>
@@ -19258,9 +19079,9 @@
           <w:lang w:eastAsia="zh-CN"/>
         </w:rPr>
       </w:pPr>
-      <w:bookmarkStart w:id="62" w:name="_Toc14392"/>
-      <w:bookmarkStart w:id="63" w:name="_Toc10945"/>
-      <w:bookmarkStart w:id="64" w:name="_Toc149837260"/>
+      <w:bookmarkStart w:id="62" w:name="_Toc149837260"/>
+      <w:bookmarkStart w:id="63" w:name="_Toc14392"/>
+      <w:bookmarkStart w:id="64" w:name="_Toc10945"/>
       <w:bookmarkStart w:id="65" w:name="_Toc29868"/>
       <w:r>
         <w:rPr>
@@ -19787,14 +19608,14 @@
           <w:lang w:eastAsia="zh-CN"/>
         </w:rPr>
       </w:pPr>
-      <w:bookmarkStart w:id="66" w:name="_Toc8813"/>
-      <w:bookmarkStart w:id="67" w:name="_Toc1549"/>
-      <w:bookmarkStart w:id="68" w:name="_Toc25737"/>
-      <w:bookmarkStart w:id="69" w:name="_Toc17410"/>
-      <w:bookmarkStart w:id="70" w:name="_Toc6221_WPSOffice_Level2"/>
-      <w:bookmarkStart w:id="71" w:name="_Toc626"/>
+      <w:bookmarkStart w:id="66" w:name="_Toc25737"/>
+      <w:bookmarkStart w:id="67" w:name="_Toc17410"/>
+      <w:bookmarkStart w:id="68" w:name="_Toc1549"/>
+      <w:bookmarkStart w:id="69" w:name="_Toc6221_WPSOffice_Level2"/>
+      <w:bookmarkStart w:id="70" w:name="_Toc4339"/>
+      <w:bookmarkStart w:id="71" w:name="_Toc8813"/>
       <w:bookmarkStart w:id="72" w:name="_Toc25675"/>
-      <w:bookmarkStart w:id="73" w:name="_Toc4339"/>
+      <w:bookmarkStart w:id="73" w:name="_Toc626"/>
       <w:bookmarkStart w:id="74" w:name="_Toc7551_WPSOffice_Level2"/>
       <w:r>
         <w:rPr>
@@ -20429,12 +20250,6 @@
             <w:insideH w:val="single" w:color="BEBEBE" w:sz="4" w:space="0"/>
             <w:insideV w:val="single" w:color="BEBEBE" w:sz="4" w:space="0"/>
           </w:tblBorders>
-          <w:tblCellMar>
-            <w:top w:w="0" w:type="dxa"/>
-            <w:left w:w="0" w:type="dxa"/>
-            <w:bottom w:w="0" w:type="dxa"/>
-            <w:right w:w="0" w:type="dxa"/>
-          </w:tblCellMar>
         </w:tblPrEx>
         <w:trPr>
           <w:trHeight w:val="363" w:hRule="atLeast"/>
@@ -21220,16 +21035,16 @@
           </w14:shadow>
         </w:rPr>
       </w:pPr>
-      <w:bookmarkStart w:id="75" w:name="_Toc5598"/>
-      <w:bookmarkStart w:id="76" w:name="_Toc32661"/>
-      <w:bookmarkStart w:id="77" w:name="_Toc25727"/>
+      <w:bookmarkStart w:id="75" w:name="_Toc32443_WPSOffice_Level1"/>
+      <w:bookmarkStart w:id="76" w:name="_Toc25727"/>
+      <w:bookmarkStart w:id="77" w:name="_Toc28194"/>
       <w:bookmarkStart w:id="78" w:name="_Toc23903"/>
-      <w:bookmarkStart w:id="79" w:name="_Toc23846_WPSOffice_Level1"/>
-      <w:bookmarkStart w:id="80" w:name="_Toc28194"/>
-      <w:bookmarkStart w:id="81" w:name="_Toc19559"/>
-      <w:bookmarkStart w:id="82" w:name="_Toc14450"/>
-      <w:bookmarkStart w:id="83" w:name="_Toc32443_WPSOffice_Level1"/>
-      <w:bookmarkStart w:id="84" w:name="_Toc4331_WPSOffice_Level1"/>
+      <w:bookmarkStart w:id="79" w:name="_Toc32661"/>
+      <w:bookmarkStart w:id="80" w:name="_Toc5598"/>
+      <w:bookmarkStart w:id="81" w:name="_Toc14450"/>
+      <w:bookmarkStart w:id="82" w:name="_Toc23846_WPSOffice_Level1"/>
+      <w:bookmarkStart w:id="83" w:name="_Toc4331_WPSOffice_Level1"/>
+      <w:bookmarkStart w:id="84" w:name="_Toc19559"/>
       <w:r>
         <w:rPr>
           <w:rFonts w:hint="default" w:ascii="Times New Roman" w:hAnsi="Times New Roman"/>
@@ -21310,10 +21125,10 @@
           <w:lang w:eastAsia="zh-CN"/>
         </w:rPr>
       </w:pPr>
-      <w:bookmarkStart w:id="86" w:name="_Toc32302"/>
-      <w:bookmarkStart w:id="87" w:name="_Toc32443_WPSOffice_Level2"/>
-      <w:bookmarkStart w:id="88" w:name="_Toc23606"/>
-      <w:bookmarkStart w:id="89" w:name="_Toc6883"/>
+      <w:bookmarkStart w:id="86" w:name="_Toc6883"/>
+      <w:bookmarkStart w:id="87" w:name="_Toc23606"/>
+      <w:bookmarkStart w:id="88" w:name="_Toc32302"/>
+      <w:bookmarkStart w:id="89" w:name="_Toc32443_WPSOffice_Level2"/>
       <w:bookmarkStart w:id="90" w:name="_Toc4331_WPSOffice_Level2"/>
       <w:bookmarkStart w:id="91" w:name="_Toc29195"/>
       <w:r>
@@ -29737,10 +29552,10 @@
           <w:lang w:eastAsia="zh-CN"/>
         </w:rPr>
       </w:pPr>
-      <w:bookmarkStart w:id="92" w:name="_Toc32468"/>
-      <w:bookmarkStart w:id="93" w:name="_Toc6784"/>
-      <w:bookmarkStart w:id="94" w:name="_Toc29383"/>
-      <w:bookmarkStart w:id="95" w:name="_Toc20694"/>
+      <w:bookmarkStart w:id="92" w:name="_Toc20694"/>
+      <w:bookmarkStart w:id="93" w:name="_Toc29383"/>
+      <w:bookmarkStart w:id="94" w:name="_Toc32468"/>
+      <w:bookmarkStart w:id="95" w:name="_Toc6784"/>
       <w:bookmarkStart w:id="96" w:name="_Toc24260"/>
       <w:r>
         <w:rPr>
@@ -30783,14 +30598,14 @@
       <w:bookmarkStart w:id="101" w:name="_Toc1105"/>
       <w:bookmarkStart w:id="102" w:name="_Toc1908"/>
       <w:bookmarkStart w:id="103" w:name="_Toc12505"/>
-      <w:bookmarkStart w:id="104" w:name="_Toc2409"/>
+      <w:bookmarkStart w:id="104" w:name="_Toc21764_WPSOffice_Level1"/>
       <w:bookmarkStart w:id="105" w:name="_Toc28240"/>
-      <w:bookmarkStart w:id="106" w:name="_Toc21764_WPSOffice_Level1"/>
-      <w:bookmarkStart w:id="107" w:name="_Toc18680"/>
+      <w:bookmarkStart w:id="106" w:name="_Toc2409"/>
+      <w:bookmarkStart w:id="107" w:name="_Toc16594"/>
       <w:bookmarkStart w:id="108" w:name="_Toc13196_WPSOffice_Level1"/>
-      <w:bookmarkStart w:id="109" w:name="_Toc27302"/>
-      <w:bookmarkStart w:id="110" w:name="_Toc16594"/>
-      <w:bookmarkStart w:id="111" w:name="_Toc1707_WPSOffice_Level1"/>
+      <w:bookmarkStart w:id="109" w:name="_Toc1707_WPSOffice_Level1"/>
+      <w:bookmarkStart w:id="110" w:name="_Toc27302"/>
+      <w:bookmarkStart w:id="111" w:name="_Toc18680"/>
       <w:r>
         <w:rPr>
           <w:rFonts w:hint="eastAsia" w:ascii="Times New Roman" w:hAnsi="Times New Roman"/>
@@ -32845,11 +32660,11 @@
       </w:pPr>
       <w:bookmarkStart w:id="113" w:name="_Toc24085_WPSOffice_Level1"/>
       <w:bookmarkStart w:id="114" w:name="_Toc6882"/>
-      <w:bookmarkStart w:id="115" w:name="_Toc15840_WPSOffice_Level1"/>
-      <w:bookmarkStart w:id="116" w:name="_Toc9066"/>
-      <w:bookmarkStart w:id="117" w:name="_Toc14255_WPSOffice_Level1"/>
-      <w:bookmarkStart w:id="118" w:name="_Toc3674"/>
-      <w:bookmarkStart w:id="119" w:name="_Toc9914"/>
+      <w:bookmarkStart w:id="115" w:name="_Toc9066"/>
+      <w:bookmarkStart w:id="116" w:name="_Toc9914"/>
+      <w:bookmarkStart w:id="117" w:name="_Toc3674"/>
+      <w:bookmarkStart w:id="118" w:name="_Toc15840_WPSOffice_Level1"/>
+      <w:bookmarkStart w:id="119" w:name="_Toc14255_WPSOffice_Level1"/>
       <w:r>
         <w:rPr>
           <w:rFonts w:hint="eastAsia" w:ascii="Times New Roman" w:hAnsi="Times New Roman"/>
@@ -35291,9 +35106,9 @@
     <w:p>
       <w:bookmarkStart w:id="120" w:name="_Toc1779"/>
       <w:bookmarkStart w:id="121" w:name="_Toc4979"/>
-      <w:bookmarkStart w:id="122" w:name="_Toc20303"/>
-      <w:bookmarkStart w:id="123" w:name="_Toc11896_WPSOffice_Level1"/>
-      <w:bookmarkStart w:id="124" w:name="_Toc11812"/>
+      <w:bookmarkStart w:id="122" w:name="_Toc11896_WPSOffice_Level1"/>
+      <w:bookmarkStart w:id="123" w:name="_Toc11812"/>
+      <w:bookmarkStart w:id="124" w:name="_Toc20303"/>
       <w:bookmarkStart w:id="125" w:name="_Toc11193_WPSOffice_Level1"/>
       <w:bookmarkStart w:id="126" w:name="_Toc28810_WPSOffice_Level1"/>
       <w:r>
@@ -35977,16 +35792,16 @@
           <w:lang w:eastAsia="zh-CN"/>
         </w:rPr>
       </w:pPr>
-      <w:bookmarkStart w:id="128" w:name="_Toc8511"/>
-      <w:bookmarkStart w:id="129" w:name="_Toc19099"/>
-      <w:bookmarkStart w:id="130" w:name="_Toc7549"/>
-      <w:bookmarkStart w:id="131" w:name="_Toc16368_WPSOffice_Level1"/>
-      <w:bookmarkStart w:id="132" w:name="_Toc22484_WPSOffice_Level1"/>
-      <w:bookmarkStart w:id="133" w:name="_Toc6864"/>
-      <w:bookmarkStart w:id="134" w:name="_Toc8182"/>
-      <w:bookmarkStart w:id="135" w:name="_Toc28910_WPSOffice_Level1"/>
-      <w:bookmarkStart w:id="136" w:name="_Toc29730"/>
-      <w:bookmarkStart w:id="137" w:name="_Toc28537"/>
+      <w:bookmarkStart w:id="128" w:name="_Toc22484_WPSOffice_Level1"/>
+      <w:bookmarkStart w:id="129" w:name="_Toc28910_WPSOffice_Level1"/>
+      <w:bookmarkStart w:id="130" w:name="_Toc8182"/>
+      <w:bookmarkStart w:id="131" w:name="_Toc19099"/>
+      <w:bookmarkStart w:id="132" w:name="_Toc16368_WPSOffice_Level1"/>
+      <w:bookmarkStart w:id="133" w:name="_Toc29730"/>
+      <w:bookmarkStart w:id="134" w:name="_Toc28537"/>
+      <w:bookmarkStart w:id="135" w:name="_Toc6864"/>
+      <w:bookmarkStart w:id="136" w:name="_Toc8511"/>
+      <w:bookmarkStart w:id="137" w:name="_Toc7549"/>
       <w:r>
         <w:rPr>
           <w:rFonts w:hint="eastAsia" w:ascii="Times New Roman" w:hAnsi="Times New Roman"/>
@@ -36440,9 +36255,9 @@
           <w:lang w:eastAsia="zh-CN"/>
         </w:rPr>
       </w:pPr>
-      <w:bookmarkStart w:id="138" w:name="_Toc28454_WPSOffice_Level1"/>
+      <w:bookmarkStart w:id="138" w:name="_Toc20170_WPSOffice_Level1"/>
       <w:bookmarkStart w:id="139" w:name="_Toc26985_WPSOffice_Level1"/>
-      <w:bookmarkStart w:id="140" w:name="_Toc20170_WPSOffice_Level1"/>
+      <w:bookmarkStart w:id="140" w:name="_Toc28454_WPSOffice_Level1"/>
       <w:r>
         <w:rPr>
           <w:lang w:eastAsia="zh-CN"/>
@@ -36465,8 +36280,8 @@
           <w:lang w:eastAsia="zh-CN"/>
         </w:rPr>
       </w:pPr>
-      <w:bookmarkStart w:id="141" w:name="_Toc14168"/>
-      <w:bookmarkStart w:id="142" w:name="_Toc3409"/>
+      <w:bookmarkStart w:id="141" w:name="_Toc3409"/>
+      <w:bookmarkStart w:id="142" w:name="_Toc14168"/>
       <w:bookmarkStart w:id="143" w:name="_Toc15114"/>
       <w:r>
         <w:rPr>
@@ -36718,13 +36533,13 @@
         </w:rPr>
       </w:pPr>
       <w:bookmarkStart w:id="144" w:name="_Toc1180"/>
-      <w:bookmarkStart w:id="145" w:name="_Toc15630"/>
-      <w:bookmarkStart w:id="146" w:name="_Toc11901"/>
-      <w:bookmarkStart w:id="147" w:name="_Toc27809"/>
-      <w:bookmarkStart w:id="148" w:name="_Toc4503"/>
-      <w:bookmarkStart w:id="149" w:name="_Toc13275"/>
-      <w:bookmarkStart w:id="150" w:name="_Toc22162_WPSOffice_Level1"/>
-      <w:bookmarkStart w:id="151" w:name="_Toc22623"/>
+      <w:bookmarkStart w:id="145" w:name="_Toc4503"/>
+      <w:bookmarkStart w:id="146" w:name="_Toc27809"/>
+      <w:bookmarkStart w:id="147" w:name="_Toc15630"/>
+      <w:bookmarkStart w:id="148" w:name="_Toc11901"/>
+      <w:bookmarkStart w:id="149" w:name="_Toc22162_WPSOffice_Level1"/>
+      <w:bookmarkStart w:id="150" w:name="_Toc22623"/>
+      <w:bookmarkStart w:id="151" w:name="_Toc13275"/>
       <w:bookmarkStart w:id="152" w:name="_Toc14611_WPSOffice_Level1"/>
       <w:bookmarkStart w:id="153" w:name="_Toc19584_WPSOffice_Level1"/>
       <w:bookmarkStart w:id="154" w:name="_Toc17792_WPSOffice_Level2"/>
@@ -39396,7 +39211,7 @@
                     <pic:cNvPicPr/>
                   </pic:nvPicPr>
                   <pic:blipFill>
-                    <a:blip r:embed="rId16"/>
+                    <a:blip r:embed="rId15"/>
                     <a:stretch>
                       <a:fillRect/>
                     </a:stretch>
@@ -41579,7 +41394,7 @@
     </w:pPr>
     <w:rPr>
       <w:rFonts w:ascii="Times New Roman" w:hAnsi="Times New Roman" w:eastAsia="微软雅黑"/>
-      <w:color w:val="7F7F7F" w:themeColor="background1" w:themeShade="80"/>
+      <w:color w:val="808080" w:themeColor="background1" w:themeShade="80"/>
       <w:sz w:val="28"/>
       <w:szCs w:val="28"/>
     </w:rPr>
@@ -42389,7 +42204,6 @@
     <customSectPr/>
     <customSectPr/>
     <customSectPr/>
-    <customSectPr/>
   </customSectProps>
   <customShpExts>
     <customShpInfo spid="_x0000_s1026" textRotate="1"/>

--- a/WebContent/docx/消化道肿瘤50基因检测-阿克曼-单样本.docx
+++ b/WebContent/docx/消化道肿瘤50基因检测-阿克曼-单样本.docx
@@ -511,6 +511,8 @@
           <w:docGrid w:linePitch="0" w:charSpace="0"/>
         </w:sectPr>
       </w:pPr>
+      <w:bookmarkStart w:id="155" w:name="_GoBack"/>
+      <w:bookmarkEnd w:id="155"/>
       <w:r>
         <w:rPr>
           <w:lang w:eastAsia="zh-CN"/>
@@ -3752,16 +3754,16 @@
           </w14:shadow>
         </w:rPr>
       </w:pPr>
-      <w:bookmarkStart w:id="2" w:name="_Toc10446"/>
-      <w:bookmarkStart w:id="3" w:name="_Toc24178_WPSOffice_Level1"/>
-      <w:bookmarkStart w:id="4" w:name="_Toc21009_WPSOffice_Level1"/>
-      <w:bookmarkStart w:id="5" w:name="_Toc24397"/>
-      <w:bookmarkStart w:id="6" w:name="_Toc21669"/>
-      <w:bookmarkStart w:id="7" w:name="_Toc32054"/>
-      <w:bookmarkStart w:id="8" w:name="_Toc30143_WPSOffice_Level1"/>
+      <w:bookmarkStart w:id="2" w:name="_Toc21009_WPSOffice_Level1"/>
+      <w:bookmarkStart w:id="3" w:name="_Toc30143_WPSOffice_Level1"/>
+      <w:bookmarkStart w:id="4" w:name="_Toc24397"/>
+      <w:bookmarkStart w:id="5" w:name="_Toc10446"/>
+      <w:bookmarkStart w:id="6" w:name="_Toc24178_WPSOffice_Level1"/>
+      <w:bookmarkStart w:id="7" w:name="_Toc21669"/>
+      <w:bookmarkStart w:id="8" w:name="_Toc32054"/>
       <w:bookmarkStart w:id="9" w:name="_Toc4788"/>
-      <w:bookmarkStart w:id="10" w:name="_Toc13806"/>
-      <w:bookmarkStart w:id="11" w:name="_Toc27500"/>
+      <w:bookmarkStart w:id="10" w:name="_Toc27500"/>
+      <w:bookmarkStart w:id="11" w:name="_Toc13806"/>
       <w:r>
         <w:rPr>
           <w:rFonts w:ascii="Times New Roman" w:hAnsi="Times New Roman"/>
@@ -4635,10 +4637,10 @@
           </w14:shadow>
         </w:rPr>
       </w:pPr>
-      <w:bookmarkStart w:id="12" w:name="_Toc19594"/>
-      <w:bookmarkStart w:id="13" w:name="_Toc10518"/>
+      <w:bookmarkStart w:id="12" w:name="_Toc10518"/>
+      <w:bookmarkStart w:id="13" w:name="_Toc17451"/>
       <w:bookmarkStart w:id="14" w:name="_Toc18062_WPSOffice_Level1"/>
-      <w:bookmarkStart w:id="15" w:name="_Toc17451"/>
+      <w:bookmarkStart w:id="15" w:name="_Toc19594"/>
       <w:bookmarkStart w:id="16" w:name="_Toc7021_WPSOffice_Level1"/>
       <w:bookmarkStart w:id="17" w:name="_Toc13931"/>
       <w:bookmarkStart w:id="18" w:name="_Toc25718"/>
@@ -4782,9 +4784,9 @@
       <w:bookmarkStart w:id="25" w:name="_Toc6221_WPSOffice_Level1"/>
       <w:bookmarkStart w:id="26" w:name="_Toc23369_WPSOffice_Level1"/>
       <w:bookmarkStart w:id="27" w:name="_Toc4088"/>
-      <w:bookmarkStart w:id="28" w:name="_Toc3871"/>
-      <w:bookmarkStart w:id="29" w:name="_Toc18058"/>
-      <w:bookmarkStart w:id="30" w:name="_Toc1410"/>
+      <w:bookmarkStart w:id="28" w:name="_Toc1410"/>
+      <w:bookmarkStart w:id="29" w:name="_Toc3871"/>
+      <w:bookmarkStart w:id="30" w:name="_Toc18058"/>
       <w:bookmarkStart w:id="31" w:name="_Toc6095"/>
       <w:r>
         <w:rPr>
@@ -4856,10 +4858,10 @@
         </w:rPr>
       </w:pPr>
       <w:bookmarkStart w:id="32" w:name="_Toc13550"/>
-      <w:bookmarkStart w:id="33" w:name="_Toc15649"/>
-      <w:bookmarkStart w:id="34" w:name="_Toc32407"/>
-      <w:bookmarkStart w:id="35" w:name="_Toc26045"/>
-      <w:bookmarkStart w:id="36" w:name="_Toc149837254"/>
+      <w:bookmarkStart w:id="33" w:name="_Toc149837254"/>
+      <w:bookmarkStart w:id="34" w:name="_Toc26045"/>
+      <w:bookmarkStart w:id="35" w:name="_Toc32407"/>
+      <w:bookmarkStart w:id="36" w:name="_Toc15649"/>
       <w:r>
         <w:rPr>
           <w:rFonts w:hint="eastAsia" w:ascii="Times New Roman" w:hAnsi="Times New Roman"/>
@@ -9870,30 +9872,12 @@
         <w:ind w:left="0" w:leftChars="0" w:firstLine="0"/>
         <w:textAlignment w:val="auto"/>
         <w:rPr>
-          <w:rFonts w:hint="default" w:ascii="微软雅黑" w:hAnsi="微软雅黑" w:eastAsia="微软雅黑" w:cs="微软雅黑"/>
-          <w:sz w:val="18"/>
-          <w:szCs w:val="18"/>
-          <w:lang w:val="en-US" w:eastAsia="zh-CN" w:bidi="ar"/>
-        </w:rPr>
-      </w:pPr>
-      <w:r>
-        <w:rPr>
           <w:rFonts w:ascii="微软雅黑" w:hAnsi="微软雅黑" w:eastAsia="微软雅黑" w:cs="微软雅黑"/>
           <w:sz w:val="18"/>
           <w:szCs w:val="18"/>
           <w:lang w:eastAsia="zh-CN" w:bidi="ar"/>
         </w:rPr>
-        <w:t>本报告只对本次采集样本负责，如有疑问，请在7个工作日内与我们联系。</w:t>
-      </w:r>
-      <w:r>
-        <w:rPr>
-          <w:rFonts w:hint="eastAsia" w:ascii="微软雅黑" w:hAnsi="微软雅黑" w:eastAsia="微软雅黑" w:cs="微软雅黑"/>
-          <w:sz w:val="18"/>
-          <w:szCs w:val="18"/>
-          <w:lang w:eastAsia="zh-CN" w:bidi="ar"/>
-        </w:rPr>
-        <w:t xml:space="preserve">{% if testedby == </w:t>
-      </w:r>
+      </w:pPr>
       <w:r>
         <w:rPr>
           <w:rFonts w:ascii="微软雅黑" w:hAnsi="微软雅黑" w:eastAsia="微软雅黑" w:cs="微软雅黑"/>
@@ -9901,32 +9885,50 @@
           <w:szCs w:val="18"/>
           <w:lang w:eastAsia="zh-CN" w:bidi="ar"/>
         </w:rPr>
+        <w:t>本报告只对本次采集样本负责，如有疑问，请在7个工作日内与我们联系。</w:t>
+      </w:r>
+      <w:r>
+        <w:rPr>
+          <w:rFonts w:hint="eastAsia" w:ascii="Times New Roman" w:hAnsi="Times New Roman" w:eastAsia="微软雅黑" w:cs="Times New Roman"/>
+          <w:sz w:val="24"/>
+          <w:szCs w:val="24"/>
+          <w:lang w:eastAsia="zh-CN"/>
+        </w:rPr>
+        <w:t xml:space="preserve">{% if testedby == </w:t>
+      </w:r>
+      <w:r>
+        <w:rPr>
+          <w:rFonts w:ascii="Times New Roman" w:hAnsi="Times New Roman" w:eastAsia="微软雅黑" w:cs="Times New Roman"/>
+          <w:sz w:val="24"/>
+          <w:szCs w:val="24"/>
+          <w:lang w:eastAsia="zh-CN"/>
+        </w:rPr>
         <w:t>“</w:t>
       </w:r>
       <w:r>
         <w:rPr>
-          <w:rFonts w:hint="eastAsia" w:ascii="微软雅黑" w:hAnsi="微软雅黑" w:eastAsia="微软雅黑" w:cs="微软雅黑"/>
-          <w:sz w:val="18"/>
-          <w:szCs w:val="18"/>
-          <w:lang w:eastAsia="zh-CN" w:bidi="ar"/>
+          <w:rFonts w:hint="eastAsia" w:ascii="Times New Roman" w:hAnsi="Times New Roman" w:eastAsia="微软雅黑" w:cs="Times New Roman"/>
+          <w:sz w:val="24"/>
+          <w:szCs w:val="24"/>
+          <w:lang w:eastAsia="zh-CN"/>
         </w:rPr>
         <w:t>1</w:t>
       </w:r>
       <w:r>
         <w:rPr>
-          <w:rFonts w:ascii="微软雅黑" w:hAnsi="微软雅黑" w:eastAsia="微软雅黑" w:cs="微软雅黑"/>
-          <w:sz w:val="18"/>
-          <w:szCs w:val="18"/>
-          <w:lang w:eastAsia="zh-CN" w:bidi="ar"/>
+          <w:rFonts w:ascii="Times New Roman" w:hAnsi="Times New Roman" w:eastAsia="微软雅黑" w:cs="Times New Roman"/>
+          <w:sz w:val="24"/>
+          <w:szCs w:val="24"/>
+          <w:lang w:eastAsia="zh-CN"/>
         </w:rPr>
         <w:t>”</w:t>
       </w:r>
       <w:r>
         <w:rPr>
-          <w:rFonts w:hint="eastAsia" w:ascii="微软雅黑" w:hAnsi="微软雅黑" w:eastAsia="微软雅黑" w:cs="微软雅黑"/>
-          <w:sz w:val="18"/>
-          <w:szCs w:val="18"/>
-          <w:lang w:eastAsia="zh-CN" w:bidi="ar"/>
+          <w:rFonts w:hint="eastAsia" w:ascii="Times New Roman" w:hAnsi="Times New Roman" w:eastAsia="微软雅黑" w:cs="Times New Roman"/>
+          <w:sz w:val="24"/>
+          <w:szCs w:val="24"/>
+          <w:lang w:eastAsia="zh-CN"/>
         </w:rPr>
         <w:t xml:space="preserve"> %}</w:t>
       </w:r>
@@ -9944,8 +9946,6 @@
           <w:lang w:eastAsia="zh-CN"/>
         </w:rPr>
       </w:pPr>
-      <w:bookmarkStart w:id="155" w:name="_GoBack"/>
-      <w:bookmarkEnd w:id="155"/>
       <w:r>
         <w:rPr>
           <w:sz w:val="22"/>
@@ -9956,15 +9956,15 @@
               <wp:anchor distT="0" distB="0" distL="114300" distR="114300" simplePos="0" relativeHeight="251663360" behindDoc="0" locked="0" layoutInCell="1" allowOverlap="1">
                 <wp:simplePos x="0" y="0"/>
                 <wp:positionH relativeFrom="column">
-                  <wp:posOffset>2775585</wp:posOffset>
+                  <wp:posOffset>2806700</wp:posOffset>
                 </wp:positionH>
                 <wp:positionV relativeFrom="paragraph">
-                  <wp:posOffset>80010</wp:posOffset>
+                  <wp:posOffset>33020</wp:posOffset>
                 </wp:positionV>
-                <wp:extent cx="2571115" cy="410210"/>
-                <wp:effectExtent l="0" t="0" r="4445" b="1270"/>
+                <wp:extent cx="2906395" cy="466090"/>
+                <wp:effectExtent l="0" t="0" r="4445" b="6985"/>
                 <wp:wrapNone/>
-                <wp:docPr id="35" name="组合 16"/>
+                <wp:docPr id="53" name="组合 6"/>
                 <wp:cNvGraphicFramePr/>
                 <a:graphic xmlns:a="http://schemas.openxmlformats.org/drawingml/2006/main">
                   <a:graphicData uri="http://schemas.microsoft.com/office/word/2010/wordprocessingGroup">
@@ -9972,15 +9972,15 @@
                       <wpg:cNvGrpSpPr/>
                       <wpg:grpSpPr>
                         <a:xfrm rot="0">
-                          <a:off x="3423285" y="2708910"/>
-                          <a:ext cx="2571115" cy="410210"/>
-                          <a:chOff x="17956" y="38313"/>
-                          <a:chExt cx="4049" cy="646"/>
+                          <a:off x="3454400" y="1047750"/>
+                          <a:ext cx="2906395" cy="466090"/>
+                          <a:chOff x="10964" y="4438"/>
+                          <a:chExt cx="4577" cy="734"/>
                         </a:xfrm>
                       </wpg:grpSpPr>
                       <pic:pic xmlns:pic="http://schemas.openxmlformats.org/drawingml/2006/picture">
                         <pic:nvPicPr>
-                          <pic:cNvPr id="3" name="图片 29" descr="IMG_256"/>
+                          <pic:cNvPr id="30" name="图片 30" descr="微信图片_20220215110121"/>
                           <pic:cNvPicPr>
                             <a:picLocks noChangeAspect="1"/>
                           </pic:cNvPicPr>
@@ -9989,17 +9989,18 @@
                           <a:blip r:embed="rId11">
                             <a:clrChange>
                               <a:clrFrom>
-                                <a:srgbClr val="FFFFFF">
+                                <a:srgbClr val="A09D98">
                                   <a:alpha val="100000"/>
                                 </a:srgbClr>
                               </a:clrFrom>
                               <a:clrTo>
-                                <a:srgbClr val="FFFFFF">
+                                <a:srgbClr val="A09D98">
                                   <a:alpha val="100000"/>
                                   <a:alpha val="0"/>
                                 </a:srgbClr>
                               </a:clrTo>
                             </a:clrChange>
+                            <a:biLevel thresh="50000"/>
                           </a:blip>
                           <a:stretch>
                             <a:fillRect/>
@@ -10007,40 +10008,51 @@
                         </pic:blipFill>
                         <pic:spPr>
                           <a:xfrm>
-                            <a:off x="21031" y="38313"/>
-                            <a:ext cx="975" cy="570"/>
+                            <a:off x="10964" y="4458"/>
+                            <a:ext cx="1234" cy="715"/>
+                          </a:xfrm>
+                          <a:prstGeom prst="rect">
+                            <a:avLst/>
+                          </a:prstGeom>
+                        </pic:spPr>
+                      </pic:pic>
+                      <pic:pic xmlns:pic="http://schemas.openxmlformats.org/drawingml/2006/picture">
+                        <pic:nvPicPr>
+                          <pic:cNvPr id="21" name="图片 34" descr="晓敏"/>
+                          <pic:cNvPicPr>
+                            <a:picLocks noChangeAspect="1"/>
+                          </pic:cNvPicPr>
+                        </pic:nvPicPr>
+                        <pic:blipFill>
+                          <a:blip r:embed="rId12">
+                            <a:clrChange>
+                              <a:clrFrom>
+                                <a:srgbClr val="949FA1"/>
+                              </a:clrFrom>
+                              <a:clrTo>
+                                <a:srgbClr val="949FA1">
+                                  <a:alpha val="0"/>
+                                </a:srgbClr>
+                              </a:clrTo>
+                            </a:clrChange>
+                          </a:blip>
+                          <a:srcRect l="34062" t="26445" r="34097" b="9325"/>
+                          <a:stretch>
+                            <a:fillRect/>
+                          </a:stretch>
+                        </pic:blipFill>
+                        <pic:spPr>
+                          <a:xfrm rot="16200000">
+                            <a:off x="14524" y="3981"/>
+                            <a:ext cx="560" cy="1475"/>
                           </a:xfrm>
                           <a:prstGeom prst="rect">
                             <a:avLst/>
                           </a:prstGeom>
                           <a:noFill/>
-                          <a:ln w="9525">
+                          <a:ln>
                             <a:noFill/>
                           </a:ln>
-                        </pic:spPr>
-                      </pic:pic>
-                      <pic:pic xmlns:pic="http://schemas.openxmlformats.org/drawingml/2006/picture">
-                        <pic:nvPicPr>
-                          <pic:cNvPr id="15" name="图片 15" descr="c9514d16fd70679bf0495aeebb03c72d_compress"/>
-                          <pic:cNvPicPr>
-                            <a:picLocks noChangeAspect="1"/>
-                          </pic:cNvPicPr>
-                        </pic:nvPicPr>
-                        <pic:blipFill>
-                          <a:blip r:embed="rId12"/>
-                          <a:srcRect l="21003" t="56913" r="27176" b="26386"/>
-                          <a:stretch>
-                            <a:fillRect/>
-                          </a:stretch>
-                        </pic:blipFill>
-                        <pic:spPr>
-                          <a:xfrm>
-                            <a:off x="17956" y="38485"/>
-                            <a:ext cx="1550" cy="475"/>
-                          </a:xfrm>
-                          <a:prstGeom prst="rect">
-                            <a:avLst/>
-                          </a:prstGeom>
                         </pic:spPr>
                       </pic:pic>
                     </wpg:wgp>
@@ -10051,18 +10063,18 @@
           </mc:Choice>
           <mc:Fallback>
             <w:pict>
-              <v:group id="组合 16" o:spid="_x0000_s1026" o:spt="203" style="position:absolute;left:0pt;margin-left:218.55pt;margin-top:6.3pt;height:32.3pt;width:202.45pt;z-index:251663360;mso-width-relative:page;mso-height-relative:page;" coordorigin="17956,38313" coordsize="4049,646" o:gfxdata="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">
+              <v:group id="组合 6" o:spid="_x0000_s1026" o:spt="203" style="position:absolute;left:0pt;margin-left:221pt;margin-top:2.6pt;height:36.7pt;width:228.85pt;z-index:251663360;mso-width-relative:page;mso-height-relative:page;" coordorigin="10964,4438" coordsize="4577,734" o:gfxdata="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">
                 <o:lock v:ext="edit" aspectratio="f"/>
-                <v:shape id="图片 29" o:spid="_x0000_s1026" o:spt="75" alt="IMG_256" type="#_x0000_t75" style="position:absolute;left:21031;top:38313;height:570;width:975;" filled="f" o:preferrelative="t" stroked="f" coordsize="21600,21600" o:gfxdata="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">
+                <v:shape id="_x0000_s1026" o:spid="_x0000_s1026" o:spt="75" alt="微信图片_20220215110121" type="#_x0000_t75" style="position:absolute;left:10964;top:4458;height:715;width:1234;" filled="f" o:preferrelative="t" stroked="f" coordsize="21600,21600" o:gfxdata="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">
                   <v:fill on="f" focussize="0,0"/>
                   <v:stroke on="f"/>
-                  <v:imagedata r:id="rId11" chromakey="#FFFFFF" o:title=""/>
+                  <v:imagedata r:id="rId11" grayscale="t" bilevel="t" chromakey="#A09D98" o:title=""/>
                   <o:lock v:ext="edit" aspectratio="t"/>
                 </v:shape>
-                <v:shape id="_x0000_s1026" o:spid="_x0000_s1026" o:spt="75" alt="c9514d16fd70679bf0495aeebb03c72d_compress" type="#_x0000_t75" style="position:absolute;left:17956;top:38485;height:475;width:1550;" filled="f" o:preferrelative="t" stroked="f" coordsize="21600,21600" o:gfxdata="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">
+                <v:shape id="图片 34" o:spid="_x0000_s1026" o:spt="75" alt="晓敏" type="#_x0000_t75" style="position:absolute;left:14524;top:3981;height:1475;width:560;rotation:-5898240f;" filled="f" o:preferrelative="t" stroked="f" coordsize="21600,21600" o:gfxdata="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">
                   <v:fill on="f" focussize="0,0"/>
                   <v:stroke on="f"/>
-                  <v:imagedata r:id="rId12" cropleft="13765f" croptop="37299f" cropright="17810f" cropbottom="17292f" o:title=""/>
+                  <v:imagedata r:id="rId12" cropleft="22323f" croptop="17331f" cropright="22346f" cropbottom="6111f" chromakey="#949FA1" o:title=""/>
                   <o:lock v:ext="edit" aspectratio="t"/>
                 </v:shape>
               </v:group>
@@ -10435,9 +10447,8 @@
     <w:p>
       <w:pPr>
         <w:rPr>
-          <w:rFonts w:hint="default"/>
           <w:sz w:val="24"/>
-          <w:lang w:val="en-US" w:eastAsia="zh-CN"/>
+          <w:lang w:eastAsia="zh-CN"/>
         </w:rPr>
       </w:pPr>
     </w:p>
@@ -10458,15 +10469,15 @@
               <wp:anchor distT="0" distB="0" distL="114300" distR="114300" simplePos="0" relativeHeight="251664384" behindDoc="0" locked="0" layoutInCell="1" allowOverlap="1">
                 <wp:simplePos x="0" y="0"/>
                 <wp:positionH relativeFrom="column">
-                  <wp:posOffset>2775585</wp:posOffset>
+                  <wp:posOffset>2767330</wp:posOffset>
                 </wp:positionH>
                 <wp:positionV relativeFrom="paragraph">
-                  <wp:posOffset>89535</wp:posOffset>
+                  <wp:posOffset>26035</wp:posOffset>
                 </wp:positionV>
-                <wp:extent cx="2675255" cy="361950"/>
-                <wp:effectExtent l="0" t="0" r="0" b="3810"/>
+                <wp:extent cx="2779395" cy="453390"/>
+                <wp:effectExtent l="0" t="0" r="9525" b="3810"/>
                 <wp:wrapNone/>
-                <wp:docPr id="37" name="组合 30"/>
+                <wp:docPr id="56" name="组合 1"/>
                 <wp:cNvGraphicFramePr/>
                 <a:graphic xmlns:a="http://schemas.openxmlformats.org/drawingml/2006/main">
                   <a:graphicData uri="http://schemas.microsoft.com/office/word/2010/wordprocessingGroup">
@@ -10474,39 +10485,54 @@
                       <wpg:cNvGrpSpPr/>
                       <wpg:grpSpPr>
                         <a:xfrm rot="0">
-                          <a:off x="3423285" y="3842385"/>
-                          <a:ext cx="2675255" cy="361950"/>
-                          <a:chOff x="17956" y="40098"/>
-                          <a:chExt cx="4213" cy="570"/>
+                          <a:off x="3415030" y="2164715"/>
+                          <a:ext cx="2779395" cy="453390"/>
+                          <a:chOff x="7101" y="6197"/>
+                          <a:chExt cx="4377" cy="714"/>
                         </a:xfrm>
                       </wpg:grpSpPr>
                       <pic:pic xmlns:pic="http://schemas.openxmlformats.org/drawingml/2006/picture">
                         <pic:nvPicPr>
-                          <pic:cNvPr id="4" name="图片 1" descr="24f613a0-66be-430b-9e80-270d3393fac5"/>
+                          <pic:cNvPr id="59" name="图片 34" descr="晓敏"/>
                           <pic:cNvPicPr>
                             <a:picLocks noChangeAspect="1"/>
                           </pic:cNvPicPr>
                         </pic:nvPicPr>
                         <pic:blipFill>
-                          <a:blip r:embed="rId13"/>
-                          <a:srcRect l="43292" t="26660" r="21693" b="24394"/>
+                          <a:blip r:embed="rId12">
+                            <a:clrChange>
+                              <a:clrFrom>
+                                <a:srgbClr val="949FA1"/>
+                              </a:clrFrom>
+                              <a:clrTo>
+                                <a:srgbClr val="949FA1">
+                                  <a:alpha val="0"/>
+                                </a:srgbClr>
+                              </a:clrTo>
+                            </a:clrChange>
+                          </a:blip>
+                          <a:srcRect l="34062" t="26445" r="34097" b="9325"/>
                           <a:stretch>
                             <a:fillRect/>
                           </a:stretch>
                         </pic:blipFill>
                         <pic:spPr>
                           <a:xfrm rot="16200000">
-                            <a:off x="18366" y="39740"/>
-                            <a:ext cx="506" cy="1327"/>
+                            <a:off x="7558" y="5850"/>
+                            <a:ext cx="560" cy="1475"/>
                           </a:xfrm>
                           <a:prstGeom prst="rect">
                             <a:avLst/>
                           </a:prstGeom>
+                          <a:noFill/>
+                          <a:ln>
+                            <a:noFill/>
+                          </a:ln>
                         </pic:spPr>
                       </pic:pic>
                       <pic:pic xmlns:pic="http://schemas.openxmlformats.org/drawingml/2006/picture">
                         <pic:nvPicPr>
-                          <pic:cNvPr id="29" name="图片 29" descr="IMG_256"/>
+                          <pic:cNvPr id="45" name="图片 45" descr="微信图片_20220215110121"/>
                           <pic:cNvPicPr>
                             <a:picLocks noChangeAspect="1"/>
                           </pic:cNvPicPr>
@@ -10515,17 +10541,18 @@
                           <a:blip r:embed="rId11">
                             <a:clrChange>
                               <a:clrFrom>
-                                <a:srgbClr val="FFFFFF">
+                                <a:srgbClr val="A09D98">
                                   <a:alpha val="100000"/>
                                 </a:srgbClr>
                               </a:clrFrom>
                               <a:clrTo>
-                                <a:srgbClr val="FFFFFF">
+                                <a:srgbClr val="A09D98">
                                   <a:alpha val="100000"/>
                                   <a:alpha val="0"/>
                                 </a:srgbClr>
                               </a:clrTo>
                             </a:clrChange>
+                            <a:biLevel thresh="50000"/>
                           </a:blip>
                           <a:stretch>
                             <a:fillRect/>
@@ -10533,16 +10560,12 @@
                         </pic:blipFill>
                         <pic:spPr>
                           <a:xfrm>
-                            <a:off x="21195" y="40098"/>
-                            <a:ext cx="975" cy="570"/>
+                            <a:off x="10244" y="6197"/>
+                            <a:ext cx="1234" cy="715"/>
                           </a:xfrm>
                           <a:prstGeom prst="rect">
                             <a:avLst/>
                           </a:prstGeom>
-                          <a:noFill/>
-                          <a:ln w="9525">
-                            <a:noFill/>
-                          </a:ln>
                         </pic:spPr>
                       </pic:pic>
                     </wpg:wgp>
@@ -10553,18 +10576,18 @@
           </mc:Choice>
           <mc:Fallback>
             <w:pict>
-              <v:group id="组合 30" o:spid="_x0000_s1026" o:spt="203" style="position:absolute;left:0pt;margin-left:218.55pt;margin-top:7.05pt;height:28.5pt;width:210.65pt;z-index:251664384;mso-width-relative:page;mso-height-relative:page;" coordorigin="17956,40098" coordsize="4213,570" o:gfxdata="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">
+              <v:group id="组合 1" o:spid="_x0000_s1026" o:spt="203" style="position:absolute;left:0pt;margin-left:217.9pt;margin-top:2.05pt;height:35.7pt;width:218.85pt;z-index:251664384;mso-width-relative:page;mso-height-relative:page;" coordorigin="7101,6197" coordsize="4377,714" o:gfxdata="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">
                 <o:lock v:ext="edit" aspectratio="f"/>
-                <v:shape id="图片 1" o:spid="_x0000_s1026" o:spt="75" alt="24f613a0-66be-430b-9e80-270d3393fac5" type="#_x0000_t75" style="position:absolute;left:18366;top:39740;height:1327;width:506;rotation:-5898240f;" filled="f" o:preferrelative="t" stroked="f" coordsize="21600,21600" o:gfxdata="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">
+                <v:shape id="图片 34" o:spid="_x0000_s1026" o:spt="75" alt="晓敏" type="#_x0000_t75" style="position:absolute;left:7558;top:5850;height:1475;width:560;rotation:-5898240f;" filled="f" o:preferrelative="t" stroked="f" coordsize="21600,21600" o:gfxdata="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">
                   <v:fill on="f" focussize="0,0"/>
                   <v:stroke on="f"/>
-                  <v:imagedata r:id="rId13" cropleft="28372f" croptop="17472f" cropright="14217f" cropbottom="15987f" o:title=""/>
+                  <v:imagedata r:id="rId12" cropleft="22323f" croptop="17331f" cropright="22346f" cropbottom="6111f" chromakey="#949FA1" o:title=""/>
                   <o:lock v:ext="edit" aspectratio="t"/>
                 </v:shape>
-                <v:shape id="_x0000_s1026" o:spid="_x0000_s1026" o:spt="75" alt="IMG_256" type="#_x0000_t75" style="position:absolute;left:21195;top:40098;height:570;width:975;" filled="f" o:preferrelative="t" stroked="f" coordsize="21600,21600" o:gfxdata="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">
+                <v:shape id="_x0000_s1026" o:spid="_x0000_s1026" o:spt="75" alt="微信图片_20220215110121" type="#_x0000_t75" style="position:absolute;left:10244;top:6197;height:715;width:1234;" filled="f" o:preferrelative="t" stroked="f" coordsize="21600,21600" o:gfxdata="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">
                   <v:fill on="f" focussize="0,0"/>
                   <v:stroke on="f"/>
-                  <v:imagedata r:id="rId11" chromakey="#FFFFFF" o:title=""/>
+                  <v:imagedata r:id="rId11" grayscale="t" bilevel="t" chromakey="#A09D98" o:title=""/>
                   <o:lock v:ext="edit" aspectratio="t"/>
                 </v:shape>
               </v:group>
@@ -10947,6 +10970,7 @@
     <w:p>
       <w:pPr>
         <w:rPr>
+          <w:rFonts w:hint="eastAsia"/>
           <w:sz w:val="24"/>
           <w:lang w:eastAsia="zh-CN"/>
         </w:rPr>
@@ -10961,15 +10985,15 @@
               <wp:anchor distT="0" distB="0" distL="114300" distR="114300" simplePos="0" relativeHeight="251665408" behindDoc="0" locked="0" layoutInCell="1" allowOverlap="1">
                 <wp:simplePos x="0" y="0"/>
                 <wp:positionH relativeFrom="column">
-                  <wp:posOffset>2715895</wp:posOffset>
+                  <wp:posOffset>2727325</wp:posOffset>
                 </wp:positionH>
                 <wp:positionV relativeFrom="paragraph">
-                  <wp:posOffset>78740</wp:posOffset>
+                  <wp:posOffset>59055</wp:posOffset>
                 </wp:positionV>
-                <wp:extent cx="2672080" cy="414020"/>
-                <wp:effectExtent l="0" t="0" r="10160" b="12700"/>
+                <wp:extent cx="2872105" cy="453390"/>
+                <wp:effectExtent l="0" t="0" r="8255" b="3810"/>
                 <wp:wrapNone/>
-                <wp:docPr id="39" name="组合 23"/>
+                <wp:docPr id="11" name="组合 15"/>
                 <wp:cNvGraphicFramePr/>
                 <a:graphic xmlns:a="http://schemas.openxmlformats.org/drawingml/2006/main">
                   <a:graphicData uri="http://schemas.microsoft.com/office/word/2010/wordprocessingGroup">
@@ -10977,21 +11001,21 @@
                       <wpg:cNvGrpSpPr/>
                       <wpg:grpSpPr>
                         <a:xfrm rot="0">
-                          <a:off x="3363595" y="4950460"/>
-                          <a:ext cx="2672080" cy="414020"/>
-                          <a:chOff x="17862" y="41843"/>
-                          <a:chExt cx="4208" cy="652"/>
+                          <a:off x="0" y="0"/>
+                          <a:ext cx="2872105" cy="453390"/>
+                          <a:chOff x="12357" y="7666"/>
+                          <a:chExt cx="4523" cy="714"/>
                         </a:xfrm>
                       </wpg:grpSpPr>
                       <pic:pic xmlns:pic="http://schemas.openxmlformats.org/drawingml/2006/picture">
                         <pic:nvPicPr>
-                          <pic:cNvPr id="22" name="图片 59" descr="图片1"/>
+                          <pic:cNvPr id="9" name="图片 59" descr="图片1"/>
                           <pic:cNvPicPr>
                             <a:picLocks noChangeAspect="1"/>
                           </pic:cNvPicPr>
                         </pic:nvPicPr>
                         <pic:blipFill>
-                          <a:blip r:embed="rId14">
+                          <a:blip r:embed="rId13">
                             <a:biLevel thresh="50000"/>
                           </a:blip>
                           <a:srcRect l="7865" t="11797" r="5322" b="19074"/>
@@ -11001,7 +11025,7 @@
                         </pic:blipFill>
                         <pic:spPr>
                           <a:xfrm>
-                            <a:off x="17862" y="41869"/>
+                            <a:off x="12357" y="7738"/>
                             <a:ext cx="1468" cy="627"/>
                           </a:xfrm>
                           <a:prstGeom prst="rect">
@@ -11012,7 +11036,7 @@
                       </pic:pic>
                       <pic:pic xmlns:pic="http://schemas.openxmlformats.org/drawingml/2006/picture">
                         <pic:nvPicPr>
-                          <pic:cNvPr id="21" name="图片 29" descr="IMG_256"/>
+                          <pic:cNvPr id="10" name="图片 14" descr="微信图片_20220215110121"/>
                           <pic:cNvPicPr>
                             <a:picLocks noChangeAspect="1"/>
                           </pic:cNvPicPr>
@@ -11021,17 +11045,18 @@
                           <a:blip r:embed="rId11">
                             <a:clrChange>
                               <a:clrFrom>
-                                <a:srgbClr val="FFFFFF">
+                                <a:srgbClr val="A09D98">
                                   <a:alpha val="100000"/>
                                 </a:srgbClr>
                               </a:clrFrom>
                               <a:clrTo>
-                                <a:srgbClr val="FFFFFF">
+                                <a:srgbClr val="A09D98">
                                   <a:alpha val="100000"/>
                                   <a:alpha val="0"/>
                                 </a:srgbClr>
                               </a:clrTo>
                             </a:clrChange>
+                            <a:biLevel thresh="50000"/>
                           </a:blip>
                           <a:stretch>
                             <a:fillRect/>
@@ -11039,16 +11064,12 @@
                         </pic:blipFill>
                         <pic:spPr>
                           <a:xfrm>
-                            <a:off x="21096" y="41843"/>
-                            <a:ext cx="975" cy="570"/>
+                            <a:off x="15646" y="7666"/>
+                            <a:ext cx="1234" cy="715"/>
                           </a:xfrm>
                           <a:prstGeom prst="rect">
                             <a:avLst/>
                           </a:prstGeom>
-                          <a:noFill/>
-                          <a:ln w="9525">
-                            <a:noFill/>
-                          </a:ln>
                         </pic:spPr>
                       </pic:pic>
                     </wpg:wgp>
@@ -11059,18 +11080,18 @@
           </mc:Choice>
           <mc:Fallback>
             <w:pict>
-              <v:group id="组合 23" o:spid="_x0000_s1026" o:spt="203" style="position:absolute;left:0pt;margin-left:213.85pt;margin-top:6.2pt;height:32.6pt;width:210.4pt;z-index:251665408;mso-width-relative:page;mso-height-relative:page;" coordorigin="17862,41843" coordsize="4208,652" o:gfxdata="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">
+              <v:group id="组合 15" o:spid="_x0000_s1026" o:spt="203" style="position:absolute;left:0pt;margin-left:214.75pt;margin-top:4.65pt;height:35.7pt;width:226.15pt;z-index:251665408;mso-width-relative:page;mso-height-relative:page;" coordorigin="12357,7666" coordsize="4523,714" o:gfxdata="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">
                 <o:lock v:ext="edit" aspectratio="f"/>
-                <v:shape id="图片 59" o:spid="_x0000_s1026" o:spt="75" alt="图片1" type="#_x0000_t75" style="position:absolute;left:17862;top:41869;height:627;width:1468;" filled="f" o:preferrelative="t" stroked="f" coordsize="21600,21600" o:gfxdata="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">
+                <v:shape id="图片 59" o:spid="_x0000_s1026" o:spt="75" alt="图片1" type="#_x0000_t75" style="position:absolute;left:12357;top:7738;height:627;width:1468;" filled="f" o:preferrelative="t" stroked="f" coordsize="21600,21600" o:gfxdata="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">
                   <v:fill on="f" focussize="0,0"/>
                   <v:stroke on="f"/>
-                  <v:imagedata r:id="rId14" cropleft="5154f" croptop="7731f" cropright="3488f" cropbottom="12500f" grayscale="t" bilevel="t" o:title=""/>
+                  <v:imagedata r:id="rId13" cropleft="5154f" croptop="7731f" cropright="3488f" cropbottom="12500f" grayscale="t" bilevel="t" o:title=""/>
                   <o:lock v:ext="edit" aspectratio="t"/>
                 </v:shape>
-                <v:shape id="图片 29" o:spid="_x0000_s1026" o:spt="75" alt="IMG_256" type="#_x0000_t75" style="position:absolute;left:21096;top:41843;height:570;width:975;" filled="f" o:preferrelative="t" stroked="f" coordsize="21600,21600" o:gfxdata="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">
+                <v:shape id="图片 14" o:spid="_x0000_s1026" o:spt="75" alt="微信图片_20220215110121" type="#_x0000_t75" style="position:absolute;left:15646;top:7666;height:715;width:1234;" filled="f" o:preferrelative="t" stroked="f" coordsize="21600,21600" o:gfxdata="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">
                   <v:fill on="f" focussize="0,0"/>
                   <v:stroke on="f"/>
-                  <v:imagedata r:id="rId11" chromakey="#FFFFFF" o:title=""/>
+                  <v:imagedata r:id="rId11" grayscale="t" bilevel="t" chromakey="#A09D98" o:title=""/>
                   <o:lock v:ext="edit" aspectratio="t"/>
                 </v:shape>
               </v:group>
@@ -11469,15 +11490,15 @@
               <wp:anchor distT="0" distB="0" distL="114300" distR="114300" simplePos="0" relativeHeight="251666432" behindDoc="0" locked="0" layoutInCell="1" allowOverlap="1">
                 <wp:simplePos x="0" y="0"/>
                 <wp:positionH relativeFrom="column">
-                  <wp:posOffset>2788285</wp:posOffset>
+                  <wp:posOffset>2750185</wp:posOffset>
                 </wp:positionH>
                 <wp:positionV relativeFrom="paragraph">
-                  <wp:posOffset>85090</wp:posOffset>
+                  <wp:posOffset>30480</wp:posOffset>
                 </wp:positionV>
-                <wp:extent cx="2889885" cy="397510"/>
-                <wp:effectExtent l="0" t="0" r="5715" b="13970"/>
+                <wp:extent cx="2803525" cy="453390"/>
+                <wp:effectExtent l="0" t="0" r="635" b="3810"/>
                 <wp:wrapNone/>
-                <wp:docPr id="41" name="组合 27"/>
+                <wp:docPr id="12" name="组合 22"/>
                 <wp:cNvGraphicFramePr/>
                 <a:graphic xmlns:a="http://schemas.openxmlformats.org/drawingml/2006/main">
                   <a:graphicData uri="http://schemas.microsoft.com/office/word/2010/wordprocessingGroup">
@@ -11485,21 +11506,21 @@
                       <wpg:cNvGrpSpPr/>
                       <wpg:grpSpPr>
                         <a:xfrm rot="0">
-                          <a:off x="3435985" y="6075045"/>
-                          <a:ext cx="2889885" cy="397510"/>
-                          <a:chOff x="17976" y="43614"/>
-                          <a:chExt cx="4551" cy="626"/>
+                          <a:off x="0" y="0"/>
+                          <a:ext cx="2803525" cy="453390"/>
+                          <a:chOff x="12525" y="9562"/>
+                          <a:chExt cx="4415" cy="714"/>
                         </a:xfrm>
                       </wpg:grpSpPr>
                       <pic:pic xmlns:pic="http://schemas.openxmlformats.org/drawingml/2006/picture">
                         <pic:nvPicPr>
-                          <pic:cNvPr id="6" name="图片 29" descr="IMG_256"/>
+                          <pic:cNvPr id="26" name="图片 29" descr="IMG_256"/>
                           <pic:cNvPicPr>
                             <a:picLocks noChangeAspect="1"/>
                           </pic:cNvPicPr>
                         </pic:nvPicPr>
                         <pic:blipFill>
-                          <a:blip r:embed="rId11">
+                          <a:blip r:embed="rId14">
                             <a:clrChange>
                               <a:clrFrom>
                                 <a:srgbClr val="FFFFFF">
@@ -11520,7 +11541,7 @@
                         </pic:blipFill>
                         <pic:spPr>
                           <a:xfrm>
-                            <a:off x="17976" y="43615"/>
+                            <a:off x="12525" y="9698"/>
                             <a:ext cx="975" cy="570"/>
                           </a:xfrm>
                           <a:prstGeom prst="rect">
@@ -11534,29 +11555,40 @@
                       </pic:pic>
                       <pic:pic xmlns:pic="http://schemas.openxmlformats.org/drawingml/2006/picture">
                         <pic:nvPicPr>
-                          <pic:cNvPr id="26" name="图片 59" descr="图片1"/>
+                          <pic:cNvPr id="29" name="图片 20" descr="微信图片_20220215110121"/>
                           <pic:cNvPicPr>
                             <a:picLocks noChangeAspect="1"/>
                           </pic:cNvPicPr>
                         </pic:nvPicPr>
                         <pic:blipFill>
-                          <a:blip r:embed="rId14">
+                          <a:blip r:embed="rId11">
+                            <a:clrChange>
+                              <a:clrFrom>
+                                <a:srgbClr val="A09D98">
+                                  <a:alpha val="100000"/>
+                                </a:srgbClr>
+                              </a:clrFrom>
+                              <a:clrTo>
+                                <a:srgbClr val="A09D98">
+                                  <a:alpha val="100000"/>
+                                  <a:alpha val="0"/>
+                                </a:srgbClr>
+                              </a:clrTo>
+                            </a:clrChange>
                             <a:biLevel thresh="50000"/>
                           </a:blip>
-                          <a:srcRect l="7865" t="11797" r="5322" b="19074"/>
                           <a:stretch>
                             <a:fillRect/>
                           </a:stretch>
                         </pic:blipFill>
                         <pic:spPr>
                           <a:xfrm>
-                            <a:off x="21059" y="43614"/>
-                            <a:ext cx="1468" cy="627"/>
+                            <a:off x="15706" y="9562"/>
+                            <a:ext cx="1234" cy="715"/>
                           </a:xfrm>
                           <a:prstGeom prst="rect">
                             <a:avLst/>
                           </a:prstGeom>
-                          <a:noFill/>
                         </pic:spPr>
                       </pic:pic>
                     </wpg:wgp>
@@ -11567,18 +11599,18 @@
           </mc:Choice>
           <mc:Fallback>
             <w:pict>
-              <v:group id="组合 27" o:spid="_x0000_s1026" o:spt="203" style="position:absolute;left:0pt;margin-left:219.55pt;margin-top:6.7pt;height:31.3pt;width:227.55pt;z-index:251666432;mso-width-relative:page;mso-height-relative:page;" coordorigin="17976,43614" coordsize="4551,626" o:gfxdata="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">
+              <v:group id="组合 22" o:spid="_x0000_s1026" o:spt="203" style="position:absolute;left:0pt;margin-left:216.55pt;margin-top:2.4pt;height:35.7pt;width:220.75pt;z-index:251666432;mso-width-relative:page;mso-height-relative:page;" coordorigin="12525,9562" coordsize="4415,714" o:gfxdata="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">
                 <o:lock v:ext="edit" aspectratio="f"/>
-                <v:shape id="图片 29" o:spid="_x0000_s1026" o:spt="75" alt="IMG_256" type="#_x0000_t75" style="position:absolute;left:17976;top:43615;height:570;width:975;" filled="f" o:preferrelative="t" stroked="f" coordsize="21600,21600" o:gfxdata="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">
+                <v:shape id="图片 29" o:spid="_x0000_s1026" o:spt="75" alt="IMG_256" type="#_x0000_t75" style="position:absolute;left:12525;top:9698;height:570;width:975;" filled="f" o:preferrelative="t" stroked="f" coordsize="21600,21600" o:gfxdata="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">
                   <v:fill on="f" focussize="0,0"/>
                   <v:stroke on="f"/>
-                  <v:imagedata r:id="rId11" chromakey="#FFFFFF" o:title=""/>
+                  <v:imagedata r:id="rId14" chromakey="#FFFFFF" o:title=""/>
                   <o:lock v:ext="edit" aspectratio="t"/>
                 </v:shape>
-                <v:shape id="图片 59" o:spid="_x0000_s1026" o:spt="75" alt="图片1" type="#_x0000_t75" style="position:absolute;left:21059;top:43614;height:627;width:1468;" filled="f" o:preferrelative="t" stroked="f" coordsize="21600,21600" o:gfxdata="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">
+                <v:shape id="图片 20" o:spid="_x0000_s1026" o:spt="75" alt="微信图片_20220215110121" type="#_x0000_t75" style="position:absolute;left:15706;top:9562;height:715;width:1234;" filled="f" o:preferrelative="t" stroked="f" coordsize="21600,21600" o:gfxdata="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">
                   <v:fill on="f" focussize="0,0"/>
                   <v:stroke on="f"/>
-                  <v:imagedata r:id="rId14" cropleft="5154f" croptop="7731f" cropright="3488f" cropbottom="12500f" grayscale="t" bilevel="t" o:title=""/>
+                  <v:imagedata r:id="rId11" grayscale="t" bilevel="t" chromakey="#A09D98" o:title=""/>
                   <o:lock v:ext="edit" aspectratio="t"/>
                 </v:shape>
               </v:group>
@@ -11607,8 +11639,16 @@
         <w:gridCol w:w="2294"/>
       </w:tblGrid>
       <w:tr>
+        <w:tblPrEx>
+          <w:tblCellMar>
+            <w:top w:w="0" w:type="dxa"/>
+            <w:left w:w="0" w:type="dxa"/>
+            <w:bottom w:w="0" w:type="dxa"/>
+            <w:right w:w="0" w:type="dxa"/>
+          </w:tblCellMar>
+        </w:tblPrEx>
         <w:trPr>
-          <w:trHeight w:val="441" w:hRule="exact"/>
+          <w:trHeight w:val="429" w:hRule="exact"/>
           <w:jc w:val="right"/>
         </w:trPr>
         <w:tc>
@@ -12324,6 +12364,145 @@
           <w:lang w:eastAsia="zh-CN"/>
         </w:rPr>
       </w:pPr>
+      <w:r>
+        <w:rPr>
+          <w:sz w:val="24"/>
+        </w:rPr>
+        <mc:AlternateContent>
+          <mc:Choice Requires="wpg">
+            <w:drawing>
+              <wp:anchor distT="0" distB="0" distL="114300" distR="114300" simplePos="0" relativeHeight="251667456" behindDoc="0" locked="0" layoutInCell="1" allowOverlap="1">
+                <wp:simplePos x="0" y="0"/>
+                <wp:positionH relativeFrom="column">
+                  <wp:posOffset>2887345</wp:posOffset>
+                </wp:positionH>
+                <wp:positionV relativeFrom="paragraph">
+                  <wp:posOffset>172720</wp:posOffset>
+                </wp:positionV>
+                <wp:extent cx="2757805" cy="627380"/>
+                <wp:effectExtent l="0" t="0" r="635" b="12700"/>
+                <wp:wrapNone/>
+                <wp:docPr id="1" name="组合 34"/>
+                <wp:cNvGraphicFramePr/>
+                <a:graphic xmlns:a="http://schemas.openxmlformats.org/drawingml/2006/main">
+                  <a:graphicData uri="http://schemas.microsoft.com/office/word/2010/wordprocessingGroup">
+                    <wpg:wgp>
+                      <wpg:cNvGrpSpPr/>
+                      <wpg:grpSpPr>
+                        <a:xfrm rot="0">
+                          <a:off x="0" y="0"/>
+                          <a:ext cx="2757805" cy="627380"/>
+                          <a:chOff x="12609" y="13215"/>
+                          <a:chExt cx="4343" cy="988"/>
+                        </a:xfrm>
+                      </wpg:grpSpPr>
+                      <pic:pic xmlns:pic="http://schemas.openxmlformats.org/drawingml/2006/picture">
+                        <pic:nvPicPr>
+                          <pic:cNvPr id="50" name="图片 1" descr="IMG_256"/>
+                          <pic:cNvPicPr>
+                            <a:picLocks noChangeAspect="1"/>
+                          </pic:cNvPicPr>
+                        </pic:nvPicPr>
+                        <pic:blipFill>
+                          <a:blip r:embed="rId15">
+                            <a:clrChange>
+                              <a:clrFrom>
+                                <a:srgbClr val="AAA9A5">
+                                  <a:alpha val="100000"/>
+                                </a:srgbClr>
+                              </a:clrFrom>
+                              <a:clrTo>
+                                <a:srgbClr val="AAA9A5">
+                                  <a:alpha val="100000"/>
+                                  <a:alpha val="0"/>
+                                </a:srgbClr>
+                              </a:clrTo>
+                            </a:clrChange>
+                          </a:blip>
+                          <a:srcRect l="27431" t="30452" r="31962" b="18126"/>
+                          <a:stretch>
+                            <a:fillRect/>
+                          </a:stretch>
+                        </pic:blipFill>
+                        <pic:spPr>
+                          <a:xfrm>
+                            <a:off x="12609" y="13215"/>
+                            <a:ext cx="781" cy="989"/>
+                          </a:xfrm>
+                          <a:prstGeom prst="rect">
+                            <a:avLst/>
+                          </a:prstGeom>
+                          <a:noFill/>
+                          <a:ln w="9525">
+                            <a:noFill/>
+                          </a:ln>
+                        </pic:spPr>
+                      </pic:pic>
+                      <pic:pic xmlns:pic="http://schemas.openxmlformats.org/drawingml/2006/picture">
+                        <pic:nvPicPr>
+                          <pic:cNvPr id="54" name="图片 31" descr="微信图片_20220215110121"/>
+                          <pic:cNvPicPr>
+                            <a:picLocks noChangeAspect="1"/>
+                          </pic:cNvPicPr>
+                        </pic:nvPicPr>
+                        <pic:blipFill>
+                          <a:blip r:embed="rId11">
+                            <a:clrChange>
+                              <a:clrFrom>
+                                <a:srgbClr val="A09D98">
+                                  <a:alpha val="100000"/>
+                                </a:srgbClr>
+                              </a:clrFrom>
+                              <a:clrTo>
+                                <a:srgbClr val="A09D98">
+                                  <a:alpha val="100000"/>
+                                  <a:alpha val="0"/>
+                                </a:srgbClr>
+                              </a:clrTo>
+                            </a:clrChange>
+                            <a:biLevel thresh="50000"/>
+                          </a:blip>
+                          <a:stretch>
+                            <a:fillRect/>
+                          </a:stretch>
+                        </pic:blipFill>
+                        <pic:spPr>
+                          <a:xfrm>
+                            <a:off x="15718" y="13246"/>
+                            <a:ext cx="1234" cy="715"/>
+                          </a:xfrm>
+                          <a:prstGeom prst="rect">
+                            <a:avLst/>
+                          </a:prstGeom>
+                        </pic:spPr>
+                      </pic:pic>
+                    </wpg:wgp>
+                  </a:graphicData>
+                </a:graphic>
+              </wp:anchor>
+            </w:drawing>
+          </mc:Choice>
+          <mc:Fallback>
+            <w:pict>
+              <v:group id="组合 34" o:spid="_x0000_s1026" o:spt="203" style="position:absolute;left:0pt;margin-left:227.35pt;margin-top:13.6pt;height:49.4pt;width:217.15pt;z-index:251667456;mso-width-relative:page;mso-height-relative:page;" coordorigin="12609,13215" coordsize="4343,988" o:gfxdata="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">
+                <o:lock v:ext="edit" aspectratio="f"/>
+                <v:shape id="图片 1" o:spid="_x0000_s1026" o:spt="75" alt="IMG_256" type="#_x0000_t75" style="position:absolute;left:12609;top:13215;height:989;width:781;" filled="f" o:preferrelative="t" stroked="f" coordsize="21600,21600" o:gfxdata="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">
+                  <v:fill on="f" focussize="0,0"/>
+                  <v:stroke on="f"/>
+                  <v:imagedata r:id="rId15" cropleft="17977f" croptop="19957f" cropright="20947f" cropbottom="11879f" chromakey="#AAA9A5" o:title=""/>
+                  <o:lock v:ext="edit" aspectratio="t"/>
+                </v:shape>
+                <v:shape id="图片 31" o:spid="_x0000_s1026" o:spt="75" alt="微信图片_20220215110121" type="#_x0000_t75" style="position:absolute;left:15718;top:13246;height:715;width:1234;" filled="f" o:preferrelative="t" stroked="f" coordsize="21600,21600" o:gfxdata="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">
+                  <v:fill on="f" focussize="0,0"/>
+                  <v:stroke on="f"/>
+                  <v:imagedata r:id="rId11" grayscale="t" bilevel="t" chromakey="#A09D98" o:title=""/>
+                  <o:lock v:ext="edit" aspectratio="t"/>
+                </v:shape>
+              </v:group>
+            </w:pict>
+          </mc:Fallback>
+        </mc:AlternateContent>
+      </w:r>
     </w:p>
     <w:p>
       <w:pPr>
@@ -12708,19 +12887,19 @@
         </w:rPr>
       </w:pPr>
       <w:bookmarkStart w:id="37" w:name="_Toc21059"/>
-      <w:bookmarkStart w:id="38" w:name="_Toc6071"/>
+      <w:bookmarkStart w:id="38" w:name="_Toc10112"/>
       <w:bookmarkStart w:id="39" w:name="_Toc149837255"/>
-      <w:bookmarkStart w:id="40" w:name="_Toc10112"/>
+      <w:bookmarkStart w:id="40" w:name="_Toc2028"/>
       <w:bookmarkStart w:id="41" w:name="_Toc25123"/>
-      <w:bookmarkStart w:id="42" w:name="_Toc2028"/>
-      <w:bookmarkStart w:id="43" w:name="_Toc22132"/>
-      <w:bookmarkStart w:id="44" w:name="_Toc284"/>
-      <w:bookmarkStart w:id="45" w:name="_Toc20136_WPSOffice_Level1"/>
-      <w:bookmarkStart w:id="46" w:name="_Toc19898_WPSOffice_Level1"/>
-      <w:bookmarkStart w:id="47" w:name="_Toc2781"/>
-      <w:bookmarkStart w:id="48" w:name="_Toc19184"/>
-      <w:bookmarkStart w:id="49" w:name="_Toc12381"/>
-      <w:bookmarkStart w:id="50" w:name="_Toc14062"/>
+      <w:bookmarkStart w:id="42" w:name="_Toc6071"/>
+      <w:bookmarkStart w:id="43" w:name="_Toc284"/>
+      <w:bookmarkStart w:id="44" w:name="_Toc2781"/>
+      <w:bookmarkStart w:id="45" w:name="_Toc19898_WPSOffice_Level1"/>
+      <w:bookmarkStart w:id="46" w:name="_Toc19184"/>
+      <w:bookmarkStart w:id="47" w:name="_Toc22132"/>
+      <w:bookmarkStart w:id="48" w:name="_Toc14062"/>
+      <w:bookmarkStart w:id="49" w:name="_Toc20136_WPSOffice_Level1"/>
+      <w:bookmarkStart w:id="50" w:name="_Toc12381"/>
       <w:r>
         <w:rPr>
           <w:rFonts w:hint="eastAsia" w:ascii="Times New Roman" w:hAnsi="Times New Roman"/>
@@ -14433,12 +14612,12 @@
       <w:bookmarkStart w:id="53" w:name="_Toc30265"/>
       <w:bookmarkStart w:id="54" w:name="_Toc11015_WPSOffice_Level2"/>
       <w:bookmarkStart w:id="55" w:name="_Toc22976"/>
-      <w:bookmarkStart w:id="56" w:name="_Toc30437"/>
-      <w:bookmarkStart w:id="57" w:name="_Toc23375"/>
-      <w:bookmarkStart w:id="58" w:name="_Toc20643"/>
-      <w:bookmarkStart w:id="59" w:name="_Toc9088"/>
-      <w:bookmarkStart w:id="60" w:name="_Toc24979"/>
-      <w:bookmarkStart w:id="61" w:name="_Toc18062_WPSOffice_Level2"/>
+      <w:bookmarkStart w:id="56" w:name="_Toc23375"/>
+      <w:bookmarkStart w:id="57" w:name="_Toc24979"/>
+      <w:bookmarkStart w:id="58" w:name="_Toc18062_WPSOffice_Level2"/>
+      <w:bookmarkStart w:id="59" w:name="_Toc30437"/>
+      <w:bookmarkStart w:id="60" w:name="_Toc9088"/>
+      <w:bookmarkStart w:id="61" w:name="_Toc20643"/>
       <w:r>
         <w:rPr>
           <w:rFonts w:hint="eastAsia" w:ascii="Times New Roman" w:hAnsi="Times New Roman"/>
@@ -19079,9 +19258,9 @@
           <w:lang w:eastAsia="zh-CN"/>
         </w:rPr>
       </w:pPr>
-      <w:bookmarkStart w:id="62" w:name="_Toc149837260"/>
-      <w:bookmarkStart w:id="63" w:name="_Toc14392"/>
-      <w:bookmarkStart w:id="64" w:name="_Toc10945"/>
+      <w:bookmarkStart w:id="62" w:name="_Toc14392"/>
+      <w:bookmarkStart w:id="63" w:name="_Toc10945"/>
+      <w:bookmarkStart w:id="64" w:name="_Toc149837260"/>
       <w:bookmarkStart w:id="65" w:name="_Toc29868"/>
       <w:r>
         <w:rPr>
@@ -19608,14 +19787,14 @@
           <w:lang w:eastAsia="zh-CN"/>
         </w:rPr>
       </w:pPr>
-      <w:bookmarkStart w:id="66" w:name="_Toc25737"/>
-      <w:bookmarkStart w:id="67" w:name="_Toc17410"/>
-      <w:bookmarkStart w:id="68" w:name="_Toc1549"/>
-      <w:bookmarkStart w:id="69" w:name="_Toc6221_WPSOffice_Level2"/>
-      <w:bookmarkStart w:id="70" w:name="_Toc4339"/>
-      <w:bookmarkStart w:id="71" w:name="_Toc8813"/>
+      <w:bookmarkStart w:id="66" w:name="_Toc8813"/>
+      <w:bookmarkStart w:id="67" w:name="_Toc1549"/>
+      <w:bookmarkStart w:id="68" w:name="_Toc25737"/>
+      <w:bookmarkStart w:id="69" w:name="_Toc17410"/>
+      <w:bookmarkStart w:id="70" w:name="_Toc6221_WPSOffice_Level2"/>
+      <w:bookmarkStart w:id="71" w:name="_Toc626"/>
       <w:bookmarkStart w:id="72" w:name="_Toc25675"/>
-      <w:bookmarkStart w:id="73" w:name="_Toc626"/>
+      <w:bookmarkStart w:id="73" w:name="_Toc4339"/>
       <w:bookmarkStart w:id="74" w:name="_Toc7551_WPSOffice_Level2"/>
       <w:r>
         <w:rPr>
@@ -20250,6 +20429,12 @@
             <w:insideH w:val="single" w:color="BEBEBE" w:sz="4" w:space="0"/>
             <w:insideV w:val="single" w:color="BEBEBE" w:sz="4" w:space="0"/>
           </w:tblBorders>
+          <w:tblCellMar>
+            <w:top w:w="0" w:type="dxa"/>
+            <w:left w:w="0" w:type="dxa"/>
+            <w:bottom w:w="0" w:type="dxa"/>
+            <w:right w:w="0" w:type="dxa"/>
+          </w:tblCellMar>
         </w:tblPrEx>
         <w:trPr>
           <w:trHeight w:val="363" w:hRule="atLeast"/>
@@ -21035,16 +21220,16 @@
           </w14:shadow>
         </w:rPr>
       </w:pPr>
-      <w:bookmarkStart w:id="75" w:name="_Toc32443_WPSOffice_Level1"/>
-      <w:bookmarkStart w:id="76" w:name="_Toc25727"/>
-      <w:bookmarkStart w:id="77" w:name="_Toc28194"/>
+      <w:bookmarkStart w:id="75" w:name="_Toc5598"/>
+      <w:bookmarkStart w:id="76" w:name="_Toc32661"/>
+      <w:bookmarkStart w:id="77" w:name="_Toc25727"/>
       <w:bookmarkStart w:id="78" w:name="_Toc23903"/>
-      <w:bookmarkStart w:id="79" w:name="_Toc32661"/>
-      <w:bookmarkStart w:id="80" w:name="_Toc5598"/>
-      <w:bookmarkStart w:id="81" w:name="_Toc14450"/>
-      <w:bookmarkStart w:id="82" w:name="_Toc23846_WPSOffice_Level1"/>
-      <w:bookmarkStart w:id="83" w:name="_Toc4331_WPSOffice_Level1"/>
-      <w:bookmarkStart w:id="84" w:name="_Toc19559"/>
+      <w:bookmarkStart w:id="79" w:name="_Toc23846_WPSOffice_Level1"/>
+      <w:bookmarkStart w:id="80" w:name="_Toc28194"/>
+      <w:bookmarkStart w:id="81" w:name="_Toc19559"/>
+      <w:bookmarkStart w:id="82" w:name="_Toc14450"/>
+      <w:bookmarkStart w:id="83" w:name="_Toc32443_WPSOffice_Level1"/>
+      <w:bookmarkStart w:id="84" w:name="_Toc4331_WPSOffice_Level1"/>
       <w:r>
         <w:rPr>
           <w:rFonts w:hint="default" w:ascii="Times New Roman" w:hAnsi="Times New Roman"/>
@@ -21125,10 +21310,10 @@
           <w:lang w:eastAsia="zh-CN"/>
         </w:rPr>
       </w:pPr>
-      <w:bookmarkStart w:id="86" w:name="_Toc6883"/>
-      <w:bookmarkStart w:id="87" w:name="_Toc23606"/>
-      <w:bookmarkStart w:id="88" w:name="_Toc32302"/>
-      <w:bookmarkStart w:id="89" w:name="_Toc32443_WPSOffice_Level2"/>
+      <w:bookmarkStart w:id="86" w:name="_Toc32302"/>
+      <w:bookmarkStart w:id="87" w:name="_Toc32443_WPSOffice_Level2"/>
+      <w:bookmarkStart w:id="88" w:name="_Toc23606"/>
+      <w:bookmarkStart w:id="89" w:name="_Toc6883"/>
       <w:bookmarkStart w:id="90" w:name="_Toc4331_WPSOffice_Level2"/>
       <w:bookmarkStart w:id="91" w:name="_Toc29195"/>
       <w:r>
@@ -29552,10 +29737,10 @@
           <w:lang w:eastAsia="zh-CN"/>
         </w:rPr>
       </w:pPr>
-      <w:bookmarkStart w:id="92" w:name="_Toc20694"/>
-      <w:bookmarkStart w:id="93" w:name="_Toc29383"/>
-      <w:bookmarkStart w:id="94" w:name="_Toc32468"/>
-      <w:bookmarkStart w:id="95" w:name="_Toc6784"/>
+      <w:bookmarkStart w:id="92" w:name="_Toc32468"/>
+      <w:bookmarkStart w:id="93" w:name="_Toc6784"/>
+      <w:bookmarkStart w:id="94" w:name="_Toc29383"/>
+      <w:bookmarkStart w:id="95" w:name="_Toc20694"/>
       <w:bookmarkStart w:id="96" w:name="_Toc24260"/>
       <w:r>
         <w:rPr>
@@ -30598,14 +30783,14 @@
       <w:bookmarkStart w:id="101" w:name="_Toc1105"/>
       <w:bookmarkStart w:id="102" w:name="_Toc1908"/>
       <w:bookmarkStart w:id="103" w:name="_Toc12505"/>
-      <w:bookmarkStart w:id="104" w:name="_Toc21764_WPSOffice_Level1"/>
+      <w:bookmarkStart w:id="104" w:name="_Toc2409"/>
       <w:bookmarkStart w:id="105" w:name="_Toc28240"/>
-      <w:bookmarkStart w:id="106" w:name="_Toc2409"/>
-      <w:bookmarkStart w:id="107" w:name="_Toc16594"/>
+      <w:bookmarkStart w:id="106" w:name="_Toc21764_WPSOffice_Level1"/>
+      <w:bookmarkStart w:id="107" w:name="_Toc18680"/>
       <w:bookmarkStart w:id="108" w:name="_Toc13196_WPSOffice_Level1"/>
-      <w:bookmarkStart w:id="109" w:name="_Toc1707_WPSOffice_Level1"/>
-      <w:bookmarkStart w:id="110" w:name="_Toc27302"/>
-      <w:bookmarkStart w:id="111" w:name="_Toc18680"/>
+      <w:bookmarkStart w:id="109" w:name="_Toc27302"/>
+      <w:bookmarkStart w:id="110" w:name="_Toc16594"/>
+      <w:bookmarkStart w:id="111" w:name="_Toc1707_WPSOffice_Level1"/>
       <w:r>
         <w:rPr>
           <w:rFonts w:hint="eastAsia" w:ascii="Times New Roman" w:hAnsi="Times New Roman"/>
@@ -32660,11 +32845,11 @@
       </w:pPr>
       <w:bookmarkStart w:id="113" w:name="_Toc24085_WPSOffice_Level1"/>
       <w:bookmarkStart w:id="114" w:name="_Toc6882"/>
-      <w:bookmarkStart w:id="115" w:name="_Toc9066"/>
-      <w:bookmarkStart w:id="116" w:name="_Toc9914"/>
-      <w:bookmarkStart w:id="117" w:name="_Toc3674"/>
-      <w:bookmarkStart w:id="118" w:name="_Toc15840_WPSOffice_Level1"/>
-      <w:bookmarkStart w:id="119" w:name="_Toc14255_WPSOffice_Level1"/>
+      <w:bookmarkStart w:id="115" w:name="_Toc15840_WPSOffice_Level1"/>
+      <w:bookmarkStart w:id="116" w:name="_Toc9066"/>
+      <w:bookmarkStart w:id="117" w:name="_Toc14255_WPSOffice_Level1"/>
+      <w:bookmarkStart w:id="118" w:name="_Toc3674"/>
+      <w:bookmarkStart w:id="119" w:name="_Toc9914"/>
       <w:r>
         <w:rPr>
           <w:rFonts w:hint="eastAsia" w:ascii="Times New Roman" w:hAnsi="Times New Roman"/>
@@ -35106,9 +35291,9 @@
     <w:p>
       <w:bookmarkStart w:id="120" w:name="_Toc1779"/>
       <w:bookmarkStart w:id="121" w:name="_Toc4979"/>
-      <w:bookmarkStart w:id="122" w:name="_Toc11896_WPSOffice_Level1"/>
-      <w:bookmarkStart w:id="123" w:name="_Toc11812"/>
-      <w:bookmarkStart w:id="124" w:name="_Toc20303"/>
+      <w:bookmarkStart w:id="122" w:name="_Toc20303"/>
+      <w:bookmarkStart w:id="123" w:name="_Toc11896_WPSOffice_Level1"/>
+      <w:bookmarkStart w:id="124" w:name="_Toc11812"/>
       <w:bookmarkStart w:id="125" w:name="_Toc11193_WPSOffice_Level1"/>
       <w:bookmarkStart w:id="126" w:name="_Toc28810_WPSOffice_Level1"/>
       <w:r>
@@ -35792,16 +35977,16 @@
           <w:lang w:eastAsia="zh-CN"/>
         </w:rPr>
       </w:pPr>
-      <w:bookmarkStart w:id="128" w:name="_Toc22484_WPSOffice_Level1"/>
-      <w:bookmarkStart w:id="129" w:name="_Toc28910_WPSOffice_Level1"/>
-      <w:bookmarkStart w:id="130" w:name="_Toc8182"/>
-      <w:bookmarkStart w:id="131" w:name="_Toc19099"/>
-      <w:bookmarkStart w:id="132" w:name="_Toc16368_WPSOffice_Level1"/>
-      <w:bookmarkStart w:id="133" w:name="_Toc29730"/>
-      <w:bookmarkStart w:id="134" w:name="_Toc28537"/>
-      <w:bookmarkStart w:id="135" w:name="_Toc6864"/>
-      <w:bookmarkStart w:id="136" w:name="_Toc8511"/>
-      <w:bookmarkStart w:id="137" w:name="_Toc7549"/>
+      <w:bookmarkStart w:id="128" w:name="_Toc8511"/>
+      <w:bookmarkStart w:id="129" w:name="_Toc19099"/>
+      <w:bookmarkStart w:id="130" w:name="_Toc7549"/>
+      <w:bookmarkStart w:id="131" w:name="_Toc16368_WPSOffice_Level1"/>
+      <w:bookmarkStart w:id="132" w:name="_Toc22484_WPSOffice_Level1"/>
+      <w:bookmarkStart w:id="133" w:name="_Toc6864"/>
+      <w:bookmarkStart w:id="134" w:name="_Toc8182"/>
+      <w:bookmarkStart w:id="135" w:name="_Toc28910_WPSOffice_Level1"/>
+      <w:bookmarkStart w:id="136" w:name="_Toc29730"/>
+      <w:bookmarkStart w:id="137" w:name="_Toc28537"/>
       <w:r>
         <w:rPr>
           <w:rFonts w:hint="eastAsia" w:ascii="Times New Roman" w:hAnsi="Times New Roman"/>
@@ -36255,9 +36440,9 @@
           <w:lang w:eastAsia="zh-CN"/>
         </w:rPr>
       </w:pPr>
-      <w:bookmarkStart w:id="138" w:name="_Toc20170_WPSOffice_Level1"/>
+      <w:bookmarkStart w:id="138" w:name="_Toc28454_WPSOffice_Level1"/>
       <w:bookmarkStart w:id="139" w:name="_Toc26985_WPSOffice_Level1"/>
-      <w:bookmarkStart w:id="140" w:name="_Toc28454_WPSOffice_Level1"/>
+      <w:bookmarkStart w:id="140" w:name="_Toc20170_WPSOffice_Level1"/>
       <w:r>
         <w:rPr>
           <w:lang w:eastAsia="zh-CN"/>
@@ -36280,8 +36465,8 @@
           <w:lang w:eastAsia="zh-CN"/>
         </w:rPr>
       </w:pPr>
-      <w:bookmarkStart w:id="141" w:name="_Toc3409"/>
-      <w:bookmarkStart w:id="142" w:name="_Toc14168"/>
+      <w:bookmarkStart w:id="141" w:name="_Toc14168"/>
+      <w:bookmarkStart w:id="142" w:name="_Toc3409"/>
       <w:bookmarkStart w:id="143" w:name="_Toc15114"/>
       <w:r>
         <w:rPr>
@@ -36533,13 +36718,13 @@
         </w:rPr>
       </w:pPr>
       <w:bookmarkStart w:id="144" w:name="_Toc1180"/>
-      <w:bookmarkStart w:id="145" w:name="_Toc4503"/>
-      <w:bookmarkStart w:id="146" w:name="_Toc27809"/>
-      <w:bookmarkStart w:id="147" w:name="_Toc15630"/>
-      <w:bookmarkStart w:id="148" w:name="_Toc11901"/>
-      <w:bookmarkStart w:id="149" w:name="_Toc22162_WPSOffice_Level1"/>
-      <w:bookmarkStart w:id="150" w:name="_Toc22623"/>
-      <w:bookmarkStart w:id="151" w:name="_Toc13275"/>
+      <w:bookmarkStart w:id="145" w:name="_Toc15630"/>
+      <w:bookmarkStart w:id="146" w:name="_Toc11901"/>
+      <w:bookmarkStart w:id="147" w:name="_Toc27809"/>
+      <w:bookmarkStart w:id="148" w:name="_Toc4503"/>
+      <w:bookmarkStart w:id="149" w:name="_Toc13275"/>
+      <w:bookmarkStart w:id="150" w:name="_Toc22162_WPSOffice_Level1"/>
+      <w:bookmarkStart w:id="151" w:name="_Toc22623"/>
       <w:bookmarkStart w:id="152" w:name="_Toc14611_WPSOffice_Level1"/>
       <w:bookmarkStart w:id="153" w:name="_Toc19584_WPSOffice_Level1"/>
       <w:bookmarkStart w:id="154" w:name="_Toc17792_WPSOffice_Level2"/>
@@ -39211,7 +39396,7 @@
                     <pic:cNvPicPr/>
                   </pic:nvPicPr>
                   <pic:blipFill>
-                    <a:blip r:embed="rId15"/>
+                    <a:blip r:embed="rId16"/>
                     <a:stretch>
                       <a:fillRect/>
                     </a:stretch>
@@ -41394,7 +41579,7 @@
     </w:pPr>
     <w:rPr>
       <w:rFonts w:ascii="Times New Roman" w:hAnsi="Times New Roman" w:eastAsia="微软雅黑"/>
-      <w:color w:val="808080" w:themeColor="background1" w:themeShade="80"/>
+      <w:color w:val="7F7F7F" w:themeColor="background1" w:themeShade="80"/>
       <w:sz w:val="28"/>
       <w:szCs w:val="28"/>
     </w:rPr>
@@ -42204,6 +42389,7 @@
     <customSectPr/>
     <customSectPr/>
     <customSectPr/>
+    <customSectPr/>
   </customSectProps>
   <customShpExts>
     <customShpInfo spid="_x0000_s1026" textRotate="1"/>

--- a/WebContent/docx/消化道肿瘤50基因检测-阿克曼-单样本.docx
+++ b/WebContent/docx/消化道肿瘤50基因检测-阿克曼-单样本.docx
@@ -3753,15 +3753,15 @@
         </w:rPr>
       </w:pPr>
       <w:bookmarkStart w:id="2" w:name="_Toc10446"/>
-      <w:bookmarkStart w:id="3" w:name="_Toc24178_WPSOffice_Level1"/>
-      <w:bookmarkStart w:id="4" w:name="_Toc21009_WPSOffice_Level1"/>
-      <w:bookmarkStart w:id="5" w:name="_Toc24397"/>
-      <w:bookmarkStart w:id="6" w:name="_Toc21669"/>
-      <w:bookmarkStart w:id="7" w:name="_Toc32054"/>
-      <w:bookmarkStart w:id="8" w:name="_Toc30143_WPSOffice_Level1"/>
-      <w:bookmarkStart w:id="9" w:name="_Toc4788"/>
-      <w:bookmarkStart w:id="10" w:name="_Toc13806"/>
-      <w:bookmarkStart w:id="11" w:name="_Toc27500"/>
+      <w:bookmarkStart w:id="3" w:name="_Toc21009_WPSOffice_Level1"/>
+      <w:bookmarkStart w:id="4" w:name="_Toc32054"/>
+      <w:bookmarkStart w:id="5" w:name="_Toc24178_WPSOffice_Level1"/>
+      <w:bookmarkStart w:id="6" w:name="_Toc4788"/>
+      <w:bookmarkStart w:id="7" w:name="_Toc24397"/>
+      <w:bookmarkStart w:id="8" w:name="_Toc21669"/>
+      <w:bookmarkStart w:id="9" w:name="_Toc30143_WPSOffice_Level1"/>
+      <w:bookmarkStart w:id="10" w:name="_Toc27500"/>
+      <w:bookmarkStart w:id="11" w:name="_Toc13806"/>
       <w:r>
         <w:rPr>
           <w:rFonts w:ascii="Times New Roman" w:hAnsi="Times New Roman"/>
@@ -4635,15 +4635,15 @@
           </w14:shadow>
         </w:rPr>
       </w:pPr>
-      <w:bookmarkStart w:id="12" w:name="_Toc19594"/>
+      <w:bookmarkStart w:id="12" w:name="_Toc11465"/>
       <w:bookmarkStart w:id="13" w:name="_Toc10518"/>
-      <w:bookmarkStart w:id="14" w:name="_Toc18062_WPSOffice_Level1"/>
-      <w:bookmarkStart w:id="15" w:name="_Toc17451"/>
-      <w:bookmarkStart w:id="16" w:name="_Toc7021_WPSOffice_Level1"/>
+      <w:bookmarkStart w:id="14" w:name="_Toc17451"/>
+      <w:bookmarkStart w:id="15" w:name="_Toc19594"/>
+      <w:bookmarkStart w:id="16" w:name="_Toc18062_WPSOffice_Level1"/>
       <w:bookmarkStart w:id="17" w:name="_Toc13931"/>
-      <w:bookmarkStart w:id="18" w:name="_Toc25718"/>
-      <w:bookmarkStart w:id="19" w:name="_Toc11465"/>
-      <w:bookmarkStart w:id="20" w:name="_Toc11015_WPSOffice_Level1"/>
+      <w:bookmarkStart w:id="18" w:name="_Toc11015_WPSOffice_Level1"/>
+      <w:bookmarkStart w:id="19" w:name="_Toc25718"/>
+      <w:bookmarkStart w:id="20" w:name="_Toc7021_WPSOffice_Level1"/>
       <w:bookmarkStart w:id="21" w:name="_Toc3823"/>
       <w:r>
         <w:rPr>
@@ -4778,13 +4778,13 @@
         </w:rPr>
       </w:pPr>
       <w:bookmarkStart w:id="23" w:name="_Toc25920"/>
-      <w:bookmarkStart w:id="24" w:name="_Toc2563"/>
-      <w:bookmarkStart w:id="25" w:name="_Toc6221_WPSOffice_Level1"/>
-      <w:bookmarkStart w:id="26" w:name="_Toc23369_WPSOffice_Level1"/>
-      <w:bookmarkStart w:id="27" w:name="_Toc4088"/>
-      <w:bookmarkStart w:id="28" w:name="_Toc3871"/>
+      <w:bookmarkStart w:id="24" w:name="_Toc23369_WPSOffice_Level1"/>
+      <w:bookmarkStart w:id="25" w:name="_Toc4088"/>
+      <w:bookmarkStart w:id="26" w:name="_Toc2563"/>
+      <w:bookmarkStart w:id="27" w:name="_Toc6221_WPSOffice_Level1"/>
+      <w:bookmarkStart w:id="28" w:name="_Toc1410"/>
       <w:bookmarkStart w:id="29" w:name="_Toc18058"/>
-      <w:bookmarkStart w:id="30" w:name="_Toc1410"/>
+      <w:bookmarkStart w:id="30" w:name="_Toc3871"/>
       <w:bookmarkStart w:id="31" w:name="_Toc6095"/>
       <w:r>
         <w:rPr>
@@ -4856,10 +4856,10 @@
         </w:rPr>
       </w:pPr>
       <w:bookmarkStart w:id="32" w:name="_Toc13550"/>
-      <w:bookmarkStart w:id="33" w:name="_Toc15649"/>
-      <w:bookmarkStart w:id="34" w:name="_Toc32407"/>
-      <w:bookmarkStart w:id="35" w:name="_Toc26045"/>
-      <w:bookmarkStart w:id="36" w:name="_Toc149837254"/>
+      <w:bookmarkStart w:id="33" w:name="_Toc149837254"/>
+      <w:bookmarkStart w:id="34" w:name="_Toc15649"/>
+      <w:bookmarkStart w:id="35" w:name="_Toc32407"/>
+      <w:bookmarkStart w:id="36" w:name="_Toc26045"/>
       <w:r>
         <w:rPr>
           <w:rFonts w:hint="eastAsia" w:ascii="Times New Roman" w:hAnsi="Times New Roman"/>
@@ -9944,8 +9944,13 @@
           <w:lang w:eastAsia="zh-CN"/>
         </w:rPr>
       </w:pPr>
-      <w:bookmarkStart w:id="155" w:name="_GoBack"/>
-      <w:bookmarkEnd w:id="155"/>
+    </w:p>
+    <w:p>
+      <w:pPr>
+        <w:rPr>
+          <w:lang w:eastAsia="zh-CN"/>
+        </w:rPr>
+      </w:pPr>
       <w:r>
         <w:rPr>
           <w:sz w:val="22"/>
@@ -9956,31 +9961,31 @@
               <wp:anchor distT="0" distB="0" distL="114300" distR="114300" simplePos="0" relativeHeight="251663360" behindDoc="0" locked="0" layoutInCell="1" allowOverlap="1">
                 <wp:simplePos x="0" y="0"/>
                 <wp:positionH relativeFrom="column">
-                  <wp:posOffset>2775585</wp:posOffset>
+                  <wp:posOffset>2782570</wp:posOffset>
                 </wp:positionH>
                 <wp:positionV relativeFrom="paragraph">
-                  <wp:posOffset>80010</wp:posOffset>
+                  <wp:posOffset>52070</wp:posOffset>
                 </wp:positionV>
-                <wp:extent cx="2571115" cy="410210"/>
-                <wp:effectExtent l="0" t="0" r="4445" b="1270"/>
+                <wp:extent cx="2735580" cy="452755"/>
+                <wp:effectExtent l="0" t="0" r="0" b="0"/>
                 <wp:wrapNone/>
-                <wp:docPr id="35" name="组合 16"/>
+                <wp:docPr id="1" name="组合 1"/>
                 <wp:cNvGraphicFramePr/>
                 <a:graphic xmlns:a="http://schemas.openxmlformats.org/drawingml/2006/main">
                   <a:graphicData uri="http://schemas.microsoft.com/office/word/2010/wordprocessingGroup">
                     <wpg:wgp>
                       <wpg:cNvGrpSpPr/>
                       <wpg:grpSpPr>
-                        <a:xfrm rot="0">
-                          <a:off x="3423285" y="2708910"/>
-                          <a:ext cx="2571115" cy="410210"/>
-                          <a:chOff x="17956" y="38313"/>
-                          <a:chExt cx="4049" cy="646"/>
+                        <a:xfrm>
+                          <a:off x="0" y="0"/>
+                          <a:ext cx="2735580" cy="452755"/>
+                          <a:chOff x="19211" y="19395"/>
+                          <a:chExt cx="4308" cy="713"/>
                         </a:xfrm>
                       </wpg:grpSpPr>
                       <pic:pic xmlns:pic="http://schemas.openxmlformats.org/drawingml/2006/picture">
                         <pic:nvPicPr>
-                          <pic:cNvPr id="3" name="图片 29" descr="IMG_256"/>
+                          <pic:cNvPr id="7" name="图片 6" descr="蔡冬雪"/>
                           <pic:cNvPicPr>
                             <a:picLocks noChangeAspect="1"/>
                           </pic:cNvPicPr>
@@ -10001,42 +10006,52 @@
                               </a:clrTo>
                             </a:clrChange>
                           </a:blip>
+                          <a:srcRect l="18656" t="33322" r="18897" b="26699"/>
                           <a:stretch>
                             <a:fillRect/>
                           </a:stretch>
                         </pic:blipFill>
                         <pic:spPr>
                           <a:xfrm>
-                            <a:off x="21031" y="38313"/>
-                            <a:ext cx="975" cy="570"/>
+                            <a:off x="19211" y="19491"/>
+                            <a:ext cx="1261" cy="566"/>
                           </a:xfrm>
                           <a:prstGeom prst="rect">
                             <a:avLst/>
                           </a:prstGeom>
-                          <a:noFill/>
-                          <a:ln w="9525">
-                            <a:noFill/>
-                          </a:ln>
                         </pic:spPr>
                       </pic:pic>
                       <pic:pic xmlns:pic="http://schemas.openxmlformats.org/drawingml/2006/picture">
                         <pic:nvPicPr>
-                          <pic:cNvPr id="15" name="图片 15" descr="c9514d16fd70679bf0495aeebb03c72d_compress"/>
+                          <pic:cNvPr id="13" name="图片 4" descr="王建丽"/>
                           <pic:cNvPicPr>
                             <a:picLocks noChangeAspect="1"/>
                           </pic:cNvPicPr>
                         </pic:nvPicPr>
                         <pic:blipFill>
-                          <a:blip r:embed="rId12"/>
-                          <a:srcRect l="21003" t="56913" r="27176" b="26386"/>
+                          <a:blip r:embed="rId12">
+                            <a:clrChange>
+                              <a:clrFrom>
+                                <a:srgbClr val="FFFFFF">
+                                  <a:alpha val="100000"/>
+                                </a:srgbClr>
+                              </a:clrFrom>
+                              <a:clrTo>
+                                <a:srgbClr val="FFFFFF">
+                                  <a:alpha val="100000"/>
+                                  <a:alpha val="0"/>
+                                </a:srgbClr>
+                              </a:clrTo>
+                            </a:clrChange>
+                          </a:blip>
                           <a:stretch>
                             <a:fillRect/>
                           </a:stretch>
                         </pic:blipFill>
                         <pic:spPr>
                           <a:xfrm>
-                            <a:off x="17956" y="38485"/>
-                            <a:ext cx="1550" cy="475"/>
+                            <a:off x="22261" y="19395"/>
+                            <a:ext cx="1258" cy="713"/>
                           </a:xfrm>
                           <a:prstGeom prst="rect">
                             <a:avLst/>
@@ -10051,18 +10066,18 @@
           </mc:Choice>
           <mc:Fallback>
             <w:pict>
-              <v:group id="组合 16" o:spid="_x0000_s1026" o:spt="203" style="position:absolute;left:0pt;margin-left:218.55pt;margin-top:6.3pt;height:32.3pt;width:202.45pt;z-index:251663360;mso-width-relative:page;mso-height-relative:page;" coordorigin="17956,38313" coordsize="4049,646" o:gfxdata="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">
+              <v:group id="_x0000_s1026" o:spid="_x0000_s1026" o:spt="203" style="position:absolute;left:0pt;margin-left:219.1pt;margin-top:4.1pt;height:35.65pt;width:215.4pt;z-index:251663360;mso-width-relative:page;mso-height-relative:page;" coordorigin="19211,19395" coordsize="4308,713" o:gfxdata="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">
                 <o:lock v:ext="edit" aspectratio="f"/>
-                <v:shape id="图片 29" o:spid="_x0000_s1026" o:spt="75" alt="IMG_256" type="#_x0000_t75" style="position:absolute;left:21031;top:38313;height:570;width:975;" filled="f" o:preferrelative="t" stroked="f" coordsize="21600,21600" o:gfxdata="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">
+                <v:shape id="图片 6" o:spid="_x0000_s1026" o:spt="75" alt="蔡冬雪" type="#_x0000_t75" style="position:absolute;left:19211;top:19491;height:566;width:1261;" filled="f" o:preferrelative="t" stroked="f" coordsize="21600,21600" o:gfxdata="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">
                   <v:fill on="f" focussize="0,0"/>
                   <v:stroke on="f"/>
-                  <v:imagedata r:id="rId11" chromakey="#FFFFFF" o:title=""/>
+                  <v:imagedata r:id="rId11" cropleft="12226f" croptop="21838f" cropright="12384f" cropbottom="17497f" chromakey="#FFFFFF" o:title=""/>
                   <o:lock v:ext="edit" aspectratio="t"/>
                 </v:shape>
-                <v:shape id="_x0000_s1026" o:spid="_x0000_s1026" o:spt="75" alt="c9514d16fd70679bf0495aeebb03c72d_compress" type="#_x0000_t75" style="position:absolute;left:17956;top:38485;height:475;width:1550;" filled="f" o:preferrelative="t" stroked="f" coordsize="21600,21600" o:gfxdata="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">
+                <v:shape id="图片 4" o:spid="_x0000_s1026" o:spt="75" alt="王建丽" type="#_x0000_t75" style="position:absolute;left:22261;top:19395;height:713;width:1258;" filled="f" o:preferrelative="t" stroked="f" coordsize="21600,21600" o:gfxdata="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">
                   <v:fill on="f" focussize="0,0"/>
                   <v:stroke on="f"/>
-                  <v:imagedata r:id="rId12" cropleft="13765f" croptop="37299f" cropright="17810f" cropbottom="17292f" o:title=""/>
+                  <v:imagedata r:id="rId12" chromakey="#FFFFFF" o:title=""/>
                   <o:lock v:ext="edit" aspectratio="t"/>
                 </v:shape>
               </v:group>
@@ -10450,7 +10465,7 @@
       </w:pPr>
       <w:r>
         <w:rPr>
-          <w:sz w:val="24"/>
+          <w:sz w:val="22"/>
         </w:rPr>
         <mc:AlternateContent>
           <mc:Choice Requires="wpg">
@@ -10458,61 +10473,79 @@
               <wp:anchor distT="0" distB="0" distL="114300" distR="114300" simplePos="0" relativeHeight="251664384" behindDoc="0" locked="0" layoutInCell="1" allowOverlap="1">
                 <wp:simplePos x="0" y="0"/>
                 <wp:positionH relativeFrom="column">
-                  <wp:posOffset>2775585</wp:posOffset>
+                  <wp:posOffset>2774950</wp:posOffset>
                 </wp:positionH>
                 <wp:positionV relativeFrom="paragraph">
-                  <wp:posOffset>89535</wp:posOffset>
+                  <wp:posOffset>76200</wp:posOffset>
                 </wp:positionV>
-                <wp:extent cx="2675255" cy="361950"/>
-                <wp:effectExtent l="0" t="0" r="0" b="3810"/>
+                <wp:extent cx="2927350" cy="572135"/>
+                <wp:effectExtent l="0" t="0" r="0" b="0"/>
                 <wp:wrapNone/>
-                <wp:docPr id="37" name="组合 30"/>
+                <wp:docPr id="19" name="组合 19"/>
                 <wp:cNvGraphicFramePr/>
                 <a:graphic xmlns:a="http://schemas.openxmlformats.org/drawingml/2006/main">
                   <a:graphicData uri="http://schemas.microsoft.com/office/word/2010/wordprocessingGroup">
                     <wpg:wgp>
                       <wpg:cNvGrpSpPr/>
                       <wpg:grpSpPr>
-                        <a:xfrm rot="0">
-                          <a:off x="3423285" y="3842385"/>
-                          <a:ext cx="2675255" cy="361950"/>
-                          <a:chOff x="17956" y="40098"/>
-                          <a:chExt cx="4213" cy="570"/>
+                        <a:xfrm>
+                          <a:off x="0" y="0"/>
+                          <a:ext cx="2927350" cy="572135"/>
+                          <a:chOff x="19199" y="21203"/>
+                          <a:chExt cx="4610" cy="901"/>
                         </a:xfrm>
                       </wpg:grpSpPr>
                       <pic:pic xmlns:pic="http://schemas.openxmlformats.org/drawingml/2006/picture">
                         <pic:nvPicPr>
-                          <pic:cNvPr id="4" name="图片 1" descr="24f613a0-66be-430b-9e80-270d3393fac5"/>
+                          <pic:cNvPr id="23" name="图片 1"/>
                           <pic:cNvPicPr>
                             <a:picLocks noChangeAspect="1"/>
                           </pic:cNvPicPr>
                         </pic:nvPicPr>
                         <pic:blipFill>
-                          <a:blip r:embed="rId13"/>
-                          <a:srcRect l="43292" t="26660" r="21693" b="24394"/>
+                          <a:blip r:embed="rId13">
+                            <a:clrChange>
+                              <a:clrFrom>
+                                <a:srgbClr val="FFFFFF">
+                                  <a:alpha val="100000"/>
+                                </a:srgbClr>
+                              </a:clrFrom>
+                              <a:clrTo>
+                                <a:srgbClr val="FFFFFF">
+                                  <a:alpha val="100000"/>
+                                  <a:alpha val="0"/>
+                                </a:srgbClr>
+                              </a:clrTo>
+                            </a:clrChange>
+                          </a:blip>
+                          <a:srcRect l="10922" t="11667"/>
                           <a:stretch>
                             <a:fillRect/>
                           </a:stretch>
                         </pic:blipFill>
                         <pic:spPr>
-                          <a:xfrm rot="16200000">
-                            <a:off x="18366" y="39740"/>
-                            <a:ext cx="506" cy="1327"/>
+                          <a:xfrm>
+                            <a:off x="19199" y="21203"/>
+                            <a:ext cx="1672" cy="901"/>
                           </a:xfrm>
                           <a:prstGeom prst="rect">
                             <a:avLst/>
                           </a:prstGeom>
+                          <a:noFill/>
+                          <a:ln>
+                            <a:noFill/>
+                          </a:ln>
                         </pic:spPr>
                       </pic:pic>
                       <pic:pic xmlns:pic="http://schemas.openxmlformats.org/drawingml/2006/picture">
                         <pic:nvPicPr>
-                          <pic:cNvPr id="29" name="图片 29" descr="IMG_256"/>
+                          <pic:cNvPr id="27" name="图片 11" descr="王建丽"/>
                           <pic:cNvPicPr>
                             <a:picLocks noChangeAspect="1"/>
                           </pic:cNvPicPr>
                         </pic:nvPicPr>
                         <pic:blipFill>
-                          <a:blip r:embed="rId11">
+                          <a:blip r:embed="rId12">
                             <a:clrChange>
                               <a:clrFrom>
                                 <a:srgbClr val="FFFFFF">
@@ -10533,16 +10566,12 @@
                         </pic:blipFill>
                         <pic:spPr>
                           <a:xfrm>
-                            <a:off x="21195" y="40098"/>
-                            <a:ext cx="975" cy="570"/>
+                            <a:off x="22321" y="21215"/>
+                            <a:ext cx="1488" cy="842"/>
                           </a:xfrm>
                           <a:prstGeom prst="rect">
                             <a:avLst/>
                           </a:prstGeom>
-                          <a:noFill/>
-                          <a:ln w="9525">
-                            <a:noFill/>
-                          </a:ln>
                         </pic:spPr>
                       </pic:pic>
                     </wpg:wgp>
@@ -10553,18 +10582,18 @@
           </mc:Choice>
           <mc:Fallback>
             <w:pict>
-              <v:group id="组合 30" o:spid="_x0000_s1026" o:spt="203" style="position:absolute;left:0pt;margin-left:218.55pt;margin-top:7.05pt;height:28.5pt;width:210.65pt;z-index:251664384;mso-width-relative:page;mso-height-relative:page;" coordorigin="17956,40098" coordsize="4213,570" o:gfxdata="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">
+              <v:group id="_x0000_s1026" o:spid="_x0000_s1026" o:spt="203" style="position:absolute;left:0pt;margin-left:218.5pt;margin-top:6pt;height:45.05pt;width:230.5pt;z-index:251664384;mso-width-relative:page;mso-height-relative:page;" coordorigin="19199,21203" coordsize="4610,901" o:gfxdata="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">
                 <o:lock v:ext="edit" aspectratio="f"/>
-                <v:shape id="图片 1" o:spid="_x0000_s1026" o:spt="75" alt="24f613a0-66be-430b-9e80-270d3393fac5" type="#_x0000_t75" style="position:absolute;left:18366;top:39740;height:1327;width:506;rotation:-5898240f;" filled="f" o:preferrelative="t" stroked="f" coordsize="21600,21600" o:gfxdata="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">
+                <v:shape id="图片 1" o:spid="_x0000_s1026" o:spt="75" type="#_x0000_t75" style="position:absolute;left:19199;top:21203;height:901;width:1672;" filled="f" o:preferrelative="t" stroked="f" coordsize="21600,21600" o:gfxdata="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">
                   <v:fill on="f" focussize="0,0"/>
                   <v:stroke on="f"/>
-                  <v:imagedata r:id="rId13" cropleft="28372f" croptop="17472f" cropright="14217f" cropbottom="15987f" o:title=""/>
+                  <v:imagedata r:id="rId13" cropleft="7158f" croptop="7646f" chromakey="#FFFFFF" o:title=""/>
                   <o:lock v:ext="edit" aspectratio="t"/>
                 </v:shape>
-                <v:shape id="_x0000_s1026" o:spid="_x0000_s1026" o:spt="75" alt="IMG_256" type="#_x0000_t75" style="position:absolute;left:21195;top:40098;height:570;width:975;" filled="f" o:preferrelative="t" stroked="f" coordsize="21600,21600" o:gfxdata="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">
+                <v:shape id="图片 11" o:spid="_x0000_s1026" o:spt="75" alt="王建丽" type="#_x0000_t75" style="position:absolute;left:22321;top:21215;height:842;width:1488;" filled="f" o:preferrelative="t" stroked="f" coordsize="21600,21600" o:gfxdata="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">
                   <v:fill on="f" focussize="0,0"/>
                   <v:stroke on="f"/>
-                  <v:imagedata r:id="rId11" chromakey="#FFFFFF" o:title=""/>
+                  <v:imagedata r:id="rId12" chromakey="#FFFFFF" o:title=""/>
                   <o:lock v:ext="edit" aspectratio="t"/>
                 </v:shape>
               </v:group>
@@ -10882,1768 +10911,6 @@
     <w:p>
       <w:pPr>
         <w:rPr>
-          <w:rFonts w:ascii="Times New Roman" w:hAnsi="Times New Roman" w:eastAsia="微软雅黑" w:cs="Times New Roman"/>
-          <w:sz w:val="24"/>
-          <w:szCs w:val="24"/>
-          <w:lang w:eastAsia="zh-CN"/>
-        </w:rPr>
-      </w:pPr>
-      <w:r>
-        <w:rPr>
-          <w:rFonts w:hint="eastAsia" w:ascii="Times New Roman" w:hAnsi="Times New Roman" w:eastAsia="微软雅黑" w:cs="Times New Roman"/>
-          <w:sz w:val="24"/>
-          <w:szCs w:val="24"/>
-          <w:lang w:eastAsia="zh-CN"/>
-        </w:rPr>
-        <w:t xml:space="preserve">{% endif %}{% if testedby == </w:t>
-      </w:r>
-      <w:r>
-        <w:rPr>
-          <w:rFonts w:ascii="Times New Roman" w:hAnsi="Times New Roman" w:eastAsia="微软雅黑" w:cs="Times New Roman"/>
-          <w:sz w:val="24"/>
-          <w:szCs w:val="24"/>
-          <w:lang w:eastAsia="zh-CN"/>
-        </w:rPr>
-        <w:t>“</w:t>
-      </w:r>
-      <w:r>
-        <w:rPr>
-          <w:rFonts w:hint="eastAsia" w:ascii="Times New Roman" w:hAnsi="Times New Roman" w:eastAsia="微软雅黑" w:cs="Times New Roman"/>
-          <w:sz w:val="24"/>
-          <w:szCs w:val="24"/>
-          <w:lang w:eastAsia="zh-CN"/>
-        </w:rPr>
-        <w:t>3</w:t>
-      </w:r>
-      <w:r>
-        <w:rPr>
-          <w:rFonts w:ascii="Times New Roman" w:hAnsi="Times New Roman" w:eastAsia="微软雅黑" w:cs="Times New Roman"/>
-          <w:sz w:val="24"/>
-          <w:szCs w:val="24"/>
-          <w:lang w:eastAsia="zh-CN"/>
-        </w:rPr>
-        <w:t>”</w:t>
-      </w:r>
-      <w:r>
-        <w:rPr>
-          <w:rFonts w:hint="eastAsia" w:ascii="Times New Roman" w:hAnsi="Times New Roman" w:eastAsia="微软雅黑" w:cs="Times New Roman"/>
-          <w:sz w:val="24"/>
-          <w:szCs w:val="24"/>
-          <w:lang w:eastAsia="zh-CN"/>
-        </w:rPr>
-        <w:t xml:space="preserve"> %}</w:t>
-      </w:r>
-    </w:p>
-    <w:p>
-      <w:pPr>
-        <w:rPr>
-          <w:rFonts w:ascii="Times New Roman" w:hAnsi="Times New Roman" w:eastAsia="微软雅黑" w:cs="Times New Roman"/>
-          <w:sz w:val="24"/>
-          <w:szCs w:val="24"/>
-          <w:lang w:eastAsia="zh-CN"/>
-        </w:rPr>
-      </w:pPr>
-    </w:p>
-    <w:p>
-      <w:pPr>
-        <w:rPr>
-          <w:sz w:val="24"/>
-          <w:lang w:eastAsia="zh-CN"/>
-        </w:rPr>
-      </w:pPr>
-      <w:r>
-        <w:rPr>
-          <w:sz w:val="24"/>
-        </w:rPr>
-        <mc:AlternateContent>
-          <mc:Choice Requires="wpg">
-            <w:drawing>
-              <wp:anchor distT="0" distB="0" distL="114300" distR="114300" simplePos="0" relativeHeight="251665408" behindDoc="0" locked="0" layoutInCell="1" allowOverlap="1">
-                <wp:simplePos x="0" y="0"/>
-                <wp:positionH relativeFrom="column">
-                  <wp:posOffset>2715895</wp:posOffset>
-                </wp:positionH>
-                <wp:positionV relativeFrom="paragraph">
-                  <wp:posOffset>78740</wp:posOffset>
-                </wp:positionV>
-                <wp:extent cx="2672080" cy="414020"/>
-                <wp:effectExtent l="0" t="0" r="10160" b="12700"/>
-                <wp:wrapNone/>
-                <wp:docPr id="39" name="组合 23"/>
-                <wp:cNvGraphicFramePr/>
-                <a:graphic xmlns:a="http://schemas.openxmlformats.org/drawingml/2006/main">
-                  <a:graphicData uri="http://schemas.microsoft.com/office/word/2010/wordprocessingGroup">
-                    <wpg:wgp>
-                      <wpg:cNvGrpSpPr/>
-                      <wpg:grpSpPr>
-                        <a:xfrm rot="0">
-                          <a:off x="3363595" y="4950460"/>
-                          <a:ext cx="2672080" cy="414020"/>
-                          <a:chOff x="17862" y="41843"/>
-                          <a:chExt cx="4208" cy="652"/>
-                        </a:xfrm>
-                      </wpg:grpSpPr>
-                      <pic:pic xmlns:pic="http://schemas.openxmlformats.org/drawingml/2006/picture">
-                        <pic:nvPicPr>
-                          <pic:cNvPr id="22" name="图片 59" descr="图片1"/>
-                          <pic:cNvPicPr>
-                            <a:picLocks noChangeAspect="1"/>
-                          </pic:cNvPicPr>
-                        </pic:nvPicPr>
-                        <pic:blipFill>
-                          <a:blip r:embed="rId14">
-                            <a:biLevel thresh="50000"/>
-                          </a:blip>
-                          <a:srcRect l="7865" t="11797" r="5322" b="19074"/>
-                          <a:stretch>
-                            <a:fillRect/>
-                          </a:stretch>
-                        </pic:blipFill>
-                        <pic:spPr>
-                          <a:xfrm>
-                            <a:off x="17862" y="41869"/>
-                            <a:ext cx="1468" cy="627"/>
-                          </a:xfrm>
-                          <a:prstGeom prst="rect">
-                            <a:avLst/>
-                          </a:prstGeom>
-                          <a:noFill/>
-                        </pic:spPr>
-                      </pic:pic>
-                      <pic:pic xmlns:pic="http://schemas.openxmlformats.org/drawingml/2006/picture">
-                        <pic:nvPicPr>
-                          <pic:cNvPr id="21" name="图片 29" descr="IMG_256"/>
-                          <pic:cNvPicPr>
-                            <a:picLocks noChangeAspect="1"/>
-                          </pic:cNvPicPr>
-                        </pic:nvPicPr>
-                        <pic:blipFill>
-                          <a:blip r:embed="rId11">
-                            <a:clrChange>
-                              <a:clrFrom>
-                                <a:srgbClr val="FFFFFF">
-                                  <a:alpha val="100000"/>
-                                </a:srgbClr>
-                              </a:clrFrom>
-                              <a:clrTo>
-                                <a:srgbClr val="FFFFFF">
-                                  <a:alpha val="100000"/>
-                                  <a:alpha val="0"/>
-                                </a:srgbClr>
-                              </a:clrTo>
-                            </a:clrChange>
-                          </a:blip>
-                          <a:stretch>
-                            <a:fillRect/>
-                          </a:stretch>
-                        </pic:blipFill>
-                        <pic:spPr>
-                          <a:xfrm>
-                            <a:off x="21096" y="41843"/>
-                            <a:ext cx="975" cy="570"/>
-                          </a:xfrm>
-                          <a:prstGeom prst="rect">
-                            <a:avLst/>
-                          </a:prstGeom>
-                          <a:noFill/>
-                          <a:ln w="9525">
-                            <a:noFill/>
-                          </a:ln>
-                        </pic:spPr>
-                      </pic:pic>
-                    </wpg:wgp>
-                  </a:graphicData>
-                </a:graphic>
-              </wp:anchor>
-            </w:drawing>
-          </mc:Choice>
-          <mc:Fallback>
-            <w:pict>
-              <v:group id="组合 23" o:spid="_x0000_s1026" o:spt="203" style="position:absolute;left:0pt;margin-left:213.85pt;margin-top:6.2pt;height:32.6pt;width:210.4pt;z-index:251665408;mso-width-relative:page;mso-height-relative:page;" coordorigin="17862,41843" coordsize="4208,652" o:gfxdata="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">
-                <o:lock v:ext="edit" aspectratio="f"/>
-                <v:shape id="图片 59" o:spid="_x0000_s1026" o:spt="75" alt="图片1" type="#_x0000_t75" style="position:absolute;left:17862;top:41869;height:627;width:1468;" filled="f" o:preferrelative="t" stroked="f" coordsize="21600,21600" o:gfxdata="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">
-                  <v:fill on="f" focussize="0,0"/>
-                  <v:stroke on="f"/>
-                  <v:imagedata r:id="rId14" cropleft="5154f" croptop="7731f" cropright="3488f" cropbottom="12500f" grayscale="t" bilevel="t" o:title=""/>
-                  <o:lock v:ext="edit" aspectratio="t"/>
-                </v:shape>
-                <v:shape id="图片 29" o:spid="_x0000_s1026" o:spt="75" alt="IMG_256" type="#_x0000_t75" style="position:absolute;left:21096;top:41843;height:570;width:975;" filled="f" o:preferrelative="t" stroked="f" coordsize="21600,21600" o:gfxdata="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">
-                  <v:fill on="f" focussize="0,0"/>
-                  <v:stroke on="f"/>
-                  <v:imagedata r:id="rId11" chromakey="#FFFFFF" o:title=""/>
-                  <o:lock v:ext="edit" aspectratio="t"/>
-                </v:shape>
-              </v:group>
-            </w:pict>
-          </mc:Fallback>
-        </mc:AlternateContent>
-      </w:r>
-    </w:p>
-    <w:tbl>
-      <w:tblPr>
-        <w:tblStyle w:val="33"/>
-        <w:tblW w:w="6772" w:type="dxa"/>
-        <w:jc w:val="right"/>
-        <w:tblLayout w:type="fixed"/>
-        <w:tblCellMar>
-          <w:top w:w="0" w:type="dxa"/>
-          <w:left w:w="0" w:type="dxa"/>
-          <w:bottom w:w="0" w:type="dxa"/>
-          <w:right w:w="0" w:type="dxa"/>
-        </w:tblCellMar>
-      </w:tblPr>
-      <w:tblGrid>
-        <w:gridCol w:w="1272"/>
-        <w:gridCol w:w="2040"/>
-        <w:gridCol w:w="1166"/>
-        <w:gridCol w:w="2294"/>
-      </w:tblGrid>
-      <w:tr>
-        <w:tblPrEx>
-          <w:tblCellMar>
-            <w:top w:w="0" w:type="dxa"/>
-            <w:left w:w="0" w:type="dxa"/>
-            <w:bottom w:w="0" w:type="dxa"/>
-            <w:right w:w="0" w:type="dxa"/>
-          </w:tblCellMar>
-        </w:tblPrEx>
-        <w:trPr>
-          <w:trHeight w:val="441" w:hRule="exact"/>
-          <w:jc w:val="right"/>
-        </w:trPr>
-        <w:tc>
-          <w:tcPr>
-            <w:tcW w:w="1272" w:type="dxa"/>
-            <w:vAlign w:val="center"/>
-          </w:tcPr>
-          <w:p>
-            <w:pPr>
-              <w:pStyle w:val="22"/>
-              <w:spacing w:before="13"/>
-              <w:ind w:left="13" w:right="95"/>
-              <w:jc w:val="both"/>
-              <w:rPr>
-                <w:rFonts w:ascii="Times New Roman" w:hAnsi="Times New Roman" w:cs="Times New Roman"/>
-                <w:b/>
-                <w:sz w:val="24"/>
-                <w:szCs w:val="24"/>
-              </w:rPr>
-            </w:pPr>
-            <w:r>
-              <w:rPr>
-                <w:rFonts w:ascii="Times New Roman" w:hAnsi="Times New Roman" w:cs="Times New Roman"/>
-                <w:b/>
-                <w:sz w:val="24"/>
-                <w:szCs w:val="24"/>
-              </w:rPr>
-              <w:t>检测人：</w:t>
-            </w:r>
-          </w:p>
-        </w:tc>
-        <w:tc>
-          <w:tcPr>
-            <w:tcW w:w="2040" w:type="dxa"/>
-            <w:vAlign w:val="center"/>
-          </w:tcPr>
-          <w:p>
-            <w:pPr>
-              <w:pStyle w:val="22"/>
-              <w:spacing w:before="13"/>
-              <w:jc w:val="both"/>
-              <w:rPr>
-                <w:rFonts w:ascii="Times New Roman" w:hAnsi="Times New Roman" w:cs="Times New Roman"/>
-                <w:b/>
-                <w:sz w:val="24"/>
-                <w:szCs w:val="24"/>
-              </w:rPr>
-            </w:pPr>
-          </w:p>
-        </w:tc>
-        <w:tc>
-          <w:tcPr>
-            <w:tcW w:w="1166" w:type="dxa"/>
-            <w:vAlign w:val="center"/>
-          </w:tcPr>
-          <w:p>
-            <w:pPr>
-              <w:pStyle w:val="22"/>
-              <w:spacing w:before="13"/>
-              <w:jc w:val="both"/>
-              <w:rPr>
-                <w:rFonts w:ascii="Times New Roman" w:hAnsi="Times New Roman" w:cs="Times New Roman"/>
-                <w:b/>
-                <w:sz w:val="24"/>
-                <w:szCs w:val="24"/>
-              </w:rPr>
-            </w:pPr>
-            <w:r>
-              <w:rPr>
-                <w:rFonts w:ascii="Times New Roman" w:hAnsi="Times New Roman" w:cs="Times New Roman"/>
-                <w:b/>
-                <w:sz w:val="24"/>
-                <w:szCs w:val="24"/>
-              </w:rPr>
-              <w:t>复核人</w:t>
-            </w:r>
-            <w:r>
-              <w:rPr>
-                <w:rFonts w:ascii="Times New Roman" w:hAnsi="Times New Roman" w:cs="Times New Roman"/>
-                <w:b/>
-                <w:sz w:val="24"/>
-                <w:szCs w:val="24"/>
-                <w:lang w:eastAsia="zh-CN"/>
-              </w:rPr>
-              <w:t>：</w:t>
-            </w:r>
-          </w:p>
-        </w:tc>
-        <w:tc>
-          <w:tcPr>
-            <w:tcW w:w="2294" w:type="dxa"/>
-            <w:vAlign w:val="center"/>
-          </w:tcPr>
-          <w:p>
-            <w:pPr>
-              <w:pStyle w:val="22"/>
-              <w:spacing w:before="13"/>
-              <w:ind w:right="15"/>
-              <w:jc w:val="both"/>
-              <w:rPr>
-                <w:rFonts w:ascii="Times New Roman" w:hAnsi="Times New Roman" w:cs="Times New Roman"/>
-                <w:b/>
-                <w:sz w:val="24"/>
-                <w:szCs w:val="24"/>
-              </w:rPr>
-            </w:pPr>
-          </w:p>
-        </w:tc>
-      </w:tr>
-      <w:tr>
-        <w:tblPrEx>
-          <w:tblCellMar>
-            <w:top w:w="0" w:type="dxa"/>
-            <w:left w:w="0" w:type="dxa"/>
-            <w:bottom w:w="0" w:type="dxa"/>
-            <w:right w:w="0" w:type="dxa"/>
-          </w:tblCellMar>
-        </w:tblPrEx>
-        <w:trPr>
-          <w:trHeight w:val="457" w:hRule="exact"/>
-          <w:jc w:val="right"/>
-        </w:trPr>
-        <w:tc>
-          <w:tcPr>
-            <w:tcW w:w="1272" w:type="dxa"/>
-            <w:vAlign w:val="center"/>
-          </w:tcPr>
-          <w:p>
-            <w:pPr>
-              <w:pStyle w:val="22"/>
-              <w:spacing w:line="341" w:lineRule="exact"/>
-              <w:ind w:left="13" w:right="165"/>
-              <w:jc w:val="both"/>
-              <w:rPr>
-                <w:rFonts w:ascii="Times New Roman" w:hAnsi="Times New Roman" w:cs="Times New Roman"/>
-                <w:b/>
-                <w:sz w:val="24"/>
-                <w:szCs w:val="24"/>
-              </w:rPr>
-            </w:pPr>
-            <w:r>
-              <w:rPr>
-                <w:rFonts w:ascii="Times New Roman" w:hAnsi="Times New Roman" w:cs="Times New Roman"/>
-                <w:b/>
-                <w:sz w:val="24"/>
-                <w:szCs w:val="24"/>
-              </w:rPr>
-              <w:t>日</w:t>
-            </w:r>
-            <w:r>
-              <w:rPr>
-                <w:rFonts w:ascii="Times New Roman" w:hAnsi="Times New Roman" w:cs="Times New Roman"/>
-                <w:b/>
-                <w:sz w:val="24"/>
-                <w:szCs w:val="24"/>
-                <w:lang w:eastAsia="zh-CN"/>
-              </w:rPr>
-              <w:t xml:space="preserve">  </w:t>
-            </w:r>
-            <w:r>
-              <w:rPr>
-                <w:rFonts w:ascii="Times New Roman" w:hAnsi="Times New Roman" w:cs="Times New Roman"/>
-                <w:b/>
-                <w:sz w:val="24"/>
-                <w:szCs w:val="24"/>
-              </w:rPr>
-              <w:t>期：</w:t>
-            </w:r>
-          </w:p>
-        </w:tc>
-        <w:tc>
-          <w:tcPr>
-            <w:tcW w:w="2040" w:type="dxa"/>
-            <w:vAlign w:val="center"/>
-          </w:tcPr>
-          <w:p>
-            <w:pPr>
-              <w:pStyle w:val="22"/>
-              <w:spacing w:line="363" w:lineRule="exact"/>
-              <w:jc w:val="both"/>
-              <w:rPr>
-                <w:rFonts w:ascii="Times New Roman" w:hAnsi="Times New Roman" w:cs="Times New Roman"/>
-                <w:sz w:val="24"/>
-                <w:szCs w:val="24"/>
-              </w:rPr>
-            </w:pPr>
-            <w:r>
-              <w:rPr>
-                <w:rFonts w:ascii="Times New Roman" w:hAnsi="Times New Roman" w:cs="Times New Roman"/>
-                <w:kern w:val="2"/>
-                <w:sz w:val="24"/>
-                <w:szCs w:val="24"/>
-                <w:lang w:eastAsia="zh-CN"/>
-              </w:rPr>
-              <w:t>{{ reportdate }}</w:t>
-            </w:r>
-          </w:p>
-        </w:tc>
-        <w:tc>
-          <w:tcPr>
-            <w:tcW w:w="1166" w:type="dxa"/>
-            <w:vAlign w:val="center"/>
-          </w:tcPr>
-          <w:p>
-            <w:pPr>
-              <w:pStyle w:val="22"/>
-              <w:spacing w:line="341" w:lineRule="exact"/>
-              <w:jc w:val="both"/>
-              <w:rPr>
-                <w:rFonts w:ascii="Times New Roman" w:hAnsi="Times New Roman" w:cs="Times New Roman"/>
-                <w:b/>
-                <w:sz w:val="24"/>
-                <w:szCs w:val="24"/>
-              </w:rPr>
-            </w:pPr>
-            <w:r>
-              <w:rPr>
-                <w:rFonts w:ascii="Times New Roman" w:hAnsi="Times New Roman" w:cs="Times New Roman"/>
-                <w:b/>
-                <w:sz w:val="24"/>
-                <w:szCs w:val="24"/>
-              </w:rPr>
-              <w:t>日</w:t>
-            </w:r>
-            <w:r>
-              <w:rPr>
-                <w:rFonts w:ascii="Times New Roman" w:hAnsi="Times New Roman" w:cs="Times New Roman"/>
-                <w:b/>
-                <w:sz w:val="24"/>
-                <w:szCs w:val="24"/>
-                <w:lang w:eastAsia="zh-CN"/>
-              </w:rPr>
-              <w:t xml:space="preserve">  </w:t>
-            </w:r>
-            <w:r>
-              <w:rPr>
-                <w:rFonts w:ascii="Times New Roman" w:hAnsi="Times New Roman" w:cs="Times New Roman"/>
-                <w:b/>
-                <w:sz w:val="24"/>
-                <w:szCs w:val="24"/>
-              </w:rPr>
-              <w:t>期：</w:t>
-            </w:r>
-          </w:p>
-        </w:tc>
-        <w:tc>
-          <w:tcPr>
-            <w:tcW w:w="2294" w:type="dxa"/>
-            <w:vAlign w:val="center"/>
-          </w:tcPr>
-          <w:p>
-            <w:pPr>
-              <w:pStyle w:val="22"/>
-              <w:spacing w:line="363" w:lineRule="exact"/>
-              <w:ind w:right="15"/>
-              <w:jc w:val="both"/>
-              <w:rPr>
-                <w:rFonts w:ascii="Times New Roman" w:hAnsi="Times New Roman" w:cs="Times New Roman"/>
-                <w:sz w:val="24"/>
-                <w:szCs w:val="24"/>
-              </w:rPr>
-            </w:pPr>
-            <w:r>
-              <w:rPr>
-                <w:rFonts w:ascii="Times New Roman" w:hAnsi="Times New Roman" w:cs="Times New Roman"/>
-                <w:kern w:val="2"/>
-                <w:sz w:val="24"/>
-                <w:szCs w:val="24"/>
-                <w:lang w:eastAsia="zh-CN"/>
-              </w:rPr>
-              <w:t>{{ reportdate }}</w:t>
-            </w:r>
-          </w:p>
-        </w:tc>
-      </w:tr>
-    </w:tbl>
-    <w:p>
-      <w:pPr>
-        <w:rPr>
-          <w:rFonts w:ascii="Times New Roman" w:hAnsi="Times New Roman" w:eastAsia="微软雅黑" w:cs="Times New Roman"/>
-          <w:sz w:val="24"/>
-          <w:szCs w:val="24"/>
-          <w:lang w:eastAsia="zh-CN"/>
-        </w:rPr>
-      </w:pPr>
-      <w:r>
-        <w:rPr>
-          <w:rFonts w:hint="eastAsia" w:ascii="Times New Roman" w:hAnsi="Times New Roman" w:eastAsia="微软雅黑" w:cs="Times New Roman"/>
-          <w:sz w:val="24"/>
-          <w:szCs w:val="24"/>
-          <w:lang w:eastAsia="zh-CN"/>
-        </w:rPr>
-        <w:t xml:space="preserve">{% endif %}{% if testedby == </w:t>
-      </w:r>
-      <w:r>
-        <w:rPr>
-          <w:rFonts w:ascii="Times New Roman" w:hAnsi="Times New Roman" w:eastAsia="微软雅黑" w:cs="Times New Roman"/>
-          <w:sz w:val="24"/>
-          <w:szCs w:val="24"/>
-          <w:lang w:eastAsia="zh-CN"/>
-        </w:rPr>
-        <w:t>“</w:t>
-      </w:r>
-      <w:r>
-        <w:rPr>
-          <w:rFonts w:hint="eastAsia" w:ascii="Times New Roman" w:hAnsi="Times New Roman" w:eastAsia="微软雅黑" w:cs="Times New Roman"/>
-          <w:sz w:val="24"/>
-          <w:szCs w:val="24"/>
-          <w:lang w:eastAsia="zh-CN"/>
-        </w:rPr>
-        <w:t>4</w:t>
-      </w:r>
-      <w:r>
-        <w:rPr>
-          <w:rFonts w:ascii="Times New Roman" w:hAnsi="Times New Roman" w:eastAsia="微软雅黑" w:cs="Times New Roman"/>
-          <w:sz w:val="24"/>
-          <w:szCs w:val="24"/>
-          <w:lang w:eastAsia="zh-CN"/>
-        </w:rPr>
-        <w:t>”</w:t>
-      </w:r>
-      <w:r>
-        <w:rPr>
-          <w:rFonts w:hint="eastAsia" w:ascii="Times New Roman" w:hAnsi="Times New Roman" w:eastAsia="微软雅黑" w:cs="Times New Roman"/>
-          <w:sz w:val="24"/>
-          <w:szCs w:val="24"/>
-          <w:lang w:eastAsia="zh-CN"/>
-        </w:rPr>
-        <w:t xml:space="preserve"> %}</w:t>
-      </w:r>
-    </w:p>
-    <w:p>
-      <w:pPr>
-        <w:rPr>
-          <w:rFonts w:ascii="Times New Roman" w:hAnsi="Times New Roman" w:eastAsia="微软雅黑" w:cs="Times New Roman"/>
-          <w:sz w:val="24"/>
-          <w:szCs w:val="24"/>
-          <w:lang w:eastAsia="zh-CN"/>
-        </w:rPr>
-      </w:pPr>
-    </w:p>
-    <w:p>
-      <w:pPr>
-        <w:rPr>
-          <w:rFonts w:ascii="Times New Roman" w:hAnsi="Times New Roman" w:eastAsia="微软雅黑" w:cs="Times New Roman"/>
-          <w:sz w:val="24"/>
-          <w:szCs w:val="24"/>
-          <w:lang w:eastAsia="zh-CN"/>
-        </w:rPr>
-      </w:pPr>
-      <w:r>
-        <w:rPr>
-          <w:sz w:val="24"/>
-        </w:rPr>
-        <mc:AlternateContent>
-          <mc:Choice Requires="wpg">
-            <w:drawing>
-              <wp:anchor distT="0" distB="0" distL="114300" distR="114300" simplePos="0" relativeHeight="251666432" behindDoc="0" locked="0" layoutInCell="1" allowOverlap="1">
-                <wp:simplePos x="0" y="0"/>
-                <wp:positionH relativeFrom="column">
-                  <wp:posOffset>2788285</wp:posOffset>
-                </wp:positionH>
-                <wp:positionV relativeFrom="paragraph">
-                  <wp:posOffset>85090</wp:posOffset>
-                </wp:positionV>
-                <wp:extent cx="2889885" cy="397510"/>
-                <wp:effectExtent l="0" t="0" r="5715" b="13970"/>
-                <wp:wrapNone/>
-                <wp:docPr id="41" name="组合 27"/>
-                <wp:cNvGraphicFramePr/>
-                <a:graphic xmlns:a="http://schemas.openxmlformats.org/drawingml/2006/main">
-                  <a:graphicData uri="http://schemas.microsoft.com/office/word/2010/wordprocessingGroup">
-                    <wpg:wgp>
-                      <wpg:cNvGrpSpPr/>
-                      <wpg:grpSpPr>
-                        <a:xfrm rot="0">
-                          <a:off x="3435985" y="6075045"/>
-                          <a:ext cx="2889885" cy="397510"/>
-                          <a:chOff x="17976" y="43614"/>
-                          <a:chExt cx="4551" cy="626"/>
-                        </a:xfrm>
-                      </wpg:grpSpPr>
-                      <pic:pic xmlns:pic="http://schemas.openxmlformats.org/drawingml/2006/picture">
-                        <pic:nvPicPr>
-                          <pic:cNvPr id="6" name="图片 29" descr="IMG_256"/>
-                          <pic:cNvPicPr>
-                            <a:picLocks noChangeAspect="1"/>
-                          </pic:cNvPicPr>
-                        </pic:nvPicPr>
-                        <pic:blipFill>
-                          <a:blip r:embed="rId11">
-                            <a:clrChange>
-                              <a:clrFrom>
-                                <a:srgbClr val="FFFFFF">
-                                  <a:alpha val="100000"/>
-                                </a:srgbClr>
-                              </a:clrFrom>
-                              <a:clrTo>
-                                <a:srgbClr val="FFFFFF">
-                                  <a:alpha val="100000"/>
-                                  <a:alpha val="0"/>
-                                </a:srgbClr>
-                              </a:clrTo>
-                            </a:clrChange>
-                          </a:blip>
-                          <a:stretch>
-                            <a:fillRect/>
-                          </a:stretch>
-                        </pic:blipFill>
-                        <pic:spPr>
-                          <a:xfrm>
-                            <a:off x="17976" y="43615"/>
-                            <a:ext cx="975" cy="570"/>
-                          </a:xfrm>
-                          <a:prstGeom prst="rect">
-                            <a:avLst/>
-                          </a:prstGeom>
-                          <a:noFill/>
-                          <a:ln w="9525">
-                            <a:noFill/>
-                          </a:ln>
-                        </pic:spPr>
-                      </pic:pic>
-                      <pic:pic xmlns:pic="http://schemas.openxmlformats.org/drawingml/2006/picture">
-                        <pic:nvPicPr>
-                          <pic:cNvPr id="26" name="图片 59" descr="图片1"/>
-                          <pic:cNvPicPr>
-                            <a:picLocks noChangeAspect="1"/>
-                          </pic:cNvPicPr>
-                        </pic:nvPicPr>
-                        <pic:blipFill>
-                          <a:blip r:embed="rId14">
-                            <a:biLevel thresh="50000"/>
-                          </a:blip>
-                          <a:srcRect l="7865" t="11797" r="5322" b="19074"/>
-                          <a:stretch>
-                            <a:fillRect/>
-                          </a:stretch>
-                        </pic:blipFill>
-                        <pic:spPr>
-                          <a:xfrm>
-                            <a:off x="21059" y="43614"/>
-                            <a:ext cx="1468" cy="627"/>
-                          </a:xfrm>
-                          <a:prstGeom prst="rect">
-                            <a:avLst/>
-                          </a:prstGeom>
-                          <a:noFill/>
-                        </pic:spPr>
-                      </pic:pic>
-                    </wpg:wgp>
-                  </a:graphicData>
-                </a:graphic>
-              </wp:anchor>
-            </w:drawing>
-          </mc:Choice>
-          <mc:Fallback>
-            <w:pict>
-              <v:group id="组合 27" o:spid="_x0000_s1026" o:spt="203" style="position:absolute;left:0pt;margin-left:219.55pt;margin-top:6.7pt;height:31.3pt;width:227.55pt;z-index:251666432;mso-width-relative:page;mso-height-relative:page;" coordorigin="17976,43614" coordsize="4551,626" o:gfxdata="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">
-                <o:lock v:ext="edit" aspectratio="f"/>
-                <v:shape id="图片 29" o:spid="_x0000_s1026" o:spt="75" alt="IMG_256" type="#_x0000_t75" style="position:absolute;left:17976;top:43615;height:570;width:975;" filled="f" o:preferrelative="t" stroked="f" coordsize="21600,21600" o:gfxdata="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">
-                  <v:fill on="f" focussize="0,0"/>
-                  <v:stroke on="f"/>
-                  <v:imagedata r:id="rId11" chromakey="#FFFFFF" o:title=""/>
-                  <o:lock v:ext="edit" aspectratio="t"/>
-                </v:shape>
-                <v:shape id="图片 59" o:spid="_x0000_s1026" o:spt="75" alt="图片1" type="#_x0000_t75" style="position:absolute;left:21059;top:43614;height:627;width:1468;" filled="f" o:preferrelative="t" stroked="f" coordsize="21600,21600" o:gfxdata="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">
-                  <v:fill on="f" focussize="0,0"/>
-                  <v:stroke on="f"/>
-                  <v:imagedata r:id="rId14" cropleft="5154f" croptop="7731f" cropright="3488f" cropbottom="12500f" grayscale="t" bilevel="t" o:title=""/>
-                  <o:lock v:ext="edit" aspectratio="t"/>
-                </v:shape>
-              </v:group>
-            </w:pict>
-          </mc:Fallback>
-        </mc:AlternateContent>
-      </w:r>
-    </w:p>
-    <w:tbl>
-      <w:tblPr>
-        <w:tblStyle w:val="33"/>
-        <w:tblW w:w="6772" w:type="dxa"/>
-        <w:jc w:val="right"/>
-        <w:tblLayout w:type="fixed"/>
-        <w:tblCellMar>
-          <w:top w:w="0" w:type="dxa"/>
-          <w:left w:w="0" w:type="dxa"/>
-          <w:bottom w:w="0" w:type="dxa"/>
-          <w:right w:w="0" w:type="dxa"/>
-        </w:tblCellMar>
-      </w:tblPr>
-      <w:tblGrid>
-        <w:gridCol w:w="1272"/>
-        <w:gridCol w:w="2040"/>
-        <w:gridCol w:w="1166"/>
-        <w:gridCol w:w="2294"/>
-      </w:tblGrid>
-      <w:tr>
-        <w:trPr>
-          <w:trHeight w:val="441" w:hRule="exact"/>
-          <w:jc w:val="right"/>
-        </w:trPr>
-        <w:tc>
-          <w:tcPr>
-            <w:tcW w:w="1272" w:type="dxa"/>
-            <w:vAlign w:val="center"/>
-          </w:tcPr>
-          <w:p>
-            <w:pPr>
-              <w:pStyle w:val="22"/>
-              <w:spacing w:before="13"/>
-              <w:ind w:left="13" w:right="95"/>
-              <w:jc w:val="both"/>
-              <w:rPr>
-                <w:rFonts w:ascii="Times New Roman" w:hAnsi="Times New Roman" w:cs="Times New Roman"/>
-                <w:b/>
-                <w:sz w:val="24"/>
-                <w:szCs w:val="24"/>
-              </w:rPr>
-            </w:pPr>
-            <w:r>
-              <w:rPr>
-                <w:rFonts w:ascii="Times New Roman" w:hAnsi="Times New Roman" w:cs="Times New Roman"/>
-                <w:b/>
-                <w:sz w:val="24"/>
-                <w:szCs w:val="24"/>
-              </w:rPr>
-              <w:t>检测人：</w:t>
-            </w:r>
-          </w:p>
-        </w:tc>
-        <w:tc>
-          <w:tcPr>
-            <w:tcW w:w="2040" w:type="dxa"/>
-            <w:vAlign w:val="center"/>
-          </w:tcPr>
-          <w:p>
-            <w:pPr>
-              <w:pStyle w:val="22"/>
-              <w:spacing w:before="13"/>
-              <w:jc w:val="both"/>
-              <w:rPr>
-                <w:rFonts w:ascii="Times New Roman" w:hAnsi="Times New Roman" w:cs="Times New Roman"/>
-                <w:b/>
-                <w:sz w:val="24"/>
-                <w:szCs w:val="24"/>
-              </w:rPr>
-            </w:pPr>
-          </w:p>
-        </w:tc>
-        <w:tc>
-          <w:tcPr>
-            <w:tcW w:w="1166" w:type="dxa"/>
-            <w:vAlign w:val="center"/>
-          </w:tcPr>
-          <w:p>
-            <w:pPr>
-              <w:pStyle w:val="22"/>
-              <w:spacing w:before="13"/>
-              <w:jc w:val="both"/>
-              <w:rPr>
-                <w:rFonts w:ascii="Times New Roman" w:hAnsi="Times New Roman" w:cs="Times New Roman"/>
-                <w:b/>
-                <w:sz w:val="24"/>
-                <w:szCs w:val="24"/>
-              </w:rPr>
-            </w:pPr>
-            <w:r>
-              <w:rPr>
-                <w:rFonts w:ascii="Times New Roman" w:hAnsi="Times New Roman" w:cs="Times New Roman"/>
-                <w:b/>
-                <w:sz w:val="24"/>
-                <w:szCs w:val="24"/>
-              </w:rPr>
-              <w:t>复核人</w:t>
-            </w:r>
-            <w:r>
-              <w:rPr>
-                <w:rFonts w:ascii="Times New Roman" w:hAnsi="Times New Roman" w:cs="Times New Roman"/>
-                <w:b/>
-                <w:sz w:val="24"/>
-                <w:szCs w:val="24"/>
-                <w:lang w:eastAsia="zh-CN"/>
-              </w:rPr>
-              <w:t>：</w:t>
-            </w:r>
-          </w:p>
-        </w:tc>
-        <w:tc>
-          <w:tcPr>
-            <w:tcW w:w="2294" w:type="dxa"/>
-            <w:vAlign w:val="center"/>
-          </w:tcPr>
-          <w:p>
-            <w:pPr>
-              <w:pStyle w:val="22"/>
-              <w:spacing w:before="13"/>
-              <w:ind w:right="15"/>
-              <w:jc w:val="both"/>
-              <w:rPr>
-                <w:rFonts w:ascii="Times New Roman" w:hAnsi="Times New Roman" w:cs="Times New Roman"/>
-                <w:b/>
-                <w:sz w:val="24"/>
-                <w:szCs w:val="24"/>
-              </w:rPr>
-            </w:pPr>
-          </w:p>
-        </w:tc>
-      </w:tr>
-      <w:tr>
-        <w:tblPrEx>
-          <w:tblCellMar>
-            <w:top w:w="0" w:type="dxa"/>
-            <w:left w:w="0" w:type="dxa"/>
-            <w:bottom w:w="0" w:type="dxa"/>
-            <w:right w:w="0" w:type="dxa"/>
-          </w:tblCellMar>
-        </w:tblPrEx>
-        <w:trPr>
-          <w:trHeight w:val="457" w:hRule="exact"/>
-          <w:jc w:val="right"/>
-        </w:trPr>
-        <w:tc>
-          <w:tcPr>
-            <w:tcW w:w="1272" w:type="dxa"/>
-            <w:vAlign w:val="center"/>
-          </w:tcPr>
-          <w:p>
-            <w:pPr>
-              <w:pStyle w:val="22"/>
-              <w:spacing w:line="341" w:lineRule="exact"/>
-              <w:ind w:left="13" w:right="165"/>
-              <w:jc w:val="both"/>
-              <w:rPr>
-                <w:rFonts w:ascii="Times New Roman" w:hAnsi="Times New Roman" w:cs="Times New Roman"/>
-                <w:b/>
-                <w:sz w:val="24"/>
-                <w:szCs w:val="24"/>
-              </w:rPr>
-            </w:pPr>
-            <w:r>
-              <w:rPr>
-                <w:rFonts w:ascii="Times New Roman" w:hAnsi="Times New Roman" w:cs="Times New Roman"/>
-                <w:b/>
-                <w:sz w:val="24"/>
-                <w:szCs w:val="24"/>
-              </w:rPr>
-              <w:t>日</w:t>
-            </w:r>
-            <w:r>
-              <w:rPr>
-                <w:rFonts w:ascii="Times New Roman" w:hAnsi="Times New Roman" w:cs="Times New Roman"/>
-                <w:b/>
-                <w:sz w:val="24"/>
-                <w:szCs w:val="24"/>
-                <w:lang w:eastAsia="zh-CN"/>
-              </w:rPr>
-              <w:t xml:space="preserve">  </w:t>
-            </w:r>
-            <w:r>
-              <w:rPr>
-                <w:rFonts w:ascii="Times New Roman" w:hAnsi="Times New Roman" w:cs="Times New Roman"/>
-                <w:b/>
-                <w:sz w:val="24"/>
-                <w:szCs w:val="24"/>
-              </w:rPr>
-              <w:t>期：</w:t>
-            </w:r>
-          </w:p>
-        </w:tc>
-        <w:tc>
-          <w:tcPr>
-            <w:tcW w:w="2040" w:type="dxa"/>
-            <w:vAlign w:val="center"/>
-          </w:tcPr>
-          <w:p>
-            <w:pPr>
-              <w:pStyle w:val="22"/>
-              <w:spacing w:line="363" w:lineRule="exact"/>
-              <w:jc w:val="both"/>
-              <w:rPr>
-                <w:rFonts w:ascii="Times New Roman" w:hAnsi="Times New Roman" w:cs="Times New Roman"/>
-                <w:sz w:val="24"/>
-                <w:szCs w:val="24"/>
-              </w:rPr>
-            </w:pPr>
-            <w:r>
-              <w:rPr>
-                <w:rFonts w:ascii="Times New Roman" w:hAnsi="Times New Roman" w:cs="Times New Roman"/>
-                <w:kern w:val="2"/>
-                <w:sz w:val="24"/>
-                <w:szCs w:val="24"/>
-                <w:lang w:eastAsia="zh-CN"/>
-              </w:rPr>
-              <w:t>{{ reportdate }}</w:t>
-            </w:r>
-          </w:p>
-        </w:tc>
-        <w:tc>
-          <w:tcPr>
-            <w:tcW w:w="1166" w:type="dxa"/>
-            <w:vAlign w:val="center"/>
-          </w:tcPr>
-          <w:p>
-            <w:pPr>
-              <w:pStyle w:val="22"/>
-              <w:spacing w:line="341" w:lineRule="exact"/>
-              <w:jc w:val="both"/>
-              <w:rPr>
-                <w:rFonts w:ascii="Times New Roman" w:hAnsi="Times New Roman" w:cs="Times New Roman"/>
-                <w:b/>
-                <w:sz w:val="24"/>
-                <w:szCs w:val="24"/>
-              </w:rPr>
-            </w:pPr>
-            <w:r>
-              <w:rPr>
-                <w:rFonts w:ascii="Times New Roman" w:hAnsi="Times New Roman" w:cs="Times New Roman"/>
-                <w:b/>
-                <w:sz w:val="24"/>
-                <w:szCs w:val="24"/>
-              </w:rPr>
-              <w:t>日</w:t>
-            </w:r>
-            <w:r>
-              <w:rPr>
-                <w:rFonts w:ascii="Times New Roman" w:hAnsi="Times New Roman" w:cs="Times New Roman"/>
-                <w:b/>
-                <w:sz w:val="24"/>
-                <w:szCs w:val="24"/>
-                <w:lang w:eastAsia="zh-CN"/>
-              </w:rPr>
-              <w:t xml:space="preserve">  </w:t>
-            </w:r>
-            <w:r>
-              <w:rPr>
-                <w:rFonts w:ascii="Times New Roman" w:hAnsi="Times New Roman" w:cs="Times New Roman"/>
-                <w:b/>
-                <w:sz w:val="24"/>
-                <w:szCs w:val="24"/>
-              </w:rPr>
-              <w:t>期：</w:t>
-            </w:r>
-          </w:p>
-        </w:tc>
-        <w:tc>
-          <w:tcPr>
-            <w:tcW w:w="2294" w:type="dxa"/>
-            <w:vAlign w:val="center"/>
-          </w:tcPr>
-          <w:p>
-            <w:pPr>
-              <w:pStyle w:val="22"/>
-              <w:spacing w:line="363" w:lineRule="exact"/>
-              <w:ind w:right="15"/>
-              <w:jc w:val="both"/>
-              <w:rPr>
-                <w:rFonts w:ascii="Times New Roman" w:hAnsi="Times New Roman" w:cs="Times New Roman"/>
-                <w:sz w:val="24"/>
-                <w:szCs w:val="24"/>
-              </w:rPr>
-            </w:pPr>
-            <w:r>
-              <w:rPr>
-                <w:rFonts w:ascii="Times New Roman" w:hAnsi="Times New Roman" w:cs="Times New Roman"/>
-                <w:kern w:val="2"/>
-                <w:sz w:val="24"/>
-                <w:szCs w:val="24"/>
-                <w:lang w:eastAsia="zh-CN"/>
-              </w:rPr>
-              <w:t>{{ reportdate }}</w:t>
-            </w:r>
-          </w:p>
-        </w:tc>
-      </w:tr>
-    </w:tbl>
-    <w:p>
-      <w:pPr>
-        <w:rPr>
-          <w:rFonts w:ascii="Times New Roman" w:hAnsi="Times New Roman" w:eastAsia="微软雅黑" w:cs="Times New Roman"/>
-          <w:sz w:val="24"/>
-          <w:szCs w:val="24"/>
-          <w:lang w:eastAsia="zh-CN"/>
-        </w:rPr>
-      </w:pPr>
-      <w:r>
-        <w:rPr>
-          <w:rFonts w:hint="eastAsia" w:ascii="Times New Roman" w:hAnsi="Times New Roman" w:eastAsia="微软雅黑" w:cs="Times New Roman"/>
-          <w:sz w:val="24"/>
-          <w:szCs w:val="24"/>
-          <w:lang w:eastAsia="zh-CN"/>
-        </w:rPr>
-        <w:t xml:space="preserve">{% endif %}{% if testedby == </w:t>
-      </w:r>
-      <w:r>
-        <w:rPr>
-          <w:rFonts w:ascii="Times New Roman" w:hAnsi="Times New Roman" w:eastAsia="微软雅黑" w:cs="Times New Roman"/>
-          <w:sz w:val="24"/>
-          <w:szCs w:val="24"/>
-          <w:lang w:eastAsia="zh-CN"/>
-        </w:rPr>
-        <w:t>“</w:t>
-      </w:r>
-      <w:r>
-        <w:rPr>
-          <w:rFonts w:hint="eastAsia" w:ascii="Times New Roman" w:hAnsi="Times New Roman" w:eastAsia="微软雅黑" w:cs="Times New Roman"/>
-          <w:sz w:val="24"/>
-          <w:szCs w:val="24"/>
-          <w:lang w:eastAsia="zh-CN"/>
-        </w:rPr>
-        <w:t>5</w:t>
-      </w:r>
-      <w:r>
-        <w:rPr>
-          <w:rFonts w:ascii="Times New Roman" w:hAnsi="Times New Roman" w:eastAsia="微软雅黑" w:cs="Times New Roman"/>
-          <w:sz w:val="24"/>
-          <w:szCs w:val="24"/>
-          <w:lang w:eastAsia="zh-CN"/>
-        </w:rPr>
-        <w:t>”</w:t>
-      </w:r>
-      <w:r>
-        <w:rPr>
-          <w:rFonts w:hint="eastAsia" w:ascii="Times New Roman" w:hAnsi="Times New Roman" w:eastAsia="微软雅黑" w:cs="Times New Roman"/>
-          <w:sz w:val="24"/>
-          <w:szCs w:val="24"/>
-          <w:lang w:eastAsia="zh-CN"/>
-        </w:rPr>
-        <w:t xml:space="preserve"> %}</w:t>
-      </w:r>
-    </w:p>
-    <w:p>
-      <w:pPr>
-        <w:rPr>
-          <w:lang w:eastAsia="zh-CN"/>
-        </w:rPr>
-      </w:pPr>
-    </w:p>
-    <w:p>
-      <w:pPr>
-        <w:rPr>
-          <w:lang w:eastAsia="zh-CN"/>
-        </w:rPr>
-      </w:pPr>
-    </w:p>
-    <w:tbl>
-      <w:tblPr>
-        <w:tblStyle w:val="33"/>
-        <w:tblW w:w="6772" w:type="dxa"/>
-        <w:jc w:val="right"/>
-        <w:tblLayout w:type="fixed"/>
-        <w:tblCellMar>
-          <w:top w:w="0" w:type="dxa"/>
-          <w:left w:w="0" w:type="dxa"/>
-          <w:bottom w:w="0" w:type="dxa"/>
-          <w:right w:w="0" w:type="dxa"/>
-        </w:tblCellMar>
-      </w:tblPr>
-      <w:tblGrid>
-        <w:gridCol w:w="1272"/>
-        <w:gridCol w:w="2040"/>
-        <w:gridCol w:w="1166"/>
-        <w:gridCol w:w="2294"/>
-      </w:tblGrid>
-      <w:tr>
-        <w:tblPrEx>
-          <w:tblCellMar>
-            <w:top w:w="0" w:type="dxa"/>
-            <w:left w:w="0" w:type="dxa"/>
-            <w:bottom w:w="0" w:type="dxa"/>
-            <w:right w:w="0" w:type="dxa"/>
-          </w:tblCellMar>
-        </w:tblPrEx>
-        <w:trPr>
-          <w:trHeight w:val="441" w:hRule="exact"/>
-          <w:jc w:val="right"/>
-        </w:trPr>
-        <w:tc>
-          <w:tcPr>
-            <w:tcW w:w="1272" w:type="dxa"/>
-            <w:vAlign w:val="center"/>
-          </w:tcPr>
-          <w:p>
-            <w:pPr>
-              <w:pStyle w:val="22"/>
-              <w:spacing w:before="13"/>
-              <w:ind w:left="13" w:right="95"/>
-              <w:jc w:val="both"/>
-              <w:rPr>
-                <w:rFonts w:ascii="Times New Roman" w:hAnsi="Times New Roman" w:cs="Times New Roman"/>
-                <w:b/>
-                <w:sz w:val="24"/>
-                <w:szCs w:val="24"/>
-              </w:rPr>
-            </w:pPr>
-            <w:r>
-              <w:rPr>
-                <w:rFonts w:ascii="Times New Roman" w:hAnsi="Times New Roman" w:cs="Times New Roman"/>
-                <w:b/>
-                <w:sz w:val="24"/>
-                <w:szCs w:val="24"/>
-              </w:rPr>
-              <w:t>检测人：</w:t>
-            </w:r>
-          </w:p>
-        </w:tc>
-        <w:tc>
-          <w:tcPr>
-            <w:tcW w:w="2040" w:type="dxa"/>
-            <w:vAlign w:val="center"/>
-          </w:tcPr>
-          <w:p>
-            <w:pPr>
-              <w:pStyle w:val="22"/>
-              <w:spacing w:before="13"/>
-              <w:jc w:val="both"/>
-              <w:rPr>
-                <w:rFonts w:ascii="Times New Roman" w:hAnsi="Times New Roman" w:cs="Times New Roman"/>
-                <w:b/>
-                <w:sz w:val="24"/>
-                <w:szCs w:val="24"/>
-              </w:rPr>
-            </w:pPr>
-          </w:p>
-        </w:tc>
-        <w:tc>
-          <w:tcPr>
-            <w:tcW w:w="1166" w:type="dxa"/>
-            <w:vAlign w:val="center"/>
-          </w:tcPr>
-          <w:p>
-            <w:pPr>
-              <w:pStyle w:val="22"/>
-              <w:spacing w:before="13"/>
-              <w:jc w:val="both"/>
-              <w:rPr>
-                <w:rFonts w:ascii="Times New Roman" w:hAnsi="Times New Roman" w:cs="Times New Roman"/>
-                <w:b/>
-                <w:sz w:val="24"/>
-                <w:szCs w:val="24"/>
-              </w:rPr>
-            </w:pPr>
-            <w:r>
-              <w:rPr>
-                <w:rFonts w:ascii="Times New Roman" w:hAnsi="Times New Roman" w:cs="Times New Roman"/>
-                <w:b/>
-                <w:sz w:val="24"/>
-                <w:szCs w:val="24"/>
-              </w:rPr>
-              <w:t>复核人</w:t>
-            </w:r>
-            <w:r>
-              <w:rPr>
-                <w:rFonts w:ascii="Times New Roman" w:hAnsi="Times New Roman" w:cs="Times New Roman"/>
-                <w:b/>
-                <w:sz w:val="24"/>
-                <w:szCs w:val="24"/>
-                <w:lang w:eastAsia="zh-CN"/>
-              </w:rPr>
-              <w:t>：</w:t>
-            </w:r>
-          </w:p>
-        </w:tc>
-        <w:tc>
-          <w:tcPr>
-            <w:tcW w:w="2294" w:type="dxa"/>
-            <w:vAlign w:val="center"/>
-          </w:tcPr>
-          <w:p>
-            <w:pPr>
-              <w:pStyle w:val="22"/>
-              <w:spacing w:before="13"/>
-              <w:ind w:right="15"/>
-              <w:jc w:val="both"/>
-              <w:rPr>
-                <w:rFonts w:ascii="Times New Roman" w:hAnsi="Times New Roman" w:cs="Times New Roman"/>
-                <w:b/>
-                <w:sz w:val="24"/>
-                <w:szCs w:val="24"/>
-              </w:rPr>
-            </w:pPr>
-          </w:p>
-        </w:tc>
-      </w:tr>
-      <w:tr>
-        <w:tblPrEx>
-          <w:tblCellMar>
-            <w:top w:w="0" w:type="dxa"/>
-            <w:left w:w="0" w:type="dxa"/>
-            <w:bottom w:w="0" w:type="dxa"/>
-            <w:right w:w="0" w:type="dxa"/>
-          </w:tblCellMar>
-        </w:tblPrEx>
-        <w:trPr>
-          <w:trHeight w:val="457" w:hRule="exact"/>
-          <w:jc w:val="right"/>
-        </w:trPr>
-        <w:tc>
-          <w:tcPr>
-            <w:tcW w:w="1272" w:type="dxa"/>
-            <w:vAlign w:val="center"/>
-          </w:tcPr>
-          <w:p>
-            <w:pPr>
-              <w:pStyle w:val="22"/>
-              <w:spacing w:line="341" w:lineRule="exact"/>
-              <w:ind w:left="13" w:right="165"/>
-              <w:jc w:val="both"/>
-              <w:rPr>
-                <w:rFonts w:ascii="Times New Roman" w:hAnsi="Times New Roman" w:cs="Times New Roman"/>
-                <w:b/>
-                <w:sz w:val="24"/>
-                <w:szCs w:val="24"/>
-              </w:rPr>
-            </w:pPr>
-            <w:r>
-              <w:rPr>
-                <w:rFonts w:ascii="Times New Roman" w:hAnsi="Times New Roman" w:cs="Times New Roman"/>
-                <w:b/>
-                <w:sz w:val="24"/>
-                <w:szCs w:val="24"/>
-              </w:rPr>
-              <w:t>日</w:t>
-            </w:r>
-            <w:r>
-              <w:rPr>
-                <w:rFonts w:ascii="Times New Roman" w:hAnsi="Times New Roman" w:cs="Times New Roman"/>
-                <w:b/>
-                <w:sz w:val="24"/>
-                <w:szCs w:val="24"/>
-                <w:lang w:eastAsia="zh-CN"/>
-              </w:rPr>
-              <w:t xml:space="preserve">  </w:t>
-            </w:r>
-            <w:r>
-              <w:rPr>
-                <w:rFonts w:ascii="Times New Roman" w:hAnsi="Times New Roman" w:cs="Times New Roman"/>
-                <w:b/>
-                <w:sz w:val="24"/>
-                <w:szCs w:val="24"/>
-              </w:rPr>
-              <w:t>期：</w:t>
-            </w:r>
-          </w:p>
-        </w:tc>
-        <w:tc>
-          <w:tcPr>
-            <w:tcW w:w="2040" w:type="dxa"/>
-            <w:vAlign w:val="center"/>
-          </w:tcPr>
-          <w:p>
-            <w:pPr>
-              <w:pStyle w:val="22"/>
-              <w:spacing w:line="363" w:lineRule="exact"/>
-              <w:jc w:val="both"/>
-              <w:rPr>
-                <w:rFonts w:ascii="Times New Roman" w:hAnsi="Times New Roman" w:cs="Times New Roman"/>
-                <w:sz w:val="24"/>
-                <w:szCs w:val="24"/>
-              </w:rPr>
-            </w:pPr>
-            <w:r>
-              <w:rPr>
-                <w:rFonts w:ascii="Times New Roman" w:hAnsi="Times New Roman" w:cs="Times New Roman"/>
-                <w:kern w:val="2"/>
-                <w:sz w:val="24"/>
-                <w:szCs w:val="24"/>
-                <w:lang w:eastAsia="zh-CN"/>
-              </w:rPr>
-              <w:t>{{ reportdate }}</w:t>
-            </w:r>
-          </w:p>
-        </w:tc>
-        <w:tc>
-          <w:tcPr>
-            <w:tcW w:w="1166" w:type="dxa"/>
-            <w:vAlign w:val="center"/>
-          </w:tcPr>
-          <w:p>
-            <w:pPr>
-              <w:pStyle w:val="22"/>
-              <w:spacing w:line="341" w:lineRule="exact"/>
-              <w:jc w:val="both"/>
-              <w:rPr>
-                <w:rFonts w:ascii="Times New Roman" w:hAnsi="Times New Roman" w:cs="Times New Roman"/>
-                <w:b/>
-                <w:sz w:val="24"/>
-                <w:szCs w:val="24"/>
-              </w:rPr>
-            </w:pPr>
-            <w:r>
-              <w:rPr>
-                <w:rFonts w:ascii="Times New Roman" w:hAnsi="Times New Roman" w:cs="Times New Roman"/>
-                <w:b/>
-                <w:sz w:val="24"/>
-                <w:szCs w:val="24"/>
-              </w:rPr>
-              <w:t>日</w:t>
-            </w:r>
-            <w:r>
-              <w:rPr>
-                <w:rFonts w:ascii="Times New Roman" w:hAnsi="Times New Roman" w:cs="Times New Roman"/>
-                <w:b/>
-                <w:sz w:val="24"/>
-                <w:szCs w:val="24"/>
-                <w:lang w:eastAsia="zh-CN"/>
-              </w:rPr>
-              <w:t xml:space="preserve">  </w:t>
-            </w:r>
-            <w:r>
-              <w:rPr>
-                <w:rFonts w:ascii="Times New Roman" w:hAnsi="Times New Roman" w:cs="Times New Roman"/>
-                <w:b/>
-                <w:sz w:val="24"/>
-                <w:szCs w:val="24"/>
-              </w:rPr>
-              <w:t>期：</w:t>
-            </w:r>
-          </w:p>
-        </w:tc>
-        <w:tc>
-          <w:tcPr>
-            <w:tcW w:w="2294" w:type="dxa"/>
-            <w:vAlign w:val="center"/>
-          </w:tcPr>
-          <w:p>
-            <w:pPr>
-              <w:pStyle w:val="22"/>
-              <w:spacing w:line="363" w:lineRule="exact"/>
-              <w:ind w:right="15"/>
-              <w:jc w:val="both"/>
-              <w:rPr>
-                <w:rFonts w:ascii="Times New Roman" w:hAnsi="Times New Roman" w:cs="Times New Roman"/>
-                <w:sz w:val="24"/>
-                <w:szCs w:val="24"/>
-              </w:rPr>
-            </w:pPr>
-            <w:r>
-              <w:rPr>
-                <w:rFonts w:ascii="Times New Roman" w:hAnsi="Times New Roman" w:cs="Times New Roman"/>
-                <w:kern w:val="2"/>
-                <w:sz w:val="24"/>
-                <w:szCs w:val="24"/>
-                <w:lang w:eastAsia="zh-CN"/>
-              </w:rPr>
-              <w:t>{{ reportdate }}</w:t>
-            </w:r>
-          </w:p>
-        </w:tc>
-      </w:tr>
-    </w:tbl>
-    <w:p>
-      <w:pPr>
-        <w:rPr>
-          <w:rFonts w:ascii="Times New Roman" w:hAnsi="Times New Roman" w:eastAsia="微软雅黑" w:cs="Times New Roman"/>
-          <w:sz w:val="24"/>
-          <w:szCs w:val="24"/>
-          <w:lang w:eastAsia="zh-CN"/>
-        </w:rPr>
-      </w:pPr>
-      <w:r>
-        <w:rPr>
-          <w:rFonts w:hint="eastAsia" w:ascii="Times New Roman" w:hAnsi="Times New Roman" w:eastAsia="微软雅黑" w:cs="Times New Roman"/>
-          <w:sz w:val="24"/>
-          <w:szCs w:val="24"/>
-          <w:lang w:eastAsia="zh-CN"/>
-        </w:rPr>
-        <w:t xml:space="preserve">{% endif %}{% if testedby == </w:t>
-      </w:r>
-      <w:r>
-        <w:rPr>
-          <w:rFonts w:ascii="Times New Roman" w:hAnsi="Times New Roman" w:eastAsia="微软雅黑" w:cs="Times New Roman"/>
-          <w:sz w:val="24"/>
-          <w:szCs w:val="24"/>
-          <w:lang w:eastAsia="zh-CN"/>
-        </w:rPr>
-        <w:t>“</w:t>
-      </w:r>
-      <w:r>
-        <w:rPr>
-          <w:rFonts w:hint="eastAsia" w:ascii="Times New Roman" w:hAnsi="Times New Roman" w:eastAsia="微软雅黑" w:cs="Times New Roman"/>
-          <w:sz w:val="24"/>
-          <w:szCs w:val="24"/>
-          <w:lang w:eastAsia="zh-CN"/>
-        </w:rPr>
-        <w:t>6</w:t>
-      </w:r>
-      <w:r>
-        <w:rPr>
-          <w:rFonts w:ascii="Times New Roman" w:hAnsi="Times New Roman" w:eastAsia="微软雅黑" w:cs="Times New Roman"/>
-          <w:sz w:val="24"/>
-          <w:szCs w:val="24"/>
-          <w:lang w:eastAsia="zh-CN"/>
-        </w:rPr>
-        <w:t>”</w:t>
-      </w:r>
-      <w:r>
-        <w:rPr>
-          <w:rFonts w:hint="eastAsia" w:ascii="Times New Roman" w:hAnsi="Times New Roman" w:eastAsia="微软雅黑" w:cs="Times New Roman"/>
-          <w:sz w:val="24"/>
-          <w:szCs w:val="24"/>
-          <w:lang w:eastAsia="zh-CN"/>
-        </w:rPr>
-        <w:t xml:space="preserve"> %}</w:t>
-      </w:r>
-    </w:p>
-    <w:p>
-      <w:pPr>
-        <w:rPr>
-          <w:rFonts w:ascii="Times New Roman" w:hAnsi="Times New Roman" w:eastAsia="微软雅黑" w:cs="Times New Roman"/>
-          <w:sz w:val="24"/>
-          <w:szCs w:val="24"/>
-          <w:lang w:eastAsia="zh-CN"/>
-        </w:rPr>
-      </w:pPr>
-    </w:p>
-    <w:p>
-      <w:pPr>
-        <w:rPr>
-          <w:rFonts w:ascii="Times New Roman" w:hAnsi="Times New Roman" w:eastAsia="微软雅黑" w:cs="Times New Roman"/>
-          <w:sz w:val="24"/>
-          <w:szCs w:val="24"/>
-          <w:lang w:eastAsia="zh-CN"/>
-        </w:rPr>
-      </w:pPr>
-    </w:p>
-    <w:tbl>
-      <w:tblPr>
-        <w:tblStyle w:val="33"/>
-        <w:tblW w:w="6772" w:type="dxa"/>
-        <w:jc w:val="right"/>
-        <w:tblLayout w:type="fixed"/>
-        <w:tblCellMar>
-          <w:top w:w="0" w:type="dxa"/>
-          <w:left w:w="0" w:type="dxa"/>
-          <w:bottom w:w="0" w:type="dxa"/>
-          <w:right w:w="0" w:type="dxa"/>
-        </w:tblCellMar>
-      </w:tblPr>
-      <w:tblGrid>
-        <w:gridCol w:w="1272"/>
-        <w:gridCol w:w="2040"/>
-        <w:gridCol w:w="1166"/>
-        <w:gridCol w:w="2294"/>
-      </w:tblGrid>
-      <w:tr>
-        <w:tblPrEx>
-          <w:tblCellMar>
-            <w:top w:w="0" w:type="dxa"/>
-            <w:left w:w="0" w:type="dxa"/>
-            <w:bottom w:w="0" w:type="dxa"/>
-            <w:right w:w="0" w:type="dxa"/>
-          </w:tblCellMar>
-        </w:tblPrEx>
-        <w:trPr>
-          <w:trHeight w:val="441" w:hRule="exact"/>
-          <w:jc w:val="right"/>
-        </w:trPr>
-        <w:tc>
-          <w:tcPr>
-            <w:tcW w:w="1272" w:type="dxa"/>
-            <w:vAlign w:val="center"/>
-          </w:tcPr>
-          <w:p>
-            <w:pPr>
-              <w:pStyle w:val="22"/>
-              <w:spacing w:before="13"/>
-              <w:ind w:left="13" w:right="95"/>
-              <w:jc w:val="both"/>
-              <w:rPr>
-                <w:rFonts w:ascii="Times New Roman" w:hAnsi="Times New Roman" w:cs="Times New Roman"/>
-                <w:b/>
-                <w:sz w:val="24"/>
-                <w:szCs w:val="24"/>
-              </w:rPr>
-            </w:pPr>
-            <w:r>
-              <w:rPr>
-                <w:rFonts w:ascii="Times New Roman" w:hAnsi="Times New Roman" w:cs="Times New Roman"/>
-                <w:b/>
-                <w:sz w:val="24"/>
-                <w:szCs w:val="24"/>
-              </w:rPr>
-              <w:t>检测人：</w:t>
-            </w:r>
-          </w:p>
-        </w:tc>
-        <w:tc>
-          <w:tcPr>
-            <w:tcW w:w="2040" w:type="dxa"/>
-            <w:vAlign w:val="center"/>
-          </w:tcPr>
-          <w:p>
-            <w:pPr>
-              <w:pStyle w:val="22"/>
-              <w:spacing w:before="13"/>
-              <w:jc w:val="both"/>
-              <w:rPr>
-                <w:rFonts w:ascii="Times New Roman" w:hAnsi="Times New Roman" w:cs="Times New Roman"/>
-                <w:b/>
-                <w:sz w:val="24"/>
-                <w:szCs w:val="24"/>
-              </w:rPr>
-            </w:pPr>
-          </w:p>
-        </w:tc>
-        <w:tc>
-          <w:tcPr>
-            <w:tcW w:w="1166" w:type="dxa"/>
-            <w:vAlign w:val="center"/>
-          </w:tcPr>
-          <w:p>
-            <w:pPr>
-              <w:pStyle w:val="22"/>
-              <w:spacing w:before="13"/>
-              <w:jc w:val="both"/>
-              <w:rPr>
-                <w:rFonts w:ascii="Times New Roman" w:hAnsi="Times New Roman" w:cs="Times New Roman"/>
-                <w:b/>
-                <w:sz w:val="24"/>
-                <w:szCs w:val="24"/>
-              </w:rPr>
-            </w:pPr>
-            <w:r>
-              <w:rPr>
-                <w:rFonts w:ascii="Times New Roman" w:hAnsi="Times New Roman" w:cs="Times New Roman"/>
-                <w:b/>
-                <w:sz w:val="24"/>
-                <w:szCs w:val="24"/>
-              </w:rPr>
-              <w:t>复核人</w:t>
-            </w:r>
-            <w:r>
-              <w:rPr>
-                <w:rFonts w:ascii="Times New Roman" w:hAnsi="Times New Roman" w:cs="Times New Roman"/>
-                <w:b/>
-                <w:sz w:val="24"/>
-                <w:szCs w:val="24"/>
-                <w:lang w:eastAsia="zh-CN"/>
-              </w:rPr>
-              <w:t>：</w:t>
-            </w:r>
-          </w:p>
-        </w:tc>
-        <w:tc>
-          <w:tcPr>
-            <w:tcW w:w="2294" w:type="dxa"/>
-            <w:vAlign w:val="center"/>
-          </w:tcPr>
-          <w:p>
-            <w:pPr>
-              <w:pStyle w:val="22"/>
-              <w:spacing w:before="13"/>
-              <w:ind w:right="15"/>
-              <w:jc w:val="both"/>
-              <w:rPr>
-                <w:rFonts w:ascii="Times New Roman" w:hAnsi="Times New Roman" w:cs="Times New Roman"/>
-                <w:b/>
-                <w:sz w:val="24"/>
-                <w:szCs w:val="24"/>
-              </w:rPr>
-            </w:pPr>
-          </w:p>
-        </w:tc>
-      </w:tr>
-      <w:tr>
-        <w:tblPrEx>
-          <w:tblCellMar>
-            <w:top w:w="0" w:type="dxa"/>
-            <w:left w:w="0" w:type="dxa"/>
-            <w:bottom w:w="0" w:type="dxa"/>
-            <w:right w:w="0" w:type="dxa"/>
-          </w:tblCellMar>
-        </w:tblPrEx>
-        <w:trPr>
-          <w:trHeight w:val="457" w:hRule="exact"/>
-          <w:jc w:val="right"/>
-        </w:trPr>
-        <w:tc>
-          <w:tcPr>
-            <w:tcW w:w="1272" w:type="dxa"/>
-            <w:vAlign w:val="center"/>
-          </w:tcPr>
-          <w:p>
-            <w:pPr>
-              <w:pStyle w:val="22"/>
-              <w:spacing w:line="341" w:lineRule="exact"/>
-              <w:ind w:left="13" w:right="165"/>
-              <w:jc w:val="both"/>
-              <w:rPr>
-                <w:rFonts w:ascii="Times New Roman" w:hAnsi="Times New Roman" w:cs="Times New Roman"/>
-                <w:b/>
-                <w:sz w:val="24"/>
-                <w:szCs w:val="24"/>
-              </w:rPr>
-            </w:pPr>
-            <w:r>
-              <w:rPr>
-                <w:rFonts w:ascii="Times New Roman" w:hAnsi="Times New Roman" w:cs="Times New Roman"/>
-                <w:b/>
-                <w:sz w:val="24"/>
-                <w:szCs w:val="24"/>
-              </w:rPr>
-              <w:t>日</w:t>
-            </w:r>
-            <w:r>
-              <w:rPr>
-                <w:rFonts w:ascii="Times New Roman" w:hAnsi="Times New Roman" w:cs="Times New Roman"/>
-                <w:b/>
-                <w:sz w:val="24"/>
-                <w:szCs w:val="24"/>
-                <w:lang w:eastAsia="zh-CN"/>
-              </w:rPr>
-              <w:t xml:space="preserve">  </w:t>
-            </w:r>
-            <w:r>
-              <w:rPr>
-                <w:rFonts w:ascii="Times New Roman" w:hAnsi="Times New Roman" w:cs="Times New Roman"/>
-                <w:b/>
-                <w:sz w:val="24"/>
-                <w:szCs w:val="24"/>
-              </w:rPr>
-              <w:t>期：</w:t>
-            </w:r>
-          </w:p>
-        </w:tc>
-        <w:tc>
-          <w:tcPr>
-            <w:tcW w:w="2040" w:type="dxa"/>
-            <w:vAlign w:val="center"/>
-          </w:tcPr>
-          <w:p>
-            <w:pPr>
-              <w:pStyle w:val="22"/>
-              <w:spacing w:line="363" w:lineRule="exact"/>
-              <w:jc w:val="both"/>
-              <w:rPr>
-                <w:rFonts w:ascii="Times New Roman" w:hAnsi="Times New Roman" w:cs="Times New Roman"/>
-                <w:sz w:val="24"/>
-                <w:szCs w:val="24"/>
-              </w:rPr>
-            </w:pPr>
-            <w:r>
-              <w:rPr>
-                <w:rFonts w:ascii="Times New Roman" w:hAnsi="Times New Roman" w:cs="Times New Roman"/>
-                <w:kern w:val="2"/>
-                <w:sz w:val="24"/>
-                <w:szCs w:val="24"/>
-                <w:lang w:eastAsia="zh-CN"/>
-              </w:rPr>
-              <w:t>{{ reportdate }}</w:t>
-            </w:r>
-          </w:p>
-        </w:tc>
-        <w:tc>
-          <w:tcPr>
-            <w:tcW w:w="1166" w:type="dxa"/>
-            <w:vAlign w:val="center"/>
-          </w:tcPr>
-          <w:p>
-            <w:pPr>
-              <w:pStyle w:val="22"/>
-              <w:spacing w:line="341" w:lineRule="exact"/>
-              <w:jc w:val="both"/>
-              <w:rPr>
-                <w:rFonts w:ascii="Times New Roman" w:hAnsi="Times New Roman" w:cs="Times New Roman"/>
-                <w:b/>
-                <w:sz w:val="24"/>
-                <w:szCs w:val="24"/>
-              </w:rPr>
-            </w:pPr>
-            <w:r>
-              <w:rPr>
-                <w:rFonts w:ascii="Times New Roman" w:hAnsi="Times New Roman" w:cs="Times New Roman"/>
-                <w:b/>
-                <w:sz w:val="24"/>
-                <w:szCs w:val="24"/>
-              </w:rPr>
-              <w:t>日</w:t>
-            </w:r>
-            <w:r>
-              <w:rPr>
-                <w:rFonts w:ascii="Times New Roman" w:hAnsi="Times New Roman" w:cs="Times New Roman"/>
-                <w:b/>
-                <w:sz w:val="24"/>
-                <w:szCs w:val="24"/>
-                <w:lang w:eastAsia="zh-CN"/>
-              </w:rPr>
-              <w:t xml:space="preserve">  </w:t>
-            </w:r>
-            <w:r>
-              <w:rPr>
-                <w:rFonts w:ascii="Times New Roman" w:hAnsi="Times New Roman" w:cs="Times New Roman"/>
-                <w:b/>
-                <w:sz w:val="24"/>
-                <w:szCs w:val="24"/>
-              </w:rPr>
-              <w:t>期：</w:t>
-            </w:r>
-          </w:p>
-        </w:tc>
-        <w:tc>
-          <w:tcPr>
-            <w:tcW w:w="2294" w:type="dxa"/>
-            <w:vAlign w:val="center"/>
-          </w:tcPr>
-          <w:p>
-            <w:pPr>
-              <w:pStyle w:val="22"/>
-              <w:spacing w:line="363" w:lineRule="exact"/>
-              <w:ind w:right="15"/>
-              <w:jc w:val="both"/>
-              <w:rPr>
-                <w:rFonts w:ascii="Times New Roman" w:hAnsi="Times New Roman" w:cs="Times New Roman"/>
-                <w:sz w:val="24"/>
-                <w:szCs w:val="24"/>
-              </w:rPr>
-            </w:pPr>
-            <w:r>
-              <w:rPr>
-                <w:rFonts w:ascii="Times New Roman" w:hAnsi="Times New Roman" w:cs="Times New Roman"/>
-                <w:kern w:val="2"/>
-                <w:sz w:val="24"/>
-                <w:szCs w:val="24"/>
-                <w:lang w:eastAsia="zh-CN"/>
-              </w:rPr>
-              <w:t>{{ reportdate }}</w:t>
-            </w:r>
-          </w:p>
-        </w:tc>
-      </w:tr>
-    </w:tbl>
-    <w:p>
-      <w:pPr>
-        <w:rPr>
           <w:rFonts w:ascii="Times New Roman" w:hAnsi="Times New Roman" w:eastAsia="微软雅黑" w:cs="黑体"/>
           <w:b/>
           <w:bCs/>
@@ -12674,6 +10941,8 @@
         </w:rPr>
         <w:br w:type="page"/>
       </w:r>
+      <w:bookmarkStart w:id="155" w:name="_GoBack"/>
+      <w:bookmarkEnd w:id="155"/>
     </w:p>
     <w:p>
       <w:pPr>
@@ -12708,19 +10977,19 @@
         </w:rPr>
       </w:pPr>
       <w:bookmarkStart w:id="37" w:name="_Toc21059"/>
-      <w:bookmarkStart w:id="38" w:name="_Toc6071"/>
-      <w:bookmarkStart w:id="39" w:name="_Toc149837255"/>
-      <w:bookmarkStart w:id="40" w:name="_Toc10112"/>
-      <w:bookmarkStart w:id="41" w:name="_Toc25123"/>
-      <w:bookmarkStart w:id="42" w:name="_Toc2028"/>
-      <w:bookmarkStart w:id="43" w:name="_Toc22132"/>
+      <w:bookmarkStart w:id="38" w:name="_Toc25123"/>
+      <w:bookmarkStart w:id="39" w:name="_Toc6071"/>
+      <w:bookmarkStart w:id="40" w:name="_Toc149837255"/>
+      <w:bookmarkStart w:id="41" w:name="_Toc2028"/>
+      <w:bookmarkStart w:id="42" w:name="_Toc10112"/>
+      <w:bookmarkStart w:id="43" w:name="_Toc19184"/>
       <w:bookmarkStart w:id="44" w:name="_Toc284"/>
-      <w:bookmarkStart w:id="45" w:name="_Toc20136_WPSOffice_Level1"/>
-      <w:bookmarkStart w:id="46" w:name="_Toc19898_WPSOffice_Level1"/>
-      <w:bookmarkStart w:id="47" w:name="_Toc2781"/>
-      <w:bookmarkStart w:id="48" w:name="_Toc19184"/>
+      <w:bookmarkStart w:id="45" w:name="_Toc14062"/>
+      <w:bookmarkStart w:id="46" w:name="_Toc20136_WPSOffice_Level1"/>
+      <w:bookmarkStart w:id="47" w:name="_Toc22132"/>
+      <w:bookmarkStart w:id="48" w:name="_Toc19898_WPSOffice_Level1"/>
       <w:bookmarkStart w:id="49" w:name="_Toc12381"/>
-      <w:bookmarkStart w:id="50" w:name="_Toc14062"/>
+      <w:bookmarkStart w:id="50" w:name="_Toc2781"/>
       <w:r>
         <w:rPr>
           <w:rFonts w:hint="eastAsia" w:ascii="Times New Roman" w:hAnsi="Times New Roman"/>
@@ -14429,16 +12698,16 @@
           <w:sz w:val="30"/>
         </w:rPr>
       </w:pPr>
-      <w:bookmarkStart w:id="52" w:name="_Toc9977"/>
-      <w:bookmarkStart w:id="53" w:name="_Toc30265"/>
-      <w:bookmarkStart w:id="54" w:name="_Toc11015_WPSOffice_Level2"/>
-      <w:bookmarkStart w:id="55" w:name="_Toc22976"/>
-      <w:bookmarkStart w:id="56" w:name="_Toc30437"/>
-      <w:bookmarkStart w:id="57" w:name="_Toc23375"/>
-      <w:bookmarkStart w:id="58" w:name="_Toc20643"/>
-      <w:bookmarkStart w:id="59" w:name="_Toc9088"/>
+      <w:bookmarkStart w:id="52" w:name="_Toc22976"/>
+      <w:bookmarkStart w:id="53" w:name="_Toc9088"/>
+      <w:bookmarkStart w:id="54" w:name="_Toc18062_WPSOffice_Level2"/>
+      <w:bookmarkStart w:id="55" w:name="_Toc20643"/>
+      <w:bookmarkStart w:id="56" w:name="_Toc11015_WPSOffice_Level2"/>
+      <w:bookmarkStart w:id="57" w:name="_Toc9977"/>
+      <w:bookmarkStart w:id="58" w:name="_Toc30265"/>
+      <w:bookmarkStart w:id="59" w:name="_Toc23375"/>
       <w:bookmarkStart w:id="60" w:name="_Toc24979"/>
-      <w:bookmarkStart w:id="61" w:name="_Toc18062_WPSOffice_Level2"/>
+      <w:bookmarkStart w:id="61" w:name="_Toc30437"/>
       <w:r>
         <w:rPr>
           <w:rFonts w:hint="eastAsia" w:ascii="Times New Roman" w:hAnsi="Times New Roman"/>
@@ -19079,9 +17348,9 @@
           <w:lang w:eastAsia="zh-CN"/>
         </w:rPr>
       </w:pPr>
-      <w:bookmarkStart w:id="62" w:name="_Toc149837260"/>
-      <w:bookmarkStart w:id="63" w:name="_Toc14392"/>
-      <w:bookmarkStart w:id="64" w:name="_Toc10945"/>
+      <w:bookmarkStart w:id="62" w:name="_Toc14392"/>
+      <w:bookmarkStart w:id="63" w:name="_Toc10945"/>
+      <w:bookmarkStart w:id="64" w:name="_Toc149837260"/>
       <w:bookmarkStart w:id="65" w:name="_Toc29868"/>
       <w:r>
         <w:rPr>
@@ -19608,15 +17877,15 @@
           <w:lang w:eastAsia="zh-CN"/>
         </w:rPr>
       </w:pPr>
-      <w:bookmarkStart w:id="66" w:name="_Toc25737"/>
-      <w:bookmarkStart w:id="67" w:name="_Toc17410"/>
-      <w:bookmarkStart w:id="68" w:name="_Toc1549"/>
-      <w:bookmarkStart w:id="69" w:name="_Toc6221_WPSOffice_Level2"/>
-      <w:bookmarkStart w:id="70" w:name="_Toc4339"/>
-      <w:bookmarkStart w:id="71" w:name="_Toc8813"/>
-      <w:bookmarkStart w:id="72" w:name="_Toc25675"/>
-      <w:bookmarkStart w:id="73" w:name="_Toc626"/>
-      <w:bookmarkStart w:id="74" w:name="_Toc7551_WPSOffice_Level2"/>
+      <w:bookmarkStart w:id="66" w:name="_Toc4339"/>
+      <w:bookmarkStart w:id="67" w:name="_Toc25737"/>
+      <w:bookmarkStart w:id="68" w:name="_Toc8813"/>
+      <w:bookmarkStart w:id="69" w:name="_Toc25675"/>
+      <w:bookmarkStart w:id="70" w:name="_Toc7551_WPSOffice_Level2"/>
+      <w:bookmarkStart w:id="71" w:name="_Toc626"/>
+      <w:bookmarkStart w:id="72" w:name="_Toc17410"/>
+      <w:bookmarkStart w:id="73" w:name="_Toc1549"/>
+      <w:bookmarkStart w:id="74" w:name="_Toc6221_WPSOffice_Level2"/>
       <w:r>
         <w:rPr>
           <w:rFonts w:hint="eastAsia" w:ascii="Times New Roman" w:hAnsi="Times New Roman"/>
@@ -20250,6 +18519,12 @@
             <w:insideH w:val="single" w:color="BEBEBE" w:sz="4" w:space="0"/>
             <w:insideV w:val="single" w:color="BEBEBE" w:sz="4" w:space="0"/>
           </w:tblBorders>
+          <w:tblCellMar>
+            <w:top w:w="0" w:type="dxa"/>
+            <w:left w:w="0" w:type="dxa"/>
+            <w:bottom w:w="0" w:type="dxa"/>
+            <w:right w:w="0" w:type="dxa"/>
+          </w:tblCellMar>
         </w:tblPrEx>
         <w:trPr>
           <w:trHeight w:val="363" w:hRule="atLeast"/>
@@ -21035,16 +19310,16 @@
           </w14:shadow>
         </w:rPr>
       </w:pPr>
-      <w:bookmarkStart w:id="75" w:name="_Toc32443_WPSOffice_Level1"/>
-      <w:bookmarkStart w:id="76" w:name="_Toc25727"/>
-      <w:bookmarkStart w:id="77" w:name="_Toc28194"/>
-      <w:bookmarkStart w:id="78" w:name="_Toc23903"/>
-      <w:bookmarkStart w:id="79" w:name="_Toc32661"/>
-      <w:bookmarkStart w:id="80" w:name="_Toc5598"/>
-      <w:bookmarkStart w:id="81" w:name="_Toc14450"/>
-      <w:bookmarkStart w:id="82" w:name="_Toc23846_WPSOffice_Level1"/>
+      <w:bookmarkStart w:id="75" w:name="_Toc19559"/>
+      <w:bookmarkStart w:id="76" w:name="_Toc5598"/>
+      <w:bookmarkStart w:id="77" w:name="_Toc23846_WPSOffice_Level1"/>
+      <w:bookmarkStart w:id="78" w:name="_Toc14450"/>
+      <w:bookmarkStart w:id="79" w:name="_Toc23903"/>
+      <w:bookmarkStart w:id="80" w:name="_Toc25727"/>
+      <w:bookmarkStart w:id="81" w:name="_Toc32661"/>
+      <w:bookmarkStart w:id="82" w:name="_Toc32443_WPSOffice_Level1"/>
       <w:bookmarkStart w:id="83" w:name="_Toc4331_WPSOffice_Level1"/>
-      <w:bookmarkStart w:id="84" w:name="_Toc19559"/>
+      <w:bookmarkStart w:id="84" w:name="_Toc28194"/>
       <w:r>
         <w:rPr>
           <w:rFonts w:hint="default" w:ascii="Times New Roman" w:hAnsi="Times New Roman"/>
@@ -21126,10 +19401,10 @@
         </w:rPr>
       </w:pPr>
       <w:bookmarkStart w:id="86" w:name="_Toc6883"/>
-      <w:bookmarkStart w:id="87" w:name="_Toc23606"/>
-      <w:bookmarkStart w:id="88" w:name="_Toc32302"/>
+      <w:bookmarkStart w:id="87" w:name="_Toc32302"/>
+      <w:bookmarkStart w:id="88" w:name="_Toc4331_WPSOffice_Level2"/>
       <w:bookmarkStart w:id="89" w:name="_Toc32443_WPSOffice_Level2"/>
-      <w:bookmarkStart w:id="90" w:name="_Toc4331_WPSOffice_Level2"/>
+      <w:bookmarkStart w:id="90" w:name="_Toc23606"/>
       <w:bookmarkStart w:id="91" w:name="_Toc29195"/>
       <w:r>
         <w:rPr>
@@ -29552,10 +27827,10 @@
           <w:lang w:eastAsia="zh-CN"/>
         </w:rPr>
       </w:pPr>
-      <w:bookmarkStart w:id="92" w:name="_Toc20694"/>
-      <w:bookmarkStart w:id="93" w:name="_Toc29383"/>
-      <w:bookmarkStart w:id="94" w:name="_Toc32468"/>
-      <w:bookmarkStart w:id="95" w:name="_Toc6784"/>
+      <w:bookmarkStart w:id="92" w:name="_Toc32468"/>
+      <w:bookmarkStart w:id="93" w:name="_Toc20694"/>
+      <w:bookmarkStart w:id="94" w:name="_Toc6784"/>
+      <w:bookmarkStart w:id="95" w:name="_Toc29383"/>
       <w:bookmarkStart w:id="96" w:name="_Toc24260"/>
       <w:r>
         <w:rPr>
@@ -29584,8 +27859,8 @@
           <w:lang w:eastAsia="zh-CN"/>
         </w:rPr>
       </w:pPr>
-      <w:bookmarkStart w:id="97" w:name="_Toc14132"/>
-      <w:bookmarkStart w:id="98" w:name="_Toc107825560"/>
+      <w:bookmarkStart w:id="97" w:name="_Toc107825560"/>
+      <w:bookmarkStart w:id="98" w:name="_Toc14132"/>
       <w:bookmarkStart w:id="99" w:name="_Toc12977"/>
       <w:r>
         <w:rPr>
@@ -30595,17 +28870,17 @@
         </w:rPr>
       </w:pPr>
       <w:bookmarkStart w:id="100" w:name="_Toc11923"/>
-      <w:bookmarkStart w:id="101" w:name="_Toc1105"/>
-      <w:bookmarkStart w:id="102" w:name="_Toc1908"/>
+      <w:bookmarkStart w:id="101" w:name="_Toc1908"/>
+      <w:bookmarkStart w:id="102" w:name="_Toc1105"/>
       <w:bookmarkStart w:id="103" w:name="_Toc12505"/>
       <w:bookmarkStart w:id="104" w:name="_Toc21764_WPSOffice_Level1"/>
       <w:bookmarkStart w:id="105" w:name="_Toc28240"/>
-      <w:bookmarkStart w:id="106" w:name="_Toc2409"/>
+      <w:bookmarkStart w:id="106" w:name="_Toc13196_WPSOffice_Level1"/>
       <w:bookmarkStart w:id="107" w:name="_Toc16594"/>
-      <w:bookmarkStart w:id="108" w:name="_Toc13196_WPSOffice_Level1"/>
-      <w:bookmarkStart w:id="109" w:name="_Toc1707_WPSOffice_Level1"/>
-      <w:bookmarkStart w:id="110" w:name="_Toc27302"/>
-      <w:bookmarkStart w:id="111" w:name="_Toc18680"/>
+      <w:bookmarkStart w:id="108" w:name="_Toc1707_WPSOffice_Level1"/>
+      <w:bookmarkStart w:id="109" w:name="_Toc27302"/>
+      <w:bookmarkStart w:id="110" w:name="_Toc18680"/>
+      <w:bookmarkStart w:id="111" w:name="_Toc2409"/>
       <w:r>
         <w:rPr>
           <w:rFonts w:hint="eastAsia" w:ascii="Times New Roman" w:hAnsi="Times New Roman"/>
@@ -32658,13 +30933,13 @@
           <w:lang w:eastAsia="zh-CN"/>
         </w:rPr>
       </w:pPr>
-      <w:bookmarkStart w:id="113" w:name="_Toc24085_WPSOffice_Level1"/>
-      <w:bookmarkStart w:id="114" w:name="_Toc6882"/>
-      <w:bookmarkStart w:id="115" w:name="_Toc9066"/>
-      <w:bookmarkStart w:id="116" w:name="_Toc9914"/>
-      <w:bookmarkStart w:id="117" w:name="_Toc3674"/>
-      <w:bookmarkStart w:id="118" w:name="_Toc15840_WPSOffice_Level1"/>
-      <w:bookmarkStart w:id="119" w:name="_Toc14255_WPSOffice_Level1"/>
+      <w:bookmarkStart w:id="113" w:name="_Toc9066"/>
+      <w:bookmarkStart w:id="114" w:name="_Toc24085_WPSOffice_Level1"/>
+      <w:bookmarkStart w:id="115" w:name="_Toc15840_WPSOffice_Level1"/>
+      <w:bookmarkStart w:id="116" w:name="_Toc14255_WPSOffice_Level1"/>
+      <w:bookmarkStart w:id="117" w:name="_Toc6882"/>
+      <w:bookmarkStart w:id="118" w:name="_Toc3674"/>
+      <w:bookmarkStart w:id="119" w:name="_Toc9914"/>
       <w:r>
         <w:rPr>
           <w:rFonts w:hint="eastAsia" w:ascii="Times New Roman" w:hAnsi="Times New Roman"/>
@@ -35105,9 +33380,9 @@
     </w:p>
     <w:p>
       <w:bookmarkStart w:id="120" w:name="_Toc1779"/>
-      <w:bookmarkStart w:id="121" w:name="_Toc4979"/>
-      <w:bookmarkStart w:id="122" w:name="_Toc11896_WPSOffice_Level1"/>
-      <w:bookmarkStart w:id="123" w:name="_Toc11812"/>
+      <w:bookmarkStart w:id="121" w:name="_Toc11812"/>
+      <w:bookmarkStart w:id="122" w:name="_Toc4979"/>
+      <w:bookmarkStart w:id="123" w:name="_Toc11896_WPSOffice_Level1"/>
       <w:bookmarkStart w:id="124" w:name="_Toc20303"/>
       <w:bookmarkStart w:id="125" w:name="_Toc11193_WPSOffice_Level1"/>
       <w:bookmarkStart w:id="126" w:name="_Toc28810_WPSOffice_Level1"/>
@@ -35792,16 +34067,16 @@
           <w:lang w:eastAsia="zh-CN"/>
         </w:rPr>
       </w:pPr>
-      <w:bookmarkStart w:id="128" w:name="_Toc22484_WPSOffice_Level1"/>
-      <w:bookmarkStart w:id="129" w:name="_Toc28910_WPSOffice_Level1"/>
-      <w:bookmarkStart w:id="130" w:name="_Toc8182"/>
-      <w:bookmarkStart w:id="131" w:name="_Toc19099"/>
-      <w:bookmarkStart w:id="132" w:name="_Toc16368_WPSOffice_Level1"/>
-      <w:bookmarkStart w:id="133" w:name="_Toc29730"/>
-      <w:bookmarkStart w:id="134" w:name="_Toc28537"/>
-      <w:bookmarkStart w:id="135" w:name="_Toc6864"/>
-      <w:bookmarkStart w:id="136" w:name="_Toc8511"/>
-      <w:bookmarkStart w:id="137" w:name="_Toc7549"/>
+      <w:bookmarkStart w:id="128" w:name="_Toc19099"/>
+      <w:bookmarkStart w:id="129" w:name="_Toc6864"/>
+      <w:bookmarkStart w:id="130" w:name="_Toc8511"/>
+      <w:bookmarkStart w:id="131" w:name="_Toc16368_WPSOffice_Level1"/>
+      <w:bookmarkStart w:id="132" w:name="_Toc29730"/>
+      <w:bookmarkStart w:id="133" w:name="_Toc28537"/>
+      <w:bookmarkStart w:id="134" w:name="_Toc7549"/>
+      <w:bookmarkStart w:id="135" w:name="_Toc22484_WPSOffice_Level1"/>
+      <w:bookmarkStart w:id="136" w:name="_Toc28910_WPSOffice_Level1"/>
+      <w:bookmarkStart w:id="137" w:name="_Toc8182"/>
       <w:r>
         <w:rPr>
           <w:rFonts w:hint="eastAsia" w:ascii="Times New Roman" w:hAnsi="Times New Roman"/>
@@ -36281,8 +34556,8 @@
         </w:rPr>
       </w:pPr>
       <w:bookmarkStart w:id="141" w:name="_Toc3409"/>
-      <w:bookmarkStart w:id="142" w:name="_Toc14168"/>
-      <w:bookmarkStart w:id="143" w:name="_Toc15114"/>
+      <w:bookmarkStart w:id="142" w:name="_Toc15114"/>
+      <w:bookmarkStart w:id="143" w:name="_Toc14168"/>
       <w:r>
         <w:rPr>
           <w:rFonts w:hint="eastAsia"/>
@@ -36537,12 +34812,12 @@
       <w:bookmarkStart w:id="146" w:name="_Toc27809"/>
       <w:bookmarkStart w:id="147" w:name="_Toc15630"/>
       <w:bookmarkStart w:id="148" w:name="_Toc11901"/>
-      <w:bookmarkStart w:id="149" w:name="_Toc22162_WPSOffice_Level1"/>
-      <w:bookmarkStart w:id="150" w:name="_Toc22623"/>
-      <w:bookmarkStart w:id="151" w:name="_Toc13275"/>
-      <w:bookmarkStart w:id="152" w:name="_Toc14611_WPSOffice_Level1"/>
+      <w:bookmarkStart w:id="149" w:name="_Toc17792_WPSOffice_Level2"/>
+      <w:bookmarkStart w:id="150" w:name="_Toc22162_WPSOffice_Level1"/>
+      <w:bookmarkStart w:id="151" w:name="_Toc22623"/>
+      <w:bookmarkStart w:id="152" w:name="_Toc13275"/>
       <w:bookmarkStart w:id="153" w:name="_Toc19584_WPSOffice_Level1"/>
-      <w:bookmarkStart w:id="154" w:name="_Toc17792_WPSOffice_Level2"/>
+      <w:bookmarkStart w:id="154" w:name="_Toc14611_WPSOffice_Level1"/>
       <w:r>
         <w:rPr>
           <w:rFonts w:hint="eastAsia" w:ascii="Times New Roman" w:hAnsi="Times New Roman"/>
@@ -39211,7 +37486,7 @@
                     <pic:cNvPicPr/>
                   </pic:nvPicPr>
                   <pic:blipFill>
-                    <a:blip r:embed="rId15"/>
+                    <a:blip r:embed="rId14"/>
                     <a:stretch>
                       <a:fillRect/>
                     </a:stretch>

--- a/WebContent/docx/消化道肿瘤50基因检测-阿克曼-单样本.docx
+++ b/WebContent/docx/消化道肿瘤50基因检测-阿克曼-单样本.docx
@@ -76,6 +76,8 @@
         </w:rPr>
       </w:pPr>
     </w:p>
+    <w:bookmarkEnd w:id="0"/>
+    <w:bookmarkEnd w:id="1"/>
     <w:p>
       <w:pPr>
         <w:autoSpaceDE w:val="0"/>
@@ -83,7 +85,7 @@
         <w:spacing w:after="160" w:line="259" w:lineRule="auto"/>
         <w:jc w:val="center"/>
         <w:rPr>
-          <w:rFonts w:ascii="微软雅黑" w:hAnsi="微软雅黑" w:eastAsia="微软雅黑" w:cs="微软雅黑"/>
+          <w:rFonts w:hint="eastAsia" w:ascii="微软雅黑" w:hAnsi="微软雅黑" w:eastAsia="微软雅黑" w:cs="微软雅黑"/>
           <w:sz w:val="52"/>
           <w:szCs w:val="52"/>
           <w:lang w:val="zh-CN" w:eastAsia="zh-CN" w:bidi="zh-CN"/>
@@ -106,7 +108,7 @@
         <w:spacing w:after="160" w:line="259" w:lineRule="auto"/>
         <w:jc w:val="center"/>
         <w:rPr>
-          <w:rFonts w:ascii="微软雅黑" w:hAnsi="微软雅黑" w:eastAsia="微软雅黑" w:cs="微软雅黑"/>
+          <w:rFonts w:hint="default" w:ascii="微软雅黑" w:hAnsi="微软雅黑" w:eastAsia="微软雅黑" w:cs="微软雅黑"/>
           <w:sz w:val="52"/>
           <w:szCs w:val="52"/>
           <w:lang w:val="en-US" w:eastAsia="zh-CN" w:bidi="zh-CN"/>
@@ -119,43 +121,7 @@
           <w:szCs w:val="52"/>
           <w:lang w:val="en-US" w:eastAsia="zh-CN" w:bidi="zh-CN"/>
         </w:rPr>
-        <w:t>消化道肿瘤</w:t>
-      </w:r>
-      <w:r>
-        <w:rPr>
-          <w:rFonts w:hint="eastAsia" w:ascii="微软雅黑" w:hAnsi="微软雅黑" w:eastAsia="微软雅黑" w:cs="微软雅黑"/>
-          <w:sz w:val="52"/>
-          <w:szCs w:val="52"/>
-          <w:lang w:val="zh-CN" w:eastAsia="zh-CN" w:bidi="zh-CN"/>
-        </w:rPr>
-        <w:t>靶向</w:t>
-      </w:r>
-      <w:r>
-        <w:rPr>
-          <w:rFonts w:hint="eastAsia" w:ascii="微软雅黑" w:hAnsi="微软雅黑" w:eastAsia="微软雅黑" w:cs="微软雅黑"/>
-          <w:sz w:val="52"/>
-          <w:szCs w:val="52"/>
-          <w:lang w:val="en-US" w:eastAsia="zh-CN" w:bidi="zh-CN"/>
-        </w:rPr>
-        <w:t>50</w:t>
-      </w:r>
-      <w:r>
-        <w:rPr>
-          <w:rFonts w:hint="eastAsia" w:ascii="微软雅黑" w:hAnsi="微软雅黑" w:eastAsia="微软雅黑" w:cs="微软雅黑"/>
-          <w:sz w:val="52"/>
-          <w:szCs w:val="52"/>
-          <w:lang w:val="zh-CN" w:eastAsia="zh-CN" w:bidi="zh-CN"/>
-        </w:rPr>
-        <w:t>基因检测</w:t>
-      </w:r>
-      <w:r>
-        <w:rPr>
-          <w:rFonts w:hint="eastAsia" w:ascii="微软雅黑" w:hAnsi="微软雅黑" w:eastAsia="微软雅黑" w:cs="微软雅黑"/>
-          <w:sz w:val="52"/>
-          <w:szCs w:val="52"/>
-          <w:lang w:val="en-US" w:eastAsia="zh-CN" w:bidi="zh-CN"/>
-        </w:rPr>
-        <w:t>报告</w:t>
+        <w:t>分子病理检测报告</w:t>
       </w:r>
     </w:p>
     <w:p>
@@ -165,7 +131,7 @@
         <w:spacing w:after="160" w:line="300" w:lineRule="exact"/>
         <w:jc w:val="center"/>
         <w:rPr>
-          <w:rFonts w:ascii="微软雅黑" w:hAnsi="微软雅黑" w:eastAsia="微软雅黑" w:cs="微软雅黑"/>
+          <w:rFonts w:hint="eastAsia" w:ascii="微软雅黑" w:hAnsi="微软雅黑" w:eastAsia="微软雅黑" w:cs="微软雅黑"/>
           <w:sz w:val="52"/>
           <w:szCs w:val="52"/>
           <w:lang w:val="zh-CN" w:eastAsia="zh-CN" w:bidi="zh-CN"/>
@@ -179,7 +145,7 @@
         <w:spacing w:after="160" w:line="300" w:lineRule="exact"/>
         <w:jc w:val="center"/>
         <w:rPr>
-          <w:rFonts w:ascii="微软雅黑" w:hAnsi="微软雅黑" w:eastAsia="微软雅黑" w:cs="微软雅黑"/>
+          <w:rFonts w:hint="eastAsia" w:ascii="微软雅黑" w:hAnsi="微软雅黑" w:eastAsia="微软雅黑" w:cs="微软雅黑"/>
           <w:sz w:val="52"/>
           <w:szCs w:val="52"/>
           <w:lang w:val="zh-CN" w:eastAsia="zh-CN" w:bidi="zh-CN"/>
@@ -193,7 +159,7 @@
         <w:spacing w:after="160" w:line="300" w:lineRule="exact"/>
         <w:jc w:val="center"/>
         <w:rPr>
-          <w:rFonts w:ascii="微软雅黑" w:hAnsi="微软雅黑" w:eastAsia="微软雅黑" w:cs="微软雅黑"/>
+          <w:rFonts w:hint="eastAsia" w:ascii="微软雅黑" w:hAnsi="微软雅黑" w:eastAsia="微软雅黑" w:cs="微软雅黑"/>
           <w:sz w:val="52"/>
           <w:szCs w:val="52"/>
           <w:lang w:val="zh-CN" w:eastAsia="zh-CN" w:bidi="zh-CN"/>
@@ -207,7 +173,7 @@
         <w:spacing w:after="160" w:line="300" w:lineRule="exact"/>
         <w:jc w:val="center"/>
         <w:rPr>
-          <w:rFonts w:ascii="微软雅黑" w:hAnsi="微软雅黑" w:eastAsia="微软雅黑" w:cs="微软雅黑"/>
+          <w:rFonts w:hint="eastAsia" w:ascii="微软雅黑" w:hAnsi="微软雅黑" w:eastAsia="微软雅黑" w:cs="微软雅黑"/>
           <w:sz w:val="52"/>
           <w:szCs w:val="52"/>
           <w:lang w:val="zh-CN" w:eastAsia="zh-CN" w:bidi="zh-CN"/>
@@ -221,7 +187,7 @@
         <w:spacing w:after="160" w:line="300" w:lineRule="exact"/>
         <w:jc w:val="center"/>
         <w:rPr>
-          <w:rFonts w:ascii="微软雅黑" w:hAnsi="微软雅黑" w:eastAsia="微软雅黑" w:cs="微软雅黑"/>
+          <w:rFonts w:hint="eastAsia" w:ascii="微软雅黑" w:hAnsi="微软雅黑" w:eastAsia="微软雅黑" w:cs="微软雅黑"/>
           <w:sz w:val="52"/>
           <w:szCs w:val="52"/>
           <w:lang w:val="zh-CN" w:eastAsia="zh-CN" w:bidi="zh-CN"/>
@@ -235,7 +201,7 @@
         <w:spacing w:after="160" w:line="300" w:lineRule="exact"/>
         <w:jc w:val="center"/>
         <w:rPr>
-          <w:rFonts w:ascii="微软雅黑" w:hAnsi="微软雅黑" w:eastAsia="微软雅黑" w:cs="微软雅黑"/>
+          <w:rFonts w:hint="eastAsia" w:ascii="微软雅黑" w:hAnsi="微软雅黑" w:eastAsia="微软雅黑" w:cs="微软雅黑"/>
           <w:sz w:val="52"/>
           <w:szCs w:val="52"/>
           <w:lang w:val="zh-CN" w:eastAsia="zh-CN" w:bidi="zh-CN"/>
@@ -249,7 +215,7 @@
         <w:spacing w:after="160" w:line="259" w:lineRule="auto"/>
         <w:jc w:val="center"/>
         <w:rPr>
-          <w:rFonts w:ascii="微软雅黑" w:hAnsi="微软雅黑" w:eastAsia="微软雅黑" w:cs="微软雅黑"/>
+          <w:rFonts w:hint="eastAsia" w:ascii="微软雅黑" w:hAnsi="微软雅黑" w:eastAsia="微软雅黑" w:cs="微软雅黑"/>
           <w:sz w:val="52"/>
           <w:szCs w:val="52"/>
           <w:lang w:val="zh-CN" w:eastAsia="zh-CN" w:bidi="zh-CN"/>
@@ -280,7 +246,7 @@
                     </pic:cNvPicPr>
                   </pic:nvPicPr>
                   <pic:blipFill>
-                    <a:blip r:embed="rId9"/>
+                    <a:blip r:embed="rId11"/>
                     <a:stretch>
                       <a:fillRect/>
                     </a:stretch>
@@ -308,7 +274,7 @@
         <w:spacing w:after="160" w:line="300" w:lineRule="exact"/>
         <w:jc w:val="center"/>
         <w:rPr>
-          <w:rFonts w:ascii="微软雅黑" w:hAnsi="微软雅黑" w:eastAsia="微软雅黑" w:cs="微软雅黑"/>
+          <w:rFonts w:hint="eastAsia" w:ascii="微软雅黑" w:hAnsi="微软雅黑" w:eastAsia="微软雅黑" w:cs="微软雅黑"/>
           <w:sz w:val="52"/>
           <w:szCs w:val="52"/>
           <w:lang w:val="zh-CN" w:eastAsia="zh-CN" w:bidi="zh-CN"/>
@@ -322,7 +288,7 @@
         <w:spacing w:after="160" w:line="300" w:lineRule="exact"/>
         <w:jc w:val="center"/>
         <w:rPr>
-          <w:rFonts w:ascii="微软雅黑" w:hAnsi="微软雅黑" w:eastAsia="微软雅黑" w:cs="微软雅黑"/>
+          <w:rFonts w:hint="eastAsia" w:ascii="微软雅黑" w:hAnsi="微软雅黑" w:eastAsia="微软雅黑" w:cs="微软雅黑"/>
           <w:sz w:val="52"/>
           <w:szCs w:val="52"/>
           <w:lang w:val="zh-CN" w:eastAsia="zh-CN" w:bidi="zh-CN"/>
@@ -336,7 +302,7 @@
         <w:spacing w:after="160" w:line="300" w:lineRule="exact"/>
         <w:jc w:val="center"/>
         <w:rPr>
-          <w:rFonts w:ascii="微软雅黑" w:hAnsi="微软雅黑" w:eastAsia="微软雅黑" w:cs="微软雅黑"/>
+          <w:rFonts w:hint="eastAsia" w:ascii="微软雅黑" w:hAnsi="微软雅黑" w:eastAsia="微软雅黑" w:cs="微软雅黑"/>
           <w:sz w:val="52"/>
           <w:szCs w:val="52"/>
           <w:lang w:val="zh-CN" w:eastAsia="zh-CN" w:bidi="zh-CN"/>
@@ -350,7 +316,7 @@
         <w:spacing w:after="160" w:line="300" w:lineRule="exact"/>
         <w:jc w:val="center"/>
         <w:rPr>
-          <w:rFonts w:ascii="微软雅黑" w:hAnsi="微软雅黑" w:eastAsia="微软雅黑" w:cs="微软雅黑"/>
+          <w:rFonts w:hint="eastAsia" w:ascii="微软雅黑" w:hAnsi="微软雅黑" w:eastAsia="微软雅黑" w:cs="微软雅黑"/>
           <w:sz w:val="52"/>
           <w:szCs w:val="52"/>
           <w:lang w:val="zh-CN" w:eastAsia="zh-CN" w:bidi="zh-CN"/>
@@ -364,21 +330,7 @@
         <w:spacing w:after="160" w:line="300" w:lineRule="exact"/>
         <w:jc w:val="center"/>
         <w:rPr>
-          <w:rFonts w:ascii="微软雅黑" w:hAnsi="微软雅黑" w:eastAsia="微软雅黑" w:cs="微软雅黑"/>
-          <w:sz w:val="52"/>
-          <w:szCs w:val="52"/>
-          <w:lang w:val="zh-CN" w:eastAsia="zh-CN" w:bidi="zh-CN"/>
-        </w:rPr>
-      </w:pPr>
-    </w:p>
-    <w:p>
-      <w:pPr>
-        <w:autoSpaceDE w:val="0"/>
-        <w:autoSpaceDN w:val="0"/>
-        <w:spacing w:after="160" w:line="300" w:lineRule="exact"/>
-        <w:jc w:val="both"/>
-        <w:rPr>
-          <w:rFonts w:ascii="微软雅黑" w:hAnsi="微软雅黑" w:eastAsia="微软雅黑" w:cs="微软雅黑"/>
+          <w:rFonts w:hint="eastAsia" w:ascii="微软雅黑" w:hAnsi="微软雅黑" w:eastAsia="微软雅黑" w:cs="微软雅黑"/>
           <w:sz w:val="52"/>
           <w:szCs w:val="52"/>
           <w:lang w:val="zh-CN" w:eastAsia="zh-CN" w:bidi="zh-CN"/>
@@ -392,7 +344,7 @@
         <w:spacing w:after="160" w:line="300" w:lineRule="exact"/>
         <w:jc w:val="center"/>
         <w:rPr>
-          <w:rFonts w:ascii="微软雅黑" w:hAnsi="微软雅黑" w:eastAsia="微软雅黑" w:cs="微软雅黑"/>
+          <w:rFonts w:hint="eastAsia" w:ascii="微软雅黑" w:hAnsi="微软雅黑" w:eastAsia="微软雅黑" w:cs="微软雅黑"/>
           <w:sz w:val="52"/>
           <w:szCs w:val="52"/>
           <w:lang w:val="zh-CN" w:eastAsia="zh-CN" w:bidi="zh-CN"/>
@@ -406,6 +358,32 @@
         <w:spacing w:after="160" w:line="300" w:lineRule="exact"/>
         <w:jc w:val="center"/>
         <w:rPr>
+          <w:rFonts w:hint="eastAsia" w:ascii="微软雅黑" w:hAnsi="微软雅黑" w:eastAsia="微软雅黑" w:cs="微软雅黑"/>
+          <w:sz w:val="52"/>
+          <w:szCs w:val="52"/>
+          <w:lang w:val="zh-CN" w:eastAsia="zh-CN" w:bidi="zh-CN"/>
+        </w:rPr>
+      </w:pPr>
+    </w:p>
+    <w:p>
+      <w:pPr>
+        <w:keepNext w:val="0"/>
+        <w:keepLines w:val="0"/>
+        <w:pageBreakBefore w:val="0"/>
+        <w:widowControl w:val="0"/>
+        <w:kinsoku/>
+        <w:wordWrap/>
+        <w:overflowPunct/>
+        <w:topLinePunct w:val="0"/>
+        <w:autoSpaceDE w:val="0"/>
+        <w:autoSpaceDN w:val="0"/>
+        <w:bidi w:val="0"/>
+        <w:adjustRightInd/>
+        <w:snapToGrid/>
+        <w:spacing w:after="0" w:line="500" w:lineRule="exact"/>
+        <w:jc w:val="center"/>
+        <w:textAlignment w:val="auto"/>
+        <w:rPr>
           <w:rFonts w:ascii="微软雅黑" w:hAnsi="微软雅黑" w:eastAsia="微软雅黑" w:cs="微软雅黑"/>
           <w:sz w:val="52"/>
           <w:szCs w:val="52"/>
@@ -415,55 +393,14 @@
       <w:r>
         <w:rPr>
           <w:rFonts w:hint="eastAsia" w:ascii="微软雅黑" w:hAnsi="微软雅黑" w:eastAsia="微软雅黑" w:cs="微软雅黑"/>
-          <w:sz w:val="52"/>
-          <w:szCs w:val="52"/>
-          <w:lang w:val="zh-CN" w:eastAsia="zh-CN" w:bidi="zh-CN"/>
-        </w:rPr>
-        <w:drawing>
-          <wp:anchor distT="0" distB="0" distL="0" distR="0" simplePos="0" relativeHeight="251661312" behindDoc="0" locked="0" layoutInCell="1" allowOverlap="1">
-            <wp:simplePos x="0" y="0"/>
-            <wp:positionH relativeFrom="page">
-              <wp:posOffset>2447925</wp:posOffset>
-            </wp:positionH>
-            <wp:positionV relativeFrom="paragraph">
-              <wp:posOffset>-114935</wp:posOffset>
-            </wp:positionV>
-            <wp:extent cx="2667000" cy="257175"/>
-            <wp:effectExtent l="0" t="0" r="0" b="1905"/>
-            <wp:wrapSquare wrapText="bothSides"/>
-            <wp:docPr id="1002" name="图片 2" descr="C:\Users\AKM\AppData\Local\Temp\WeChat Files\367694529308565703.png"/>
-            <wp:cNvGraphicFramePr>
-              <a:graphicFrameLocks xmlns:a="http://schemas.openxmlformats.org/drawingml/2006/main" noChangeAspect="1"/>
-            </wp:cNvGraphicFramePr>
-            <a:graphic xmlns:a="http://schemas.openxmlformats.org/drawingml/2006/main">
-              <a:graphicData uri="http://schemas.openxmlformats.org/drawingml/2006/picture">
-                <pic:pic xmlns:pic="http://schemas.openxmlformats.org/drawingml/2006/picture">
-                  <pic:nvPicPr>
-                    <pic:cNvPr id="1002" name="图片 2" descr="C:\Users\AKM\AppData\Local\Temp\WeChat Files\367694529308565703.png"/>
-                    <pic:cNvPicPr>
-                      <a:picLocks noChangeAspect="1" noChangeArrowheads="1"/>
-                    </pic:cNvPicPr>
-                  </pic:nvPicPr>
-                  <pic:blipFill>
-                    <a:blip r:embed="rId10"/>
-                    <a:stretch>
-                      <a:fillRect/>
-                    </a:stretch>
-                  </pic:blipFill>
-                  <pic:spPr>
-                    <a:xfrm>
-                      <a:off x="0" y="0"/>
-                      <a:ext cx="2667000" cy="257175"/>
-                    </a:xfrm>
-                    <a:prstGeom prst="rect">
-                      <a:avLst/>
-                    </a:prstGeom>
-                  </pic:spPr>
-                </pic:pic>
-              </a:graphicData>
-            </a:graphic>
-          </wp:anchor>
-        </w:drawing>
+          <w:b/>
+          <w:bCs/>
+          <w:color w:val="2AAFCB"/>
+          <w:sz w:val="44"/>
+          <w:szCs w:val="44"/>
+          <w:lang w:val="en-US" w:eastAsia="zh-CN" w:bidi="zh-CN"/>
+        </w:rPr>
+        <w:t>阿克曼病理</w:t>
       </w:r>
     </w:p>
     <w:p>
@@ -487,126 +424,38 @@
         <w:t>{{ reportdate2 }}</w:t>
       </w:r>
     </w:p>
-    <w:bookmarkEnd w:id="0"/>
-    <w:bookmarkEnd w:id="1"/>
     <w:p>
       <w:pPr>
-        <w:jc w:val="left"/>
-        <w:rPr>
-          <w:sz w:val="20"/>
+        <w:tabs>
+          <w:tab w:val="left" w:pos="6082"/>
+          <w:tab w:val="left" w:pos="6324"/>
+          <w:tab w:val="left" w:pos="9183"/>
+        </w:tabs>
+        <w:spacing w:before="411" w:line="308" w:lineRule="auto"/>
+        <w:ind w:right="2699"/>
+        <w:jc w:val="both"/>
+        <w:rPr>
+          <w:sz w:val="30"/>
+          <w:u w:val="single"/>
           <w:lang w:eastAsia="zh-CN"/>
         </w:rPr>
         <w:sectPr>
+          <w:headerReference r:id="rId3" w:type="default"/>
+          <w:footerReference r:id="rId4" w:type="default"/>
           <w:pgSz w:w="11911" w:h="16838"/>
-          <w:pgMar w:top="1037" w:right="1020" w:bottom="981" w:left="1020" w:header="720" w:footer="720" w:gutter="0"/>
+          <w:pgMar w:top="1037" w:right="1020" w:bottom="981" w:left="1020" w:header="567" w:footer="567" w:gutter="0"/>
           <w:pgBorders>
             <w:top w:val="none" w:sz="0" w:space="0"/>
             <w:left w:val="none" w:sz="0" w:space="0"/>
             <w:bottom w:val="none" w:sz="0" w:space="0"/>
             <w:right w:val="none" w:sz="0" w:space="0"/>
           </w:pgBorders>
-          <w:pgNumType w:fmt="decimal" w:start="1"/>
+          <w:pgNumType w:start="1"/>
           <w:cols w:space="0" w:num="1"/>
           <w:rtlGutter w:val="0"/>
           <w:docGrid w:linePitch="0" w:charSpace="0"/>
         </w:sectPr>
       </w:pPr>
-      <w:r>
-        <w:rPr>
-          <w:lang w:eastAsia="zh-CN"/>
-        </w:rPr>
-        <mc:AlternateContent>
-          <mc:Choice Requires="wps">
-            <w:drawing>
-              <wp:anchor distT="0" distB="0" distL="114300" distR="114300" simplePos="0" relativeHeight="251660288" behindDoc="0" locked="0" layoutInCell="1" allowOverlap="1">
-                <wp:simplePos x="0" y="0"/>
-                <wp:positionH relativeFrom="column">
-                  <wp:posOffset>511175</wp:posOffset>
-                </wp:positionH>
-                <wp:positionV relativeFrom="paragraph">
-                  <wp:posOffset>7711440</wp:posOffset>
-                </wp:positionV>
-                <wp:extent cx="6581775" cy="2200910"/>
-                <wp:effectExtent l="0" t="0" r="0" b="0"/>
-                <wp:wrapNone/>
-                <wp:docPr id="2" name="文本框 2"/>
-                <wp:cNvGraphicFramePr/>
-                <a:graphic xmlns:a="http://schemas.openxmlformats.org/drawingml/2006/main">
-                  <a:graphicData uri="http://schemas.microsoft.com/office/word/2010/wordprocessingShape">
-                    <wps:wsp>
-                      <wps:cNvSpPr txBox="1"/>
-                      <wps:spPr>
-                        <a:xfrm>
-                          <a:off x="0" y="0"/>
-                          <a:ext cx="6581775" cy="2200910"/>
-                        </a:xfrm>
-                        <a:prstGeom prst="rect">
-                          <a:avLst/>
-                        </a:prstGeom>
-                        <a:noFill/>
-                        <a:ln w="6350">
-                          <a:noFill/>
-                        </a:ln>
-                      </wps:spPr>
-                      <wps:style>
-                        <a:lnRef idx="0">
-                          <a:schemeClr val="accent1"/>
-                        </a:lnRef>
-                        <a:fillRef idx="0">
-                          <a:schemeClr val="accent1"/>
-                        </a:fillRef>
-                        <a:effectRef idx="0">
-                          <a:schemeClr val="accent1"/>
-                        </a:effectRef>
-                        <a:fontRef idx="minor">
-                          <a:schemeClr val="dk1"/>
-                        </a:fontRef>
-                      </wps:style>
-                      <wps:txbx>
-                        <w:txbxContent>
-                          <w:p>
-                            <w:pPr>
-                              <w:rPr>
-                                <w:rFonts w:hint="eastAsia"/>
-                                <w:lang w:eastAsia="zh-CN"/>
-                              </w:rPr>
-                            </w:pPr>
-                          </w:p>
-                        </w:txbxContent>
-                      </wps:txbx>
-                      <wps:bodyPr rot="0" spcFirstLastPara="0" vertOverflow="overflow" horzOverflow="overflow" vert="horz" wrap="square" lIns="91440" tIns="45720" rIns="91440" bIns="45720" numCol="1" spcCol="0" rtlCol="0" fromWordArt="0" anchor="t" anchorCtr="0" forceAA="0" compatLnSpc="1">
-                        <a:noAutofit/>
-                      </wps:bodyPr>
-                    </wps:wsp>
-                  </a:graphicData>
-                </a:graphic>
-              </wp:anchor>
-            </w:drawing>
-          </mc:Choice>
-          <mc:Fallback>
-            <w:pict>
-              <v:shape id="_x0000_s1026" o:spid="_x0000_s1026" o:spt="202" type="#_x0000_t202" style="position:absolute;left:0pt;margin-left:40.25pt;margin-top:607.2pt;height:173.3pt;width:518.25pt;z-index:251660288;mso-width-relative:page;mso-height-relative:page;" filled="f" stroked="f" coordsize="21600,21600" o:gfxdata="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">
-                <v:fill on="f" focussize="0,0"/>
-                <v:stroke on="f" weight="0.5pt"/>
-                <v:imagedata o:title=""/>
-                <o:lock v:ext="edit" aspectratio="f"/>
-                <v:textbox>
-                  <w:txbxContent>
-                    <w:p>
-                      <w:pPr>
-                        <w:rPr>
-                          <w:rFonts w:hint="eastAsia"/>
-                          <w:lang w:eastAsia="zh-CN"/>
-                        </w:rPr>
-                      </w:pPr>
-                    </w:p>
-                  </w:txbxContent>
-                </v:textbox>
-              </v:shape>
-            </w:pict>
-          </mc:Fallback>
-        </mc:AlternateContent>
-      </w:r>
     </w:p>
     <w:p>
       <w:pPr>
@@ -3715,8 +3564,8 @@
           <w:lang w:eastAsia="zh-CN"/>
         </w:rPr>
         <w:sectPr>
-          <w:headerReference r:id="rId3" w:type="default"/>
-          <w:footerReference r:id="rId4" w:type="default"/>
+          <w:headerReference r:id="rId5" w:type="default"/>
+          <w:footerReference r:id="rId6" w:type="default"/>
           <w:pgSz w:w="11911" w:h="16838"/>
           <w:pgMar w:top="1037" w:right="1020" w:bottom="981" w:left="1020" w:header="720" w:footer="720" w:gutter="0"/>
           <w:pgBorders>
@@ -3754,14 +3603,14 @@
       </w:pPr>
       <w:bookmarkStart w:id="2" w:name="_Toc10446"/>
       <w:bookmarkStart w:id="3" w:name="_Toc21009_WPSOffice_Level1"/>
-      <w:bookmarkStart w:id="4" w:name="_Toc32054"/>
-      <w:bookmarkStart w:id="5" w:name="_Toc24178_WPSOffice_Level1"/>
-      <w:bookmarkStart w:id="6" w:name="_Toc4788"/>
-      <w:bookmarkStart w:id="7" w:name="_Toc24397"/>
-      <w:bookmarkStart w:id="8" w:name="_Toc21669"/>
-      <w:bookmarkStart w:id="9" w:name="_Toc30143_WPSOffice_Level1"/>
-      <w:bookmarkStart w:id="10" w:name="_Toc27500"/>
-      <w:bookmarkStart w:id="11" w:name="_Toc13806"/>
+      <w:bookmarkStart w:id="4" w:name="_Toc4788"/>
+      <w:bookmarkStart w:id="5" w:name="_Toc21669"/>
+      <w:bookmarkStart w:id="6" w:name="_Toc27500"/>
+      <w:bookmarkStart w:id="7" w:name="_Toc13806"/>
+      <w:bookmarkStart w:id="8" w:name="_Toc30143_WPSOffice_Level1"/>
+      <w:bookmarkStart w:id="9" w:name="_Toc24397"/>
+      <w:bookmarkStart w:id="10" w:name="_Toc32054"/>
+      <w:bookmarkStart w:id="11" w:name="_Toc24178_WPSOffice_Level1"/>
       <w:r>
         <w:rPr>
           <w:rFonts w:ascii="Times New Roman" w:hAnsi="Times New Roman"/>
@@ -4636,14 +4485,14 @@
         </w:rPr>
       </w:pPr>
       <w:bookmarkStart w:id="12" w:name="_Toc11465"/>
-      <w:bookmarkStart w:id="13" w:name="_Toc10518"/>
-      <w:bookmarkStart w:id="14" w:name="_Toc17451"/>
-      <w:bookmarkStart w:id="15" w:name="_Toc19594"/>
-      <w:bookmarkStart w:id="16" w:name="_Toc18062_WPSOffice_Level1"/>
-      <w:bookmarkStart w:id="17" w:name="_Toc13931"/>
-      <w:bookmarkStart w:id="18" w:name="_Toc11015_WPSOffice_Level1"/>
-      <w:bookmarkStart w:id="19" w:name="_Toc25718"/>
-      <w:bookmarkStart w:id="20" w:name="_Toc7021_WPSOffice_Level1"/>
+      <w:bookmarkStart w:id="13" w:name="_Toc19594"/>
+      <w:bookmarkStart w:id="14" w:name="_Toc13931"/>
+      <w:bookmarkStart w:id="15" w:name="_Toc25718"/>
+      <w:bookmarkStart w:id="16" w:name="_Toc7021_WPSOffice_Level1"/>
+      <w:bookmarkStart w:id="17" w:name="_Toc17451"/>
+      <w:bookmarkStart w:id="18" w:name="_Toc10518"/>
+      <w:bookmarkStart w:id="19" w:name="_Toc11015_WPSOffice_Level1"/>
+      <w:bookmarkStart w:id="20" w:name="_Toc18062_WPSOffice_Level1"/>
       <w:bookmarkStart w:id="21" w:name="_Toc3823"/>
       <w:r>
         <w:rPr>
@@ -4777,14 +4626,14 @@
           </w14:shadow>
         </w:rPr>
       </w:pPr>
-      <w:bookmarkStart w:id="23" w:name="_Toc25920"/>
-      <w:bookmarkStart w:id="24" w:name="_Toc23369_WPSOffice_Level1"/>
-      <w:bookmarkStart w:id="25" w:name="_Toc4088"/>
-      <w:bookmarkStart w:id="26" w:name="_Toc2563"/>
-      <w:bookmarkStart w:id="27" w:name="_Toc6221_WPSOffice_Level1"/>
+      <w:bookmarkStart w:id="23" w:name="_Toc2563"/>
+      <w:bookmarkStart w:id="24" w:name="_Toc18058"/>
+      <w:bookmarkStart w:id="25" w:name="_Toc3871"/>
+      <w:bookmarkStart w:id="26" w:name="_Toc6221_WPSOffice_Level1"/>
+      <w:bookmarkStart w:id="27" w:name="_Toc25920"/>
       <w:bookmarkStart w:id="28" w:name="_Toc1410"/>
-      <w:bookmarkStart w:id="29" w:name="_Toc18058"/>
-      <w:bookmarkStart w:id="30" w:name="_Toc3871"/>
+      <w:bookmarkStart w:id="29" w:name="_Toc23369_WPSOffice_Level1"/>
+      <w:bookmarkStart w:id="30" w:name="_Toc4088"/>
       <w:bookmarkStart w:id="31" w:name="_Toc6095"/>
       <w:r>
         <w:rPr>
@@ -4855,11 +4704,11 @@
           <w:lang w:eastAsia="zh-CN"/>
         </w:rPr>
       </w:pPr>
-      <w:bookmarkStart w:id="32" w:name="_Toc13550"/>
-      <w:bookmarkStart w:id="33" w:name="_Toc149837254"/>
-      <w:bookmarkStart w:id="34" w:name="_Toc15649"/>
-      <w:bookmarkStart w:id="35" w:name="_Toc32407"/>
-      <w:bookmarkStart w:id="36" w:name="_Toc26045"/>
+      <w:bookmarkStart w:id="32" w:name="_Toc15649"/>
+      <w:bookmarkStart w:id="33" w:name="_Toc32407"/>
+      <w:bookmarkStart w:id="34" w:name="_Toc26045"/>
+      <w:bookmarkStart w:id="35" w:name="_Toc149837254"/>
+      <w:bookmarkStart w:id="36" w:name="_Toc13550"/>
       <w:r>
         <w:rPr>
           <w:rFonts w:hint="eastAsia" w:ascii="Times New Roman" w:hAnsi="Times New Roman"/>
@@ -9958,7 +9807,7 @@
         <mc:AlternateContent>
           <mc:Choice Requires="wpg">
             <w:drawing>
-              <wp:anchor distT="0" distB="0" distL="114300" distR="114300" simplePos="0" relativeHeight="251663360" behindDoc="0" locked="0" layoutInCell="1" allowOverlap="1">
+              <wp:anchor distT="0" distB="0" distL="114300" distR="114300" simplePos="0" relativeHeight="251660288" behindDoc="0" locked="0" layoutInCell="1" allowOverlap="1">
                 <wp:simplePos x="0" y="0"/>
                 <wp:positionH relativeFrom="column">
                   <wp:posOffset>2782570</wp:posOffset>
@@ -9991,7 +9840,7 @@
                           </pic:cNvPicPr>
                         </pic:nvPicPr>
                         <pic:blipFill>
-                          <a:blip r:embed="rId11">
+                          <a:blip r:embed="rId12">
                             <a:clrChange>
                               <a:clrFrom>
                                 <a:srgbClr val="FFFFFF">
@@ -10029,7 +9878,7 @@
                           </pic:cNvPicPr>
                         </pic:nvPicPr>
                         <pic:blipFill>
-                          <a:blip r:embed="rId12">
+                          <a:blip r:embed="rId13">
                             <a:clrChange>
                               <a:clrFrom>
                                 <a:srgbClr val="FFFFFF">
@@ -10066,18 +9915,18 @@
           </mc:Choice>
           <mc:Fallback>
             <w:pict>
-              <v:group id="_x0000_s1026" o:spid="_x0000_s1026" o:spt="203" style="position:absolute;left:0pt;margin-left:219.1pt;margin-top:4.1pt;height:35.65pt;width:215.4pt;z-index:251663360;mso-width-relative:page;mso-height-relative:page;" coordorigin="19211,19395" coordsize="4308,713" o:gfxdata="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">
+              <v:group id="_x0000_s1026" o:spid="_x0000_s1026" o:spt="203" style="position:absolute;left:0pt;margin-left:219.1pt;margin-top:4.1pt;height:35.65pt;width:215.4pt;z-index:251660288;mso-width-relative:page;mso-height-relative:page;" coordorigin="19211,19395" coordsize="4308,713" o:gfxdata="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">
                 <o:lock v:ext="edit" aspectratio="f"/>
                 <v:shape id="图片 6" o:spid="_x0000_s1026" o:spt="75" alt="蔡冬雪" type="#_x0000_t75" style="position:absolute;left:19211;top:19491;height:566;width:1261;" filled="f" o:preferrelative="t" stroked="f" coordsize="21600,21600" o:gfxdata="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">
                   <v:fill on="f" focussize="0,0"/>
                   <v:stroke on="f"/>
-                  <v:imagedata r:id="rId11" cropleft="12226f" croptop="21838f" cropright="12384f" cropbottom="17497f" chromakey="#FFFFFF" o:title=""/>
+                  <v:imagedata r:id="rId12" cropleft="12226f" croptop="21838f" cropright="12384f" cropbottom="17497f" chromakey="#FFFFFF" o:title=""/>
                   <o:lock v:ext="edit" aspectratio="t"/>
                 </v:shape>
                 <v:shape id="图片 4" o:spid="_x0000_s1026" o:spt="75" alt="王建丽" type="#_x0000_t75" style="position:absolute;left:22261;top:19395;height:713;width:1258;" filled="f" o:preferrelative="t" stroked="f" coordsize="21600,21600" o:gfxdata="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">
                   <v:fill on="f" focussize="0,0"/>
                   <v:stroke on="f"/>
-                  <v:imagedata r:id="rId12" chromakey="#FFFFFF" o:title=""/>
+                  <v:imagedata r:id="rId13" chromakey="#FFFFFF" o:title=""/>
                   <o:lock v:ext="edit" aspectratio="t"/>
                 </v:shape>
               </v:group>
@@ -10470,7 +10319,7 @@
         <mc:AlternateContent>
           <mc:Choice Requires="wpg">
             <w:drawing>
-              <wp:anchor distT="0" distB="0" distL="114300" distR="114300" simplePos="0" relativeHeight="251664384" behindDoc="0" locked="0" layoutInCell="1" allowOverlap="1">
+              <wp:anchor distT="0" distB="0" distL="114300" distR="114300" simplePos="0" relativeHeight="251661312" behindDoc="0" locked="0" layoutInCell="1" allowOverlap="1">
                 <wp:simplePos x="0" y="0"/>
                 <wp:positionH relativeFrom="column">
                   <wp:posOffset>2774950</wp:posOffset>
@@ -10503,7 +10352,7 @@
                           </pic:cNvPicPr>
                         </pic:nvPicPr>
                         <pic:blipFill>
-                          <a:blip r:embed="rId13">
+                          <a:blip r:embed="rId14">
                             <a:clrChange>
                               <a:clrFrom>
                                 <a:srgbClr val="FFFFFF">
@@ -10545,7 +10394,7 @@
                           </pic:cNvPicPr>
                         </pic:nvPicPr>
                         <pic:blipFill>
-                          <a:blip r:embed="rId12">
+                          <a:blip r:embed="rId13">
                             <a:clrChange>
                               <a:clrFrom>
                                 <a:srgbClr val="FFFFFF">
@@ -10582,18 +10431,18 @@
           </mc:Choice>
           <mc:Fallback>
             <w:pict>
-              <v:group id="_x0000_s1026" o:spid="_x0000_s1026" o:spt="203" style="position:absolute;left:0pt;margin-left:218.5pt;margin-top:6pt;height:45.05pt;width:230.5pt;z-index:251664384;mso-width-relative:page;mso-height-relative:page;" coordorigin="19199,21203" coordsize="4610,901" o:gfxdata="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">
+              <v:group id="_x0000_s1026" o:spid="_x0000_s1026" o:spt="203" style="position:absolute;left:0pt;margin-left:218.5pt;margin-top:6pt;height:45.05pt;width:230.5pt;z-index:251661312;mso-width-relative:page;mso-height-relative:page;" coordorigin="19199,21203" coordsize="4610,901" o:gfxdata="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">
                 <o:lock v:ext="edit" aspectratio="f"/>
                 <v:shape id="图片 1" o:spid="_x0000_s1026" o:spt="75" type="#_x0000_t75" style="position:absolute;left:19199;top:21203;height:901;width:1672;" filled="f" o:preferrelative="t" stroked="f" coordsize="21600,21600" o:gfxdata="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">
                   <v:fill on="f" focussize="0,0"/>
                   <v:stroke on="f"/>
-                  <v:imagedata r:id="rId13" cropleft="7158f" croptop="7646f" chromakey="#FFFFFF" o:title=""/>
+                  <v:imagedata r:id="rId14" cropleft="7158f" croptop="7646f" chromakey="#FFFFFF" o:title=""/>
                   <o:lock v:ext="edit" aspectratio="t"/>
                 </v:shape>
                 <v:shape id="图片 11" o:spid="_x0000_s1026" o:spt="75" alt="王建丽" type="#_x0000_t75" style="position:absolute;left:22321;top:21215;height:842;width:1488;" filled="f" o:preferrelative="t" stroked="f" coordsize="21600,21600" o:gfxdata="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">
                   <v:fill on="f" focussize="0,0"/>
                   <v:stroke on="f"/>
-                  <v:imagedata r:id="rId12" chromakey="#FFFFFF" o:title=""/>
+                  <v:imagedata r:id="rId13" chromakey="#FFFFFF" o:title=""/>
                   <o:lock v:ext="edit" aspectratio="t"/>
                 </v:shape>
               </v:group>
@@ -10941,8 +10790,6 @@
         </w:rPr>
         <w:br w:type="page"/>
       </w:r>
-      <w:bookmarkStart w:id="155" w:name="_GoBack"/>
-      <w:bookmarkEnd w:id="155"/>
     </w:p>
     <w:p>
       <w:pPr>
@@ -10977,19 +10824,19 @@
         </w:rPr>
       </w:pPr>
       <w:bookmarkStart w:id="37" w:name="_Toc21059"/>
-      <w:bookmarkStart w:id="38" w:name="_Toc25123"/>
-      <w:bookmarkStart w:id="39" w:name="_Toc6071"/>
-      <w:bookmarkStart w:id="40" w:name="_Toc149837255"/>
-      <w:bookmarkStart w:id="41" w:name="_Toc2028"/>
-      <w:bookmarkStart w:id="42" w:name="_Toc10112"/>
-      <w:bookmarkStart w:id="43" w:name="_Toc19184"/>
-      <w:bookmarkStart w:id="44" w:name="_Toc284"/>
-      <w:bookmarkStart w:id="45" w:name="_Toc14062"/>
-      <w:bookmarkStart w:id="46" w:name="_Toc20136_WPSOffice_Level1"/>
-      <w:bookmarkStart w:id="47" w:name="_Toc22132"/>
-      <w:bookmarkStart w:id="48" w:name="_Toc19898_WPSOffice_Level1"/>
-      <w:bookmarkStart w:id="49" w:name="_Toc12381"/>
-      <w:bookmarkStart w:id="50" w:name="_Toc2781"/>
+      <w:bookmarkStart w:id="38" w:name="_Toc6071"/>
+      <w:bookmarkStart w:id="39" w:name="_Toc10112"/>
+      <w:bookmarkStart w:id="40" w:name="_Toc25123"/>
+      <w:bookmarkStart w:id="41" w:name="_Toc149837255"/>
+      <w:bookmarkStart w:id="42" w:name="_Toc2028"/>
+      <w:bookmarkStart w:id="43" w:name="_Toc14062"/>
+      <w:bookmarkStart w:id="44" w:name="_Toc20136_WPSOffice_Level1"/>
+      <w:bookmarkStart w:id="45" w:name="_Toc284"/>
+      <w:bookmarkStart w:id="46" w:name="_Toc22132"/>
+      <w:bookmarkStart w:id="47" w:name="_Toc19898_WPSOffice_Level1"/>
+      <w:bookmarkStart w:id="48" w:name="_Toc12381"/>
+      <w:bookmarkStart w:id="49" w:name="_Toc2781"/>
+      <w:bookmarkStart w:id="50" w:name="_Toc19184"/>
       <w:r>
         <w:rPr>
           <w:rFonts w:hint="eastAsia" w:ascii="Times New Roman" w:hAnsi="Times New Roman"/>
@@ -11689,12 +11536,6 @@
             <w:insideH w:val="single" w:color="BEBEBE" w:sz="4" w:space="0"/>
             <w:insideV w:val="single" w:color="BEBEBE" w:sz="4" w:space="0"/>
           </w:tblBorders>
-          <w:tblCellMar>
-            <w:top w:w="0" w:type="dxa"/>
-            <w:left w:w="108" w:type="dxa"/>
-            <w:bottom w:w="0" w:type="dxa"/>
-            <w:right w:w="108" w:type="dxa"/>
-          </w:tblCellMar>
         </w:tblPrEx>
         <w:trPr>
           <w:trHeight w:val="510" w:hRule="atLeast"/>
@@ -12698,16 +12539,16 @@
           <w:sz w:val="30"/>
         </w:rPr>
       </w:pPr>
-      <w:bookmarkStart w:id="52" w:name="_Toc22976"/>
-      <w:bookmarkStart w:id="53" w:name="_Toc9088"/>
-      <w:bookmarkStart w:id="54" w:name="_Toc18062_WPSOffice_Level2"/>
-      <w:bookmarkStart w:id="55" w:name="_Toc20643"/>
-      <w:bookmarkStart w:id="56" w:name="_Toc11015_WPSOffice_Level2"/>
-      <w:bookmarkStart w:id="57" w:name="_Toc9977"/>
-      <w:bookmarkStart w:id="58" w:name="_Toc30265"/>
-      <w:bookmarkStart w:id="59" w:name="_Toc23375"/>
-      <w:bookmarkStart w:id="60" w:name="_Toc24979"/>
-      <w:bookmarkStart w:id="61" w:name="_Toc30437"/>
+      <w:bookmarkStart w:id="52" w:name="_Toc9977"/>
+      <w:bookmarkStart w:id="53" w:name="_Toc22976"/>
+      <w:bookmarkStart w:id="54" w:name="_Toc30437"/>
+      <w:bookmarkStart w:id="55" w:name="_Toc9088"/>
+      <w:bookmarkStart w:id="56" w:name="_Toc20643"/>
+      <w:bookmarkStart w:id="57" w:name="_Toc30265"/>
+      <w:bookmarkStart w:id="58" w:name="_Toc11015_WPSOffice_Level2"/>
+      <w:bookmarkStart w:id="59" w:name="_Toc18062_WPSOffice_Level2"/>
+      <w:bookmarkStart w:id="60" w:name="_Toc23375"/>
+      <w:bookmarkStart w:id="61" w:name="_Toc24979"/>
       <w:r>
         <w:rPr>
           <w:rFonts w:hint="eastAsia" w:ascii="Times New Roman" w:hAnsi="Times New Roman"/>
@@ -17877,15 +17718,15 @@
           <w:lang w:eastAsia="zh-CN"/>
         </w:rPr>
       </w:pPr>
-      <w:bookmarkStart w:id="66" w:name="_Toc4339"/>
-      <w:bookmarkStart w:id="67" w:name="_Toc25737"/>
-      <w:bookmarkStart w:id="68" w:name="_Toc8813"/>
-      <w:bookmarkStart w:id="69" w:name="_Toc25675"/>
+      <w:bookmarkStart w:id="66" w:name="_Toc8813"/>
+      <w:bookmarkStart w:id="67" w:name="_Toc17410"/>
+      <w:bookmarkStart w:id="68" w:name="_Toc4339"/>
+      <w:bookmarkStart w:id="69" w:name="_Toc25737"/>
       <w:bookmarkStart w:id="70" w:name="_Toc7551_WPSOffice_Level2"/>
       <w:bookmarkStart w:id="71" w:name="_Toc626"/>
-      <w:bookmarkStart w:id="72" w:name="_Toc17410"/>
-      <w:bookmarkStart w:id="73" w:name="_Toc1549"/>
-      <w:bookmarkStart w:id="74" w:name="_Toc6221_WPSOffice_Level2"/>
+      <w:bookmarkStart w:id="72" w:name="_Toc6221_WPSOffice_Level2"/>
+      <w:bookmarkStart w:id="73" w:name="_Toc25675"/>
+      <w:bookmarkStart w:id="74" w:name="_Toc1549"/>
       <w:r>
         <w:rPr>
           <w:rFonts w:hint="eastAsia" w:ascii="Times New Roman" w:hAnsi="Times New Roman"/>
@@ -19313,11 +19154,11 @@
       <w:bookmarkStart w:id="75" w:name="_Toc19559"/>
       <w:bookmarkStart w:id="76" w:name="_Toc5598"/>
       <w:bookmarkStart w:id="77" w:name="_Toc23846_WPSOffice_Level1"/>
-      <w:bookmarkStart w:id="78" w:name="_Toc14450"/>
-      <w:bookmarkStart w:id="79" w:name="_Toc23903"/>
-      <w:bookmarkStart w:id="80" w:name="_Toc25727"/>
-      <w:bookmarkStart w:id="81" w:name="_Toc32661"/>
-      <w:bookmarkStart w:id="82" w:name="_Toc32443_WPSOffice_Level1"/>
+      <w:bookmarkStart w:id="78" w:name="_Toc23903"/>
+      <w:bookmarkStart w:id="79" w:name="_Toc25727"/>
+      <w:bookmarkStart w:id="80" w:name="_Toc32443_WPSOffice_Level1"/>
+      <w:bookmarkStart w:id="81" w:name="_Toc14450"/>
+      <w:bookmarkStart w:id="82" w:name="_Toc32661"/>
       <w:bookmarkStart w:id="83" w:name="_Toc4331_WPSOffice_Level1"/>
       <w:bookmarkStart w:id="84" w:name="_Toc28194"/>
       <w:r>
@@ -19401,11 +19242,11 @@
         </w:rPr>
       </w:pPr>
       <w:bookmarkStart w:id="86" w:name="_Toc6883"/>
-      <w:bookmarkStart w:id="87" w:name="_Toc32302"/>
-      <w:bookmarkStart w:id="88" w:name="_Toc4331_WPSOffice_Level2"/>
-      <w:bookmarkStart w:id="89" w:name="_Toc32443_WPSOffice_Level2"/>
-      <w:bookmarkStart w:id="90" w:name="_Toc23606"/>
-      <w:bookmarkStart w:id="91" w:name="_Toc29195"/>
+      <w:bookmarkStart w:id="87" w:name="_Toc4331_WPSOffice_Level2"/>
+      <w:bookmarkStart w:id="88" w:name="_Toc32443_WPSOffice_Level2"/>
+      <w:bookmarkStart w:id="89" w:name="_Toc32302"/>
+      <w:bookmarkStart w:id="90" w:name="_Toc29195"/>
+      <w:bookmarkStart w:id="91" w:name="_Toc23606"/>
       <w:r>
         <w:rPr>
           <w:rFonts w:hint="eastAsia" w:ascii="Times New Roman" w:hAnsi="Times New Roman"/>
@@ -27827,8 +27668,8 @@
           <w:lang w:eastAsia="zh-CN"/>
         </w:rPr>
       </w:pPr>
-      <w:bookmarkStart w:id="92" w:name="_Toc32468"/>
-      <w:bookmarkStart w:id="93" w:name="_Toc20694"/>
+      <w:bookmarkStart w:id="92" w:name="_Toc20694"/>
+      <w:bookmarkStart w:id="93" w:name="_Toc32468"/>
       <w:bookmarkStart w:id="94" w:name="_Toc6784"/>
       <w:bookmarkStart w:id="95" w:name="_Toc29383"/>
       <w:bookmarkStart w:id="96" w:name="_Toc24260"/>
@@ -27859,9 +27700,9 @@
           <w:lang w:eastAsia="zh-CN"/>
         </w:rPr>
       </w:pPr>
-      <w:bookmarkStart w:id="97" w:name="_Toc107825560"/>
+      <w:bookmarkStart w:id="97" w:name="_Toc12977"/>
       <w:bookmarkStart w:id="98" w:name="_Toc14132"/>
-      <w:bookmarkStart w:id="99" w:name="_Toc12977"/>
+      <w:bookmarkStart w:id="99" w:name="_Toc107825560"/>
       <w:r>
         <w:rPr>
           <w:rFonts w:hint="eastAsia" w:ascii="Times New Roman" w:hAnsi="Times New Roman" w:eastAsia="微软雅黑" w:cs="Times New Roman"/>
@@ -28869,18 +28710,18 @@
           <w:lang w:eastAsia="zh-CN"/>
         </w:rPr>
       </w:pPr>
-      <w:bookmarkStart w:id="100" w:name="_Toc11923"/>
-      <w:bookmarkStart w:id="101" w:name="_Toc1908"/>
-      <w:bookmarkStart w:id="102" w:name="_Toc1105"/>
-      <w:bookmarkStart w:id="103" w:name="_Toc12505"/>
-      <w:bookmarkStart w:id="104" w:name="_Toc21764_WPSOffice_Level1"/>
-      <w:bookmarkStart w:id="105" w:name="_Toc28240"/>
-      <w:bookmarkStart w:id="106" w:name="_Toc13196_WPSOffice_Level1"/>
-      <w:bookmarkStart w:id="107" w:name="_Toc16594"/>
-      <w:bookmarkStart w:id="108" w:name="_Toc1707_WPSOffice_Level1"/>
-      <w:bookmarkStart w:id="109" w:name="_Toc27302"/>
-      <w:bookmarkStart w:id="110" w:name="_Toc18680"/>
-      <w:bookmarkStart w:id="111" w:name="_Toc2409"/>
+      <w:bookmarkStart w:id="100" w:name="_Toc1908"/>
+      <w:bookmarkStart w:id="101" w:name="_Toc1105"/>
+      <w:bookmarkStart w:id="102" w:name="_Toc11923"/>
+      <w:bookmarkStart w:id="103" w:name="_Toc27302"/>
+      <w:bookmarkStart w:id="104" w:name="_Toc1707_WPSOffice_Level1"/>
+      <w:bookmarkStart w:id="105" w:name="_Toc18680"/>
+      <w:bookmarkStart w:id="106" w:name="_Toc12505"/>
+      <w:bookmarkStart w:id="107" w:name="_Toc21764_WPSOffice_Level1"/>
+      <w:bookmarkStart w:id="108" w:name="_Toc13196_WPSOffice_Level1"/>
+      <w:bookmarkStart w:id="109" w:name="_Toc16594"/>
+      <w:bookmarkStart w:id="110" w:name="_Toc2409"/>
+      <w:bookmarkStart w:id="111" w:name="_Toc28240"/>
       <w:r>
         <w:rPr>
           <w:rFonts w:hint="eastAsia" w:ascii="Times New Roman" w:hAnsi="Times New Roman"/>
@@ -33379,10 +33220,10 @@
       </w:r>
     </w:p>
     <w:p>
-      <w:bookmarkStart w:id="120" w:name="_Toc1779"/>
-      <w:bookmarkStart w:id="121" w:name="_Toc11812"/>
-      <w:bookmarkStart w:id="122" w:name="_Toc4979"/>
-      <w:bookmarkStart w:id="123" w:name="_Toc11896_WPSOffice_Level1"/>
+      <w:bookmarkStart w:id="120" w:name="_Toc11812"/>
+      <w:bookmarkStart w:id="121" w:name="_Toc4979"/>
+      <w:bookmarkStart w:id="122" w:name="_Toc11896_WPSOffice_Level1"/>
+      <w:bookmarkStart w:id="123" w:name="_Toc1779"/>
       <w:bookmarkStart w:id="124" w:name="_Toc20303"/>
       <w:bookmarkStart w:id="125" w:name="_Toc11193_WPSOffice_Level1"/>
       <w:bookmarkStart w:id="126" w:name="_Toc28810_WPSOffice_Level1"/>
@@ -34069,14 +33910,14 @@
       </w:pPr>
       <w:bookmarkStart w:id="128" w:name="_Toc19099"/>
       <w:bookmarkStart w:id="129" w:name="_Toc6864"/>
-      <w:bookmarkStart w:id="130" w:name="_Toc8511"/>
-      <w:bookmarkStart w:id="131" w:name="_Toc16368_WPSOffice_Level1"/>
-      <w:bookmarkStart w:id="132" w:name="_Toc29730"/>
-      <w:bookmarkStart w:id="133" w:name="_Toc28537"/>
-      <w:bookmarkStart w:id="134" w:name="_Toc7549"/>
-      <w:bookmarkStart w:id="135" w:name="_Toc22484_WPSOffice_Level1"/>
-      <w:bookmarkStart w:id="136" w:name="_Toc28910_WPSOffice_Level1"/>
-      <w:bookmarkStart w:id="137" w:name="_Toc8182"/>
+      <w:bookmarkStart w:id="130" w:name="_Toc7549"/>
+      <w:bookmarkStart w:id="131" w:name="_Toc8511"/>
+      <w:bookmarkStart w:id="132" w:name="_Toc28910_WPSOffice_Level1"/>
+      <w:bookmarkStart w:id="133" w:name="_Toc8182"/>
+      <w:bookmarkStart w:id="134" w:name="_Toc22484_WPSOffice_Level1"/>
+      <w:bookmarkStart w:id="135" w:name="_Toc28537"/>
+      <w:bookmarkStart w:id="136" w:name="_Toc16368_WPSOffice_Level1"/>
+      <w:bookmarkStart w:id="137" w:name="_Toc29730"/>
       <w:r>
         <w:rPr>
           <w:rFonts w:hint="eastAsia" w:ascii="Times New Roman" w:hAnsi="Times New Roman"/>
@@ -34531,8 +34372,8 @@
         </w:rPr>
       </w:pPr>
       <w:bookmarkStart w:id="138" w:name="_Toc20170_WPSOffice_Level1"/>
-      <w:bookmarkStart w:id="139" w:name="_Toc26985_WPSOffice_Level1"/>
-      <w:bookmarkStart w:id="140" w:name="_Toc28454_WPSOffice_Level1"/>
+      <w:bookmarkStart w:id="139" w:name="_Toc28454_WPSOffice_Level1"/>
+      <w:bookmarkStart w:id="140" w:name="_Toc26985_WPSOffice_Level1"/>
       <w:r>
         <w:rPr>
           <w:lang w:eastAsia="zh-CN"/>
@@ -34807,16 +34648,16 @@
           <w:lang w:eastAsia="zh-CN"/>
         </w:rPr>
       </w:pPr>
-      <w:bookmarkStart w:id="144" w:name="_Toc1180"/>
-      <w:bookmarkStart w:id="145" w:name="_Toc4503"/>
+      <w:bookmarkStart w:id="144" w:name="_Toc11901"/>
+      <w:bookmarkStart w:id="145" w:name="_Toc1180"/>
       <w:bookmarkStart w:id="146" w:name="_Toc27809"/>
       <w:bookmarkStart w:id="147" w:name="_Toc15630"/>
-      <w:bookmarkStart w:id="148" w:name="_Toc11901"/>
-      <w:bookmarkStart w:id="149" w:name="_Toc17792_WPSOffice_Level2"/>
-      <w:bookmarkStart w:id="150" w:name="_Toc22162_WPSOffice_Level1"/>
-      <w:bookmarkStart w:id="151" w:name="_Toc22623"/>
-      <w:bookmarkStart w:id="152" w:name="_Toc13275"/>
-      <w:bookmarkStart w:id="153" w:name="_Toc19584_WPSOffice_Level1"/>
+      <w:bookmarkStart w:id="148" w:name="_Toc4503"/>
+      <w:bookmarkStart w:id="149" w:name="_Toc22162_WPSOffice_Level1"/>
+      <w:bookmarkStart w:id="150" w:name="_Toc13275"/>
+      <w:bookmarkStart w:id="151" w:name="_Toc17792_WPSOffice_Level2"/>
+      <w:bookmarkStart w:id="152" w:name="_Toc19584_WPSOffice_Level1"/>
+      <w:bookmarkStart w:id="153" w:name="_Toc22623"/>
       <w:bookmarkStart w:id="154" w:name="_Toc14611_WPSOffice_Level1"/>
       <w:r>
         <w:rPr>
@@ -37429,8 +37270,8 @@
           <w:lang w:eastAsia="zh-CN"/>
         </w:rPr>
         <w:sectPr>
-          <w:headerReference r:id="rId5" w:type="default"/>
-          <w:footerReference r:id="rId6" w:type="default"/>
+          <w:headerReference r:id="rId7" w:type="default"/>
+          <w:footerReference r:id="rId8" w:type="default"/>
           <w:pgSz w:w="11911" w:h="16838"/>
           <w:pgMar w:top="1037" w:right="1020" w:bottom="981" w:left="1020" w:header="720" w:footer="720" w:gutter="0"/>
           <w:pgBorders>
@@ -37460,33 +37301,44 @@
           <w:lang w:eastAsia="zh-CN"/>
         </w:rPr>
       </w:pPr>
-      <w:r>
-        <w:rPr>
-          <w:rFonts w:hint="eastAsia"/>
+      <w:bookmarkStart w:id="155" w:name="_GoBack"/>
+      <w:r>
+        <w:rPr>
+          <w:rFonts w:hint="eastAsia" w:ascii="Noto Sans S Chinese Regular" w:hAnsi="Noto Sans S Chinese Regular" w:eastAsia="Noto Sans S Chinese Regular" w:cs="Noto Sans S Chinese Regular"/>
+          <w:b/>
+          <w:bCs/>
+          <w:color w:val="AE607A"/>
+          <w:sz w:val="32"/>
+          <w:szCs w:val="32"/>
+          <w:lang w:val="en-US" w:eastAsia="zh-CN" w:bidi="zh-CN"/>
         </w:rPr>
         <w:drawing>
           <wp:anchor distT="0" distB="0" distL="114300" distR="114300" simplePos="0" relativeHeight="251662336" behindDoc="0" locked="0" layoutInCell="1" allowOverlap="1">
             <wp:simplePos x="0" y="0"/>
             <wp:positionH relativeFrom="column">
-              <wp:posOffset>-648970</wp:posOffset>
+              <wp:posOffset>-661035</wp:posOffset>
             </wp:positionH>
             <wp:positionV relativeFrom="paragraph">
-              <wp:posOffset>-658495</wp:posOffset>
+              <wp:posOffset>-654050</wp:posOffset>
             </wp:positionV>
-            <wp:extent cx="7597140" cy="10685780"/>
-            <wp:effectExtent l="0" t="0" r="7620" b="12700"/>
+            <wp:extent cx="7587615" cy="10727690"/>
+            <wp:effectExtent l="0" t="0" r="1905" b="1270"/>
             <wp:wrapNone/>
-            <wp:docPr id="8" name="图片 8" descr="lQLPDhsBUmJH1qPNBpTNBNqwkmtTe5WWYooB0ta-lgCnAA_1242_1684"/>
-            <wp:cNvGraphicFramePr/>
+            <wp:docPr id="3" name="图片 3" descr="333"/>
+            <wp:cNvGraphicFramePr>
+              <a:graphicFrameLocks xmlns:a="http://schemas.openxmlformats.org/drawingml/2006/main" noChangeAspect="1"/>
+            </wp:cNvGraphicFramePr>
             <a:graphic xmlns:a="http://schemas.openxmlformats.org/drawingml/2006/main">
               <a:graphicData uri="http://schemas.openxmlformats.org/drawingml/2006/picture">
                 <pic:pic xmlns:pic="http://schemas.openxmlformats.org/drawingml/2006/picture">
                   <pic:nvPicPr>
-                    <pic:cNvPr id="8" name="图片 8" descr="lQLPDhsBUmJH1qPNBpTNBNqwkmtTe5WWYooB0ta-lgCnAA_1242_1684"/>
-                    <pic:cNvPicPr/>
+                    <pic:cNvPr id="3" name="图片 3" descr="333"/>
+                    <pic:cNvPicPr>
+                      <a:picLocks noChangeAspect="1"/>
+                    </pic:cNvPicPr>
                   </pic:nvPicPr>
                   <pic:blipFill>
-                    <a:blip r:embed="rId14"/>
+                    <a:blip r:embed="rId15"/>
                     <a:stretch>
                       <a:fillRect/>
                     </a:stretch>
@@ -37494,7 +37346,7 @@
                   <pic:spPr>
                     <a:xfrm>
                       <a:off x="0" y="0"/>
-                      <a:ext cx="7597140" cy="10685780"/>
+                      <a:ext cx="7587615" cy="10727690"/>
                     </a:xfrm>
                     <a:prstGeom prst="rect">
                       <a:avLst/>
@@ -37506,6 +37358,7 @@
           </wp:anchor>
         </w:drawing>
       </w:r>
+      <w:bookmarkEnd w:id="155"/>
     </w:p>
     <w:p>
       <w:pPr>
@@ -37522,7 +37375,7 @@
       </w:pPr>
     </w:p>
     <w:sectPr>
-      <w:footerReference r:id="rId7" w:type="default"/>
+      <w:footerReference r:id="rId9" w:type="default"/>
       <w:pgSz w:w="11911" w:h="16838"/>
       <w:pgMar w:top="1037" w:right="1020" w:bottom="981" w:left="1020" w:header="720" w:footer="720" w:gutter="0"/>
       <w:pgBorders>
@@ -37551,6 +37404,16 @@
 </file>
 
 <file path=word/footer2.xml><?xml version="1.0" encoding="utf-8"?>
+<w:ftr xmlns:wpc="http://schemas.microsoft.com/office/word/2010/wordprocessingCanvas" xmlns:mc="http://schemas.openxmlformats.org/markup-compatibility/2006" xmlns:o="urn:schemas-microsoft-com:office:office" xmlns:r="http://schemas.openxmlformats.org/officeDocument/2006/relationships" xmlns:m="http://schemas.openxmlformats.org/officeDocument/2006/math" xmlns:v="urn:schemas-microsoft-com:vml" xmlns:wp14="http://schemas.microsoft.com/office/word/2010/wordprocessingDrawing" xmlns:wp="http://schemas.openxmlformats.org/drawingml/2006/wordprocessingDrawing" xmlns:w10="urn:schemas-microsoft-com:office:word" xmlns:w="http://schemas.openxmlformats.org/wordprocessingml/2006/main" xmlns:w14="http://schemas.microsoft.com/office/word/2010/wordml" xmlns:w15="http://schemas.microsoft.com/office/word/2012/wordml" xmlns:wpg="http://schemas.microsoft.com/office/word/2010/wordprocessingGroup" xmlns:wpi="http://schemas.microsoft.com/office/word/2010/wordprocessingInk" xmlns:wne="http://schemas.microsoft.com/office/word/2006/wordml" xmlns:wps="http://schemas.microsoft.com/office/word/2010/wordprocessingShape" xmlns:wpsCustomData="http://www.wps.cn/officeDocument/2013/wpsCustomData" mc:Ignorable="w14 w15 wp14">
+  <w:p>
+    <w:pPr>
+      <w:pStyle w:val="11"/>
+    </w:pPr>
+  </w:p>
+</w:ftr>
+</file>
+
+<file path=word/footer3.xml><?xml version="1.0" encoding="utf-8"?>
 <w:ftr xmlns:wpc="http://schemas.microsoft.com/office/word/2010/wordprocessingCanvas" xmlns:mc="http://schemas.openxmlformats.org/markup-compatibility/2006" xmlns:o="urn:schemas-microsoft-com:office:office" xmlns:r="http://schemas.openxmlformats.org/officeDocument/2006/relationships" xmlns:m="http://schemas.openxmlformats.org/officeDocument/2006/math" xmlns:v="urn:schemas-microsoft-com:vml" xmlns:wp14="http://schemas.microsoft.com/office/word/2010/wordprocessingDrawing" xmlns:wp="http://schemas.openxmlformats.org/drawingml/2006/wordprocessingDrawing" xmlns:w10="urn:schemas-microsoft-com:office:word" xmlns:w="http://schemas.openxmlformats.org/wordprocessingml/2006/main" xmlns:w14="http://schemas.microsoft.com/office/word/2010/wordml" xmlns:w15="http://schemas.microsoft.com/office/word/2012/wordml" xmlns:wpg="http://schemas.microsoft.com/office/word/2010/wordprocessingGroup" xmlns:wpi="http://schemas.microsoft.com/office/word/2010/wordprocessingInk" xmlns:wne="http://schemas.microsoft.com/office/word/2006/wordml" xmlns:wps="http://schemas.microsoft.com/office/word/2010/wordprocessingShape" xmlns:wpsCustomData="http://www.wps.cn/officeDocument/2013/wpsCustomData" mc:Ignorable="w14 w15 wp14">
   <w:tbl>
     <w:tblPr>
@@ -37908,7 +37771,7 @@
 </w:ftr>
 </file>
 
-<file path=word/footer3.xml><?xml version="1.0" encoding="utf-8"?>
+<file path=word/footer4.xml><?xml version="1.0" encoding="utf-8"?>
 <w:ftr xmlns:wpc="http://schemas.microsoft.com/office/word/2010/wordprocessingCanvas" xmlns:mc="http://schemas.openxmlformats.org/markup-compatibility/2006" xmlns:o="urn:schemas-microsoft-com:office:office" xmlns:r="http://schemas.openxmlformats.org/officeDocument/2006/relationships" xmlns:m="http://schemas.openxmlformats.org/officeDocument/2006/math" xmlns:v="urn:schemas-microsoft-com:vml" xmlns:wp14="http://schemas.microsoft.com/office/word/2010/wordprocessingDrawing" xmlns:wp="http://schemas.openxmlformats.org/drawingml/2006/wordprocessingDrawing" xmlns:w10="urn:schemas-microsoft-com:office:word" xmlns:w="http://schemas.openxmlformats.org/wordprocessingml/2006/main" xmlns:w14="http://schemas.microsoft.com/office/word/2010/wordml" xmlns:w15="http://schemas.microsoft.com/office/word/2012/wordml" xmlns:wpg="http://schemas.microsoft.com/office/word/2010/wordprocessingGroup" xmlns:wpi="http://schemas.microsoft.com/office/word/2010/wordprocessingInk" xmlns:wne="http://schemas.microsoft.com/office/word/2006/wordml" xmlns:wps="http://schemas.microsoft.com/office/word/2010/wordprocessingShape" xmlns:wpsCustomData="http://www.wps.cn/officeDocument/2013/wpsCustomData" mc:Ignorable="w14 w15 wp14">
   <w:p>
     <w:pPr>
@@ -37923,6 +37786,16 @@
   <w:p>
     <w:pPr>
       <w:pStyle w:val="12"/>
+    </w:pPr>
+  </w:p>
+</w:hdr>
+</file>
+
+<file path=word/header2.xml><?xml version="1.0" encoding="utf-8"?>
+<w:hdr xmlns:wpc="http://schemas.microsoft.com/office/word/2010/wordprocessingCanvas" xmlns:mc="http://schemas.openxmlformats.org/markup-compatibility/2006" xmlns:o="urn:schemas-microsoft-com:office:office" xmlns:r="http://schemas.openxmlformats.org/officeDocument/2006/relationships" xmlns:m="http://schemas.openxmlformats.org/officeDocument/2006/math" xmlns:v="urn:schemas-microsoft-com:vml" xmlns:wp14="http://schemas.microsoft.com/office/word/2010/wordprocessingDrawing" xmlns:wp="http://schemas.openxmlformats.org/drawingml/2006/wordprocessingDrawing" xmlns:w10="urn:schemas-microsoft-com:office:word" xmlns:w="http://schemas.openxmlformats.org/wordprocessingml/2006/main" xmlns:w14="http://schemas.microsoft.com/office/word/2010/wordml" xmlns:w15="http://schemas.microsoft.com/office/word/2012/wordml" xmlns:wpg="http://schemas.microsoft.com/office/word/2010/wordprocessingGroup" xmlns:wpi="http://schemas.microsoft.com/office/word/2010/wordprocessingInk" xmlns:wne="http://schemas.microsoft.com/office/word/2006/wordml" xmlns:wps="http://schemas.microsoft.com/office/word/2010/wordprocessingShape" xmlns:wpsCustomData="http://www.wps.cn/officeDocument/2013/wpsCustomData" mc:Ignorable="w14 w15 wp14">
+  <w:p>
+    <w:pPr>
+      <w:pStyle w:val="12"/>
       <w:jc w:val="right"/>
       <w:rPr>
         <w:lang w:eastAsia="zh-CN"/>
@@ -37932,7 +37805,7 @@
 </w:hdr>
 </file>
 
-<file path=word/header2.xml><?xml version="1.0" encoding="utf-8"?>
+<file path=word/header3.xml><?xml version="1.0" encoding="utf-8"?>
 <w:hdr xmlns:wpc="http://schemas.microsoft.com/office/word/2010/wordprocessingCanvas" xmlns:mc="http://schemas.openxmlformats.org/markup-compatibility/2006" xmlns:o="urn:schemas-microsoft-com:office:office" xmlns:r="http://schemas.openxmlformats.org/officeDocument/2006/relationships" xmlns:m="http://schemas.openxmlformats.org/officeDocument/2006/math" xmlns:v="urn:schemas-microsoft-com:vml" xmlns:wp14="http://schemas.microsoft.com/office/word/2010/wordprocessingDrawing" xmlns:wp="http://schemas.openxmlformats.org/drawingml/2006/wordprocessingDrawing" xmlns:w10="urn:schemas-microsoft-com:office:word" xmlns:w="http://schemas.openxmlformats.org/wordprocessingml/2006/main" xmlns:w14="http://schemas.microsoft.com/office/word/2010/wordml" xmlns:w15="http://schemas.microsoft.com/office/word/2012/wordml" xmlns:wpg="http://schemas.microsoft.com/office/word/2010/wordprocessingGroup" xmlns:wpi="http://schemas.microsoft.com/office/word/2010/wordprocessingInk" xmlns:wne="http://schemas.microsoft.com/office/word/2006/wordml" xmlns:wps="http://schemas.microsoft.com/office/word/2010/wordprocessingShape" xmlns:wpsCustomData="http://www.wps.cn/officeDocument/2013/wpsCustomData" mc:Ignorable="w14 w15 wp14">
   <w:p>
     <w:pPr>
